--- a/public/template/alih-status/persetujuan-bupati.docx
+++ b/public/template/alih-status/persetujuan-bupati.docx
@@ -2351,7 +2351,7 @@
           <w:tab w:val="center" w:pos="2160"/>
           <w:tab w:val="center" w:pos="7380"/>
         </w:tabs>
-        <w:spacing w:after="360" w:line="276" w:lineRule="auto"/>
+        <w:spacing w:after="360"/>
         <w:ind w:hanging="2"/>
         <w:jc w:val="right"/>
         <w:rPr>
@@ -2363,13 +2363,53 @@
           <w:rFonts w:ascii="Arial" w:eastAsia="Arial" w:hAnsi="Arial" w:cs="Arial"/>
         </w:rPr>
         <w:lastRenderedPageBreak/>
-        <w:t>LAMPIRAN PERSETUJUAN BUPATI</w:t>
+        <w:t xml:space="preserve">LAMPIRAN </w:t>
+      </w:r>
+      <w:r>
+        <w:rPr>
+          <w:rFonts w:ascii="Arial" w:eastAsia="Arial" w:hAnsi="Arial" w:cs="Arial"/>
+        </w:rPr>
+        <w:t>PERSETUJUAN BUPATI</w:t>
+      </w:r>
+      <w:r>
+        <w:rPr>
+          <w:rFonts w:ascii="Arial" w:eastAsia="Arial" w:hAnsi="Arial" w:cs="Arial"/>
+        </w:rPr>
+        <w:t xml:space="preserve"> NOMOR </w:t>
+      </w:r>
+      <w:r>
+        <w:rPr>
+          <w:rFonts w:ascii="Arial" w:eastAsia="Arial" w:hAnsi="Arial" w:cs="Arial"/>
+          <w:highlight w:val="yellow"/>
+        </w:rPr>
+        <w:t>{</w:t>
+      </w:r>
+      <w:proofErr w:type="spellStart"/>
+      <w:r>
+        <w:rPr>
+          <w:rFonts w:ascii="Arial" w:eastAsia="Arial" w:hAnsi="Arial" w:cs="Arial"/>
+          <w:highlight w:val="yellow"/>
+        </w:rPr>
+        <w:t>nodin</w:t>
+      </w:r>
+      <w:r>
+        <w:rPr>
+          <w:rFonts w:ascii="Arial" w:eastAsia="Arial" w:hAnsi="Arial" w:cs="Arial"/>
+          <w:highlight w:val="yellow"/>
+        </w:rPr>
+        <w:t>-nomor</w:t>
+      </w:r>
+      <w:proofErr w:type="spellEnd"/>
+      <w:r>
+        <w:rPr>
+          <w:rFonts w:ascii="Arial" w:eastAsia="Arial" w:hAnsi="Arial" w:cs="Arial"/>
+          <w:highlight w:val="yellow"/>
+        </w:rPr>
+        <w:t>}</w:t>
       </w:r>
     </w:p>
     <w:p>
       <w:pPr>
-        <w:spacing w:line="276" w:lineRule="auto"/>
-        <w:ind w:firstLine="0"/>
         <w:jc w:val="center"/>
         <w:rPr>
           <w:rFonts w:ascii="Arial" w:eastAsia="Arial" w:hAnsi="Arial" w:cs="Arial"/>
@@ -2380,7 +2420,7 @@
         <w:rPr>
           <w:rFonts w:ascii="Arial" w:eastAsia="Arial" w:hAnsi="Arial" w:cs="Arial"/>
         </w:rPr>
-        <w:t xml:space="preserve">DAFTAR BARANG MILIK DAERAH YANG AKAN DIALIH STATUS DARI </w:t>
+        <w:t xml:space="preserve">BARANG MILIK DAERAH YANG AKAN DIALIH STATUS DARI </w:t>
       </w:r>
       <w:r>
         <w:rPr>
@@ -2395,71 +2435,153 @@
           <w:rFonts w:ascii="Arial" w:eastAsia="Arial" w:hAnsi="Arial" w:cs="Arial"/>
           <w:highlight w:val="yellow"/>
         </w:rPr>
-        <w:t>perangkat-daerah</w:t>
-      </w:r>
+        <w:t>perangkat</w:t>
+      </w:r>
+      <w:proofErr w:type="spellEnd"/>
       <w:r>
         <w:rPr>
           <w:rFonts w:ascii="Arial" w:eastAsia="Arial" w:hAnsi="Arial" w:cs="Arial"/>
           <w:highlight w:val="yellow"/>
         </w:rPr>
-        <w:t>-asal</w:t>
-      </w:r>
-      <w:proofErr w:type="spellEnd"/>
+        <w:t>-</w:t>
+      </w:r>
+      <w:proofErr w:type="spellStart"/>
       <w:r>
         <w:rPr>
           <w:rFonts w:ascii="Arial" w:eastAsia="Arial" w:hAnsi="Arial" w:cs="Arial"/>
           <w:highlight w:val="yellow"/>
         </w:rPr>
-        <w:t>}</w:t>
-      </w:r>
-    </w:p>
-    <w:p>
-      <w:pPr>
-        <w:spacing w:line="276" w:lineRule="auto"/>
-        <w:ind w:firstLine="0"/>
+        <w:t>daerah</w:t>
+      </w:r>
+      <w:proofErr w:type="spellEnd"/>
+      <w:r>
         <w:rPr>
           <w:rFonts w:ascii="Arial" w:eastAsia="Arial" w:hAnsi="Arial" w:cs="Arial"/>
           <w:highlight w:val="yellow"/>
         </w:rPr>
-      </w:pPr>
+        <w:t>-</w:t>
+      </w:r>
+      <w:proofErr w:type="spellStart"/>
+      <w:r>
+        <w:rPr>
+          <w:rFonts w:ascii="Arial" w:eastAsia="Arial" w:hAnsi="Arial" w:cs="Arial"/>
+          <w:highlight w:val="yellow"/>
+        </w:rPr>
+        <w:t>asal</w:t>
+      </w:r>
+      <w:proofErr w:type="spellEnd"/>
+      <w:r>
+        <w:rPr>
+          <w:rFonts w:ascii="Arial" w:eastAsia="Arial" w:hAnsi="Arial" w:cs="Arial"/>
+          <w:highlight w:val="yellow"/>
+        </w:rPr>
+        <w:t>-c}</w:t>
+      </w:r>
+      <w:r>
+        <w:rPr>
+          <w:rFonts w:ascii="Arial" w:eastAsia="Arial" w:hAnsi="Arial" w:cs="Arial"/>
+        </w:rPr>
+        <w:br/>
+        <w:t xml:space="preserve">KEPADA </w:t>
+      </w:r>
+      <w:r>
+        <w:rPr>
+          <w:rFonts w:ascii="Arial" w:eastAsia="Arial" w:hAnsi="Arial" w:cs="Arial"/>
+          <w:highlight w:val="yellow"/>
+        </w:rPr>
+        <w:t>{</w:t>
+      </w:r>
+      <w:proofErr w:type="spellStart"/>
+      <w:r>
+        <w:rPr>
+          <w:rFonts w:ascii="Arial" w:eastAsia="Arial" w:hAnsi="Arial" w:cs="Arial"/>
+          <w:highlight w:val="yellow"/>
+        </w:rPr>
+        <w:t>perangkat</w:t>
+      </w:r>
+      <w:proofErr w:type="spellEnd"/>
+      <w:r>
+        <w:rPr>
+          <w:rFonts w:ascii="Arial" w:eastAsia="Arial" w:hAnsi="Arial" w:cs="Arial"/>
+          <w:highlight w:val="yellow"/>
+        </w:rPr>
+        <w:t>-</w:t>
+      </w:r>
+      <w:proofErr w:type="spellStart"/>
+      <w:r>
+        <w:rPr>
+          <w:rFonts w:ascii="Arial" w:eastAsia="Arial" w:hAnsi="Arial" w:cs="Arial"/>
+          <w:highlight w:val="yellow"/>
+        </w:rPr>
+        <w:t>daerah</w:t>
+      </w:r>
+      <w:proofErr w:type="spellEnd"/>
+      <w:r>
+        <w:rPr>
+          <w:rFonts w:ascii="Arial" w:eastAsia="Arial" w:hAnsi="Arial" w:cs="Arial"/>
+          <w:highlight w:val="yellow"/>
+        </w:rPr>
+        <w:t>-</w:t>
+      </w:r>
+      <w:proofErr w:type="spellStart"/>
+      <w:r>
+        <w:rPr>
+          <w:rFonts w:ascii="Arial" w:eastAsia="Arial" w:hAnsi="Arial" w:cs="Arial"/>
+          <w:highlight w:val="yellow"/>
+        </w:rPr>
+        <w:t>tujuan</w:t>
+      </w:r>
+      <w:proofErr w:type="spellEnd"/>
+      <w:r>
+        <w:rPr>
+          <w:rFonts w:ascii="Arial" w:eastAsia="Arial" w:hAnsi="Arial" w:cs="Arial"/>
+          <w:highlight w:val="yellow"/>
+        </w:rPr>
+        <w:t>-c}</w:t>
+      </w:r>
     </w:p>
     <w:tbl>
       <w:tblPr>
-        <w:tblStyle w:val="a2"/>
-        <w:tblW w:w="5000" w:type="pct"/>
+        <w:tblW w:w="16441" w:type="dxa"/>
         <w:jc w:val="center"/>
-        <w:tblInd w:w="0" w:type="dxa"/>
         <w:tblBorders>
-          <w:top w:val="single" w:sz="8" w:space="0" w:color="000000"/>
-          <w:left w:val="single" w:sz="8" w:space="0" w:color="000000"/>
-          <w:bottom w:val="single" w:sz="8" w:space="0" w:color="000000"/>
-          <w:right w:val="single" w:sz="8" w:space="0" w:color="000000"/>
-          <w:insideH w:val="single" w:sz="8" w:space="0" w:color="000000"/>
-          <w:insideV w:val="single" w:sz="8" w:space="0" w:color="000000"/>
+          <w:top w:val="single" w:sz="2" w:space="0" w:color="auto"/>
+          <w:left w:val="single" w:sz="2" w:space="0" w:color="auto"/>
+          <w:bottom w:val="single" w:sz="2" w:space="0" w:color="auto"/>
+          <w:right w:val="single" w:sz="2" w:space="0" w:color="auto"/>
+          <w:insideH w:val="single" w:sz="2" w:space="0" w:color="auto"/>
+          <w:insideV w:val="single" w:sz="2" w:space="0" w:color="auto"/>
         </w:tblBorders>
         <w:tblLayout w:type="fixed"/>
+        <w:tblCellMar>
+          <w:top w:w="57" w:type="dxa"/>
+          <w:left w:w="57" w:type="dxa"/>
+          <w:bottom w:w="57" w:type="dxa"/>
+          <w:right w:w="57" w:type="dxa"/>
+        </w:tblCellMar>
         <w:tblLook w:val="0600" w:firstRow="0" w:lastRow="0" w:firstColumn="0" w:lastColumn="0" w:noHBand="1" w:noVBand="1"/>
       </w:tblPr>
       <w:tblGrid>
-        <w:gridCol w:w="417"/>
-        <w:gridCol w:w="740"/>
-        <w:gridCol w:w="740"/>
-        <w:gridCol w:w="741"/>
-        <w:gridCol w:w="741"/>
-        <w:gridCol w:w="741"/>
-        <w:gridCol w:w="741"/>
-        <w:gridCol w:w="741"/>
-        <w:gridCol w:w="741"/>
-        <w:gridCol w:w="741"/>
-        <w:gridCol w:w="1099"/>
-        <w:gridCol w:w="587"/>
-        <w:gridCol w:w="540"/>
-        <w:gridCol w:w="571"/>
-        <w:gridCol w:w="1030"/>
-        <w:gridCol w:w="1165"/>
-        <w:gridCol w:w="1102"/>
-        <w:gridCol w:w="1278"/>
-        <w:gridCol w:w="1240"/>
+        <w:gridCol w:w="282"/>
+        <w:gridCol w:w="680"/>
+        <w:gridCol w:w="567"/>
+        <w:gridCol w:w="1134"/>
+        <w:gridCol w:w="1134"/>
+        <w:gridCol w:w="737"/>
+        <w:gridCol w:w="737"/>
+        <w:gridCol w:w="737"/>
+        <w:gridCol w:w="737"/>
+        <w:gridCol w:w="737"/>
+        <w:gridCol w:w="567"/>
+        <w:gridCol w:w="850"/>
+        <w:gridCol w:w="737"/>
+        <w:gridCol w:w="567"/>
+        <w:gridCol w:w="568"/>
+        <w:gridCol w:w="1134"/>
+        <w:gridCol w:w="1134"/>
+        <w:gridCol w:w="1134"/>
+        <w:gridCol w:w="1134"/>
+        <w:gridCol w:w="1134"/>
       </w:tblGrid>
       <w:tr>
         <w:trPr>
@@ -2468,21 +2590,21 @@
         </w:trPr>
         <w:tc>
           <w:tcPr>
-            <w:tcW w:w="133" w:type="pct"/>
+            <w:tcW w:w="283" w:type="dxa"/>
             <w:tcMar>
               <w:top w:w="100" w:type="dxa"/>
               <w:left w:w="100" w:type="dxa"/>
               <w:bottom w:w="100" w:type="dxa"/>
               <w:right w:w="100" w:type="dxa"/>
             </w:tcMar>
+            <w:vAlign w:val="center"/>
           </w:tcPr>
           <w:p>
             <w:pPr>
               <w:widowControl w:val="0"/>
-              <w:ind w:firstLine="0"/>
               <w:jc w:val="center"/>
               <w:rPr>
-                <w:rFonts w:ascii="Arial" w:eastAsia="Arial" w:hAnsi="Arial" w:cs="Arial"/>
+                <w:rFonts w:ascii="Arial" w:hAnsi="Arial" w:cs="Arial"/>
                 <w:b/>
                 <w:bCs/>
                 <w:sz w:val="12"/>
@@ -2491,7 +2613,7 @@
             </w:pPr>
             <w:r>
               <w:rPr>
-                <w:rFonts w:ascii="Arial" w:eastAsia="Arial" w:hAnsi="Arial" w:cs="Arial"/>
+                <w:rFonts w:ascii="Arial" w:hAnsi="Arial" w:cs="Arial"/>
                 <w:b/>
                 <w:bCs/>
                 <w:sz w:val="12"/>
@@ -2503,21 +2625,50 @@
         </w:tc>
         <w:tc>
           <w:tcPr>
-            <w:tcW w:w="236" w:type="pct"/>
+            <w:tcW w:w="680" w:type="dxa"/>
+            <w:vAlign w:val="center"/>
+          </w:tcPr>
+          <w:p>
+            <w:pPr>
+              <w:widowControl w:val="0"/>
+              <w:jc w:val="center"/>
+              <w:rPr>
+                <w:rFonts w:ascii="Arial" w:hAnsi="Arial" w:cs="Arial"/>
+                <w:b/>
+                <w:bCs/>
+                <w:sz w:val="12"/>
+                <w:szCs w:val="12"/>
+              </w:rPr>
+            </w:pPr>
+            <w:r>
+              <w:rPr>
+                <w:rFonts w:ascii="Arial" w:hAnsi="Arial" w:cs="Arial"/>
+                <w:b/>
+                <w:bCs/>
+                <w:sz w:val="12"/>
+                <w:szCs w:val="12"/>
+              </w:rPr>
+              <w:t>JENIS BARANG</w:t>
+            </w:r>
+          </w:p>
+        </w:tc>
+        <w:tc>
+          <w:tcPr>
+            <w:tcW w:w="567" w:type="dxa"/>
             <w:tcMar>
               <w:top w:w="100" w:type="dxa"/>
               <w:left w:w="100" w:type="dxa"/>
               <w:bottom w:w="100" w:type="dxa"/>
               <w:right w:w="100" w:type="dxa"/>
             </w:tcMar>
+            <w:vAlign w:val="center"/>
           </w:tcPr>
           <w:p>
             <w:pPr>
               <w:widowControl w:val="0"/>
-              <w:ind w:firstLine="0"/>
               <w:jc w:val="center"/>
               <w:rPr>
-                <w:rFonts w:ascii="Arial" w:eastAsia="Arial" w:hAnsi="Arial" w:cs="Arial"/>
+                <w:rFonts w:ascii="Arial" w:hAnsi="Arial" w:cs="Arial"/>
                 <w:b/>
                 <w:bCs/>
                 <w:sz w:val="12"/>
@@ -2526,7 +2677,7 @@
             </w:pPr>
             <w:r>
               <w:rPr>
-                <w:rFonts w:ascii="Arial" w:eastAsia="Arial" w:hAnsi="Arial" w:cs="Arial"/>
+                <w:rFonts w:ascii="Arial" w:hAnsi="Arial" w:cs="Arial"/>
                 <w:b/>
                 <w:bCs/>
                 <w:sz w:val="12"/>
@@ -2538,21 +2689,21 @@
         </w:tc>
         <w:tc>
           <w:tcPr>
-            <w:tcW w:w="236" w:type="pct"/>
+            <w:tcW w:w="1134" w:type="dxa"/>
             <w:tcMar>
               <w:top w:w="100" w:type="dxa"/>
               <w:left w:w="100" w:type="dxa"/>
               <w:bottom w:w="100" w:type="dxa"/>
               <w:right w:w="100" w:type="dxa"/>
             </w:tcMar>
+            <w:vAlign w:val="center"/>
           </w:tcPr>
           <w:p>
             <w:pPr>
               <w:widowControl w:val="0"/>
-              <w:ind w:firstLine="0"/>
               <w:jc w:val="center"/>
               <w:rPr>
-                <w:rFonts w:ascii="Arial" w:eastAsia="Arial" w:hAnsi="Arial" w:cs="Arial"/>
+                <w:rFonts w:ascii="Arial" w:hAnsi="Arial" w:cs="Arial"/>
                 <w:b/>
                 <w:bCs/>
                 <w:sz w:val="12"/>
@@ -2561,7 +2712,7 @@
             </w:pPr>
             <w:r>
               <w:rPr>
-                <w:rFonts w:ascii="Arial" w:eastAsia="Arial" w:hAnsi="Arial" w:cs="Arial"/>
+                <w:rFonts w:ascii="Arial" w:hAnsi="Arial" w:cs="Arial"/>
                 <w:b/>
                 <w:bCs/>
                 <w:sz w:val="12"/>
@@ -2573,21 +2724,21 @@
         </w:tc>
         <w:tc>
           <w:tcPr>
-            <w:tcW w:w="236" w:type="pct"/>
+            <w:tcW w:w="1134" w:type="dxa"/>
             <w:tcMar>
               <w:top w:w="100" w:type="dxa"/>
               <w:left w:w="100" w:type="dxa"/>
               <w:bottom w:w="100" w:type="dxa"/>
               <w:right w:w="100" w:type="dxa"/>
             </w:tcMar>
+            <w:vAlign w:val="center"/>
           </w:tcPr>
           <w:p>
             <w:pPr>
               <w:widowControl w:val="0"/>
-              <w:ind w:firstLine="0"/>
               <w:jc w:val="center"/>
               <w:rPr>
-                <w:rFonts w:ascii="Arial" w:eastAsia="Arial" w:hAnsi="Arial" w:cs="Arial"/>
+                <w:rFonts w:ascii="Arial" w:hAnsi="Arial" w:cs="Arial"/>
                 <w:b/>
                 <w:bCs/>
                 <w:sz w:val="12"/>
@@ -2596,7 +2747,7 @@
             </w:pPr>
             <w:r>
               <w:rPr>
-                <w:rFonts w:ascii="Arial" w:eastAsia="Arial" w:hAnsi="Arial" w:cs="Arial"/>
+                <w:rFonts w:ascii="Arial" w:hAnsi="Arial" w:cs="Arial"/>
                 <w:b/>
                 <w:bCs/>
                 <w:sz w:val="12"/>
@@ -2608,21 +2759,21 @@
         </w:tc>
         <w:tc>
           <w:tcPr>
-            <w:tcW w:w="236" w:type="pct"/>
+            <w:tcW w:w="737" w:type="dxa"/>
             <w:tcMar>
               <w:top w:w="100" w:type="dxa"/>
               <w:left w:w="100" w:type="dxa"/>
               <w:bottom w:w="100" w:type="dxa"/>
               <w:right w:w="100" w:type="dxa"/>
             </w:tcMar>
+            <w:vAlign w:val="center"/>
           </w:tcPr>
           <w:p>
             <w:pPr>
               <w:widowControl w:val="0"/>
-              <w:ind w:firstLine="0"/>
               <w:jc w:val="center"/>
               <w:rPr>
-                <w:rFonts w:ascii="Arial" w:eastAsia="Arial" w:hAnsi="Arial" w:cs="Arial"/>
+                <w:rFonts w:ascii="Arial" w:hAnsi="Arial" w:cs="Arial"/>
                 <w:b/>
                 <w:bCs/>
                 <w:sz w:val="12"/>
@@ -2631,33 +2782,44 @@
             </w:pPr>
             <w:r>
               <w:rPr>
-                <w:rFonts w:ascii="Arial" w:eastAsia="Arial" w:hAnsi="Arial" w:cs="Arial"/>
+                <w:rFonts w:ascii="Arial" w:hAnsi="Arial" w:cs="Arial"/>
                 <w:b/>
                 <w:bCs/>
                 <w:sz w:val="12"/>
                 <w:szCs w:val="12"/>
               </w:rPr>
-              <w:t>NAMA BARANG / KATEGORI</w:t>
+              <w:t>NAMA BARANG / KATE</w:t>
+            </w:r>
+            <w:r>
+              <w:rPr>
+                <w:rFonts w:ascii="Arial" w:hAnsi="Arial" w:cs="Arial"/>
+                <w:b/>
+                <w:bCs/>
+                <w:sz w:val="12"/>
+                <w:szCs w:val="12"/>
+              </w:rPr>
+              <w:br/>
+              <w:t>GORI</w:t>
             </w:r>
           </w:p>
         </w:tc>
         <w:tc>
           <w:tcPr>
-            <w:tcW w:w="236" w:type="pct"/>
+            <w:tcW w:w="737" w:type="dxa"/>
             <w:tcMar>
               <w:top w:w="100" w:type="dxa"/>
               <w:left w:w="100" w:type="dxa"/>
               <w:bottom w:w="100" w:type="dxa"/>
               <w:right w:w="100" w:type="dxa"/>
             </w:tcMar>
+            <w:vAlign w:val="center"/>
           </w:tcPr>
           <w:p>
             <w:pPr>
               <w:widowControl w:val="0"/>
-              <w:ind w:firstLine="0"/>
               <w:jc w:val="center"/>
               <w:rPr>
-                <w:rFonts w:ascii="Arial" w:eastAsia="Arial" w:hAnsi="Arial" w:cs="Arial"/>
+                <w:rFonts w:ascii="Arial" w:hAnsi="Arial" w:cs="Arial"/>
                 <w:b/>
                 <w:bCs/>
                 <w:sz w:val="12"/>
@@ -2666,7 +2828,7 @@
             </w:pPr>
             <w:r>
               <w:rPr>
-                <w:rFonts w:ascii="Arial" w:eastAsia="Arial" w:hAnsi="Arial" w:cs="Arial"/>
+                <w:rFonts w:ascii="Arial" w:hAnsi="Arial" w:cs="Arial"/>
                 <w:b/>
                 <w:bCs/>
                 <w:sz w:val="12"/>
@@ -2678,21 +2840,21 @@
         </w:tc>
         <w:tc>
           <w:tcPr>
-            <w:tcW w:w="236" w:type="pct"/>
+            <w:tcW w:w="737" w:type="dxa"/>
             <w:tcMar>
               <w:top w:w="100" w:type="dxa"/>
               <w:left w:w="100" w:type="dxa"/>
               <w:bottom w:w="100" w:type="dxa"/>
               <w:right w:w="100" w:type="dxa"/>
             </w:tcMar>
+            <w:vAlign w:val="center"/>
           </w:tcPr>
           <w:p>
             <w:pPr>
               <w:widowControl w:val="0"/>
-              <w:ind w:firstLine="0"/>
               <w:jc w:val="center"/>
               <w:rPr>
-                <w:rFonts w:ascii="Arial" w:eastAsia="Arial" w:hAnsi="Arial" w:cs="Arial"/>
+                <w:rFonts w:ascii="Arial" w:hAnsi="Arial" w:cs="Arial"/>
                 <w:b/>
                 <w:bCs/>
                 <w:sz w:val="12"/>
@@ -2701,7 +2863,7 @@
             </w:pPr>
             <w:r>
               <w:rPr>
-                <w:rFonts w:ascii="Arial" w:eastAsia="Arial" w:hAnsi="Arial" w:cs="Arial"/>
+                <w:rFonts w:ascii="Arial" w:hAnsi="Arial" w:cs="Arial"/>
                 <w:b/>
                 <w:bCs/>
                 <w:sz w:val="12"/>
@@ -2713,21 +2875,21 @@
         </w:tc>
         <w:tc>
           <w:tcPr>
-            <w:tcW w:w="236" w:type="pct"/>
+            <w:tcW w:w="737" w:type="dxa"/>
             <w:tcMar>
               <w:top w:w="100" w:type="dxa"/>
               <w:left w:w="100" w:type="dxa"/>
               <w:bottom w:w="100" w:type="dxa"/>
               <w:right w:w="100" w:type="dxa"/>
             </w:tcMar>
+            <w:vAlign w:val="center"/>
           </w:tcPr>
           <w:p>
             <w:pPr>
               <w:widowControl w:val="0"/>
-              <w:ind w:firstLine="0"/>
               <w:jc w:val="center"/>
               <w:rPr>
-                <w:rFonts w:ascii="Arial" w:eastAsia="Arial" w:hAnsi="Arial" w:cs="Arial"/>
+                <w:rFonts w:ascii="Arial" w:hAnsi="Arial" w:cs="Arial"/>
                 <w:b/>
                 <w:bCs/>
                 <w:sz w:val="12"/>
@@ -2736,7 +2898,7 @@
             </w:pPr>
             <w:r>
               <w:rPr>
-                <w:rFonts w:ascii="Arial" w:eastAsia="Arial" w:hAnsi="Arial" w:cs="Arial"/>
+                <w:rFonts w:ascii="Arial" w:hAnsi="Arial" w:cs="Arial"/>
                 <w:b/>
                 <w:bCs/>
                 <w:sz w:val="12"/>
@@ -2748,21 +2910,21 @@
         </w:tc>
         <w:tc>
           <w:tcPr>
-            <w:tcW w:w="236" w:type="pct"/>
+            <w:tcW w:w="737" w:type="dxa"/>
             <w:tcMar>
               <w:top w:w="100" w:type="dxa"/>
               <w:left w:w="100" w:type="dxa"/>
               <w:bottom w:w="100" w:type="dxa"/>
               <w:right w:w="100" w:type="dxa"/>
             </w:tcMar>
+            <w:vAlign w:val="center"/>
           </w:tcPr>
           <w:p>
             <w:pPr>
               <w:widowControl w:val="0"/>
-              <w:ind w:firstLine="0"/>
               <w:jc w:val="center"/>
               <w:rPr>
-                <w:rFonts w:ascii="Arial" w:eastAsia="Arial" w:hAnsi="Arial" w:cs="Arial"/>
+                <w:rFonts w:ascii="Arial" w:hAnsi="Arial" w:cs="Arial"/>
                 <w:b/>
                 <w:bCs/>
                 <w:sz w:val="12"/>
@@ -2771,7 +2933,7 @@
             </w:pPr>
             <w:r>
               <w:rPr>
-                <w:rFonts w:ascii="Arial" w:eastAsia="Arial" w:hAnsi="Arial" w:cs="Arial"/>
+                <w:rFonts w:ascii="Arial" w:hAnsi="Arial" w:cs="Arial"/>
                 <w:b/>
                 <w:bCs/>
                 <w:sz w:val="12"/>
@@ -2783,21 +2945,21 @@
         </w:tc>
         <w:tc>
           <w:tcPr>
-            <w:tcW w:w="236" w:type="pct"/>
+            <w:tcW w:w="567" w:type="dxa"/>
             <w:tcMar>
               <w:top w:w="100" w:type="dxa"/>
               <w:left w:w="100" w:type="dxa"/>
               <w:bottom w:w="100" w:type="dxa"/>
               <w:right w:w="100" w:type="dxa"/>
             </w:tcMar>
+            <w:vAlign w:val="center"/>
           </w:tcPr>
           <w:p>
             <w:pPr>
               <w:widowControl w:val="0"/>
-              <w:ind w:firstLine="0"/>
               <w:jc w:val="center"/>
               <w:rPr>
-                <w:rFonts w:ascii="Arial" w:eastAsia="Arial" w:hAnsi="Arial" w:cs="Arial"/>
+                <w:rFonts w:ascii="Arial" w:hAnsi="Arial" w:cs="Arial"/>
                 <w:b/>
                 <w:bCs/>
                 <w:sz w:val="12"/>
@@ -2806,7 +2968,7 @@
             </w:pPr>
             <w:r>
               <w:rPr>
-                <w:rFonts w:ascii="Arial" w:eastAsia="Arial" w:hAnsi="Arial" w:cs="Arial"/>
+                <w:rFonts w:ascii="Arial" w:hAnsi="Arial" w:cs="Arial"/>
                 <w:b/>
                 <w:bCs/>
                 <w:sz w:val="12"/>
@@ -2818,21 +2980,21 @@
         </w:tc>
         <w:tc>
           <w:tcPr>
-            <w:tcW w:w="350" w:type="pct"/>
+            <w:tcW w:w="850" w:type="dxa"/>
             <w:tcMar>
               <w:top w:w="100" w:type="dxa"/>
               <w:left w:w="100" w:type="dxa"/>
               <w:bottom w:w="100" w:type="dxa"/>
               <w:right w:w="100" w:type="dxa"/>
             </w:tcMar>
+            <w:vAlign w:val="center"/>
           </w:tcPr>
           <w:p>
             <w:pPr>
               <w:widowControl w:val="0"/>
-              <w:ind w:firstLine="0"/>
               <w:jc w:val="center"/>
               <w:rPr>
-                <w:rFonts w:ascii="Arial" w:eastAsia="Arial" w:hAnsi="Arial" w:cs="Arial"/>
+                <w:rFonts w:ascii="Arial" w:hAnsi="Arial" w:cs="Arial"/>
                 <w:b/>
                 <w:bCs/>
                 <w:sz w:val="12"/>
@@ -2841,7 +3003,7 @@
             </w:pPr>
             <w:r>
               <w:rPr>
-                <w:rFonts w:ascii="Arial" w:eastAsia="Arial" w:hAnsi="Arial" w:cs="Arial"/>
+                <w:rFonts w:ascii="Arial" w:hAnsi="Arial" w:cs="Arial"/>
                 <w:b/>
                 <w:bCs/>
                 <w:sz w:val="12"/>
@@ -2853,21 +3015,21 @@
         </w:tc>
         <w:tc>
           <w:tcPr>
-            <w:tcW w:w="187" w:type="pct"/>
+            <w:tcW w:w="737" w:type="dxa"/>
             <w:tcMar>
               <w:top w:w="100" w:type="dxa"/>
               <w:left w:w="100" w:type="dxa"/>
               <w:bottom w:w="100" w:type="dxa"/>
               <w:right w:w="100" w:type="dxa"/>
             </w:tcMar>
+            <w:vAlign w:val="center"/>
           </w:tcPr>
           <w:p>
             <w:pPr>
               <w:widowControl w:val="0"/>
-              <w:ind w:firstLine="0"/>
               <w:jc w:val="center"/>
               <w:rPr>
-                <w:rFonts w:ascii="Arial" w:eastAsia="Arial" w:hAnsi="Arial" w:cs="Arial"/>
+                <w:rFonts w:ascii="Arial" w:hAnsi="Arial" w:cs="Arial"/>
                 <w:b/>
                 <w:bCs/>
                 <w:sz w:val="12"/>
@@ -2876,7 +3038,7 @@
             </w:pPr>
             <w:r>
               <w:rPr>
-                <w:rFonts w:ascii="Arial" w:eastAsia="Arial" w:hAnsi="Arial" w:cs="Arial"/>
+                <w:rFonts w:ascii="Arial" w:hAnsi="Arial" w:cs="Arial"/>
                 <w:b/>
                 <w:bCs/>
                 <w:sz w:val="12"/>
@@ -2888,15 +3050,15 @@
         </w:tc>
         <w:tc>
           <w:tcPr>
-            <w:tcW w:w="172" w:type="pct"/>
+            <w:tcW w:w="567" w:type="dxa"/>
+            <w:vAlign w:val="center"/>
           </w:tcPr>
           <w:p>
             <w:pPr>
               <w:widowControl w:val="0"/>
-              <w:ind w:firstLine="0"/>
               <w:jc w:val="center"/>
               <w:rPr>
-                <w:rFonts w:ascii="Arial" w:eastAsia="Arial" w:hAnsi="Arial" w:cs="Arial"/>
+                <w:rFonts w:ascii="Arial" w:hAnsi="Arial" w:cs="Arial"/>
                 <w:b/>
                 <w:bCs/>
                 <w:sz w:val="12"/>
@@ -2905,7 +3067,7 @@
             </w:pPr>
             <w:r>
               <w:rPr>
-                <w:rFonts w:ascii="Arial" w:eastAsia="Arial" w:hAnsi="Arial" w:cs="Arial"/>
+                <w:rFonts w:ascii="Arial" w:hAnsi="Arial" w:cs="Arial"/>
                 <w:b/>
                 <w:bCs/>
                 <w:sz w:val="12"/>
@@ -2917,15 +3079,15 @@
         </w:tc>
         <w:tc>
           <w:tcPr>
-            <w:tcW w:w="182" w:type="pct"/>
+            <w:tcW w:w="567" w:type="dxa"/>
+            <w:vAlign w:val="center"/>
           </w:tcPr>
           <w:p>
             <w:pPr>
               <w:widowControl w:val="0"/>
-              <w:ind w:firstLine="0"/>
               <w:jc w:val="center"/>
               <w:rPr>
-                <w:rFonts w:ascii="Arial" w:eastAsia="Arial" w:hAnsi="Arial" w:cs="Arial"/>
+                <w:rFonts w:ascii="Arial" w:hAnsi="Arial" w:cs="Arial"/>
                 <w:b/>
                 <w:bCs/>
                 <w:sz w:val="12"/>
@@ -2934,27 +3096,38 @@
             </w:pPr>
             <w:r>
               <w:rPr>
-                <w:rFonts w:ascii="Arial" w:eastAsia="Arial" w:hAnsi="Arial" w:cs="Arial"/>
+                <w:rFonts w:ascii="Arial" w:hAnsi="Arial" w:cs="Arial"/>
                 <w:b/>
                 <w:bCs/>
                 <w:sz w:val="12"/>
                 <w:szCs w:val="12"/>
               </w:rPr>
-              <w:t>JUMLAH</w:t>
+              <w:t>JUM</w:t>
+            </w:r>
+            <w:r>
+              <w:rPr>
+                <w:rFonts w:ascii="Arial" w:hAnsi="Arial" w:cs="Arial"/>
+                <w:b/>
+                <w:bCs/>
+                <w:sz w:val="12"/>
+                <w:szCs w:val="12"/>
+              </w:rPr>
+              <w:br/>
+              <w:t>LAH</w:t>
             </w:r>
           </w:p>
         </w:tc>
         <w:tc>
           <w:tcPr>
-            <w:tcW w:w="328" w:type="pct"/>
+            <w:tcW w:w="1134" w:type="dxa"/>
+            <w:vAlign w:val="center"/>
           </w:tcPr>
           <w:p>
             <w:pPr>
               <w:widowControl w:val="0"/>
-              <w:ind w:firstLine="0"/>
               <w:jc w:val="center"/>
               <w:rPr>
-                <w:rFonts w:ascii="Arial" w:eastAsia="Arial" w:hAnsi="Arial" w:cs="Arial"/>
+                <w:rFonts w:ascii="Arial" w:hAnsi="Arial" w:cs="Arial"/>
                 <w:b/>
                 <w:bCs/>
                 <w:sz w:val="12"/>
@@ -2963,7 +3136,7 @@
             </w:pPr>
             <w:r>
               <w:rPr>
-                <w:rFonts w:ascii="Arial" w:eastAsia="Arial" w:hAnsi="Arial" w:cs="Arial"/>
+                <w:rFonts w:ascii="Arial" w:hAnsi="Arial" w:cs="Arial"/>
                 <w:b/>
                 <w:bCs/>
                 <w:sz w:val="12"/>
@@ -2975,15 +3148,15 @@
         </w:tc>
         <w:tc>
           <w:tcPr>
-            <w:tcW w:w="371" w:type="pct"/>
+            <w:tcW w:w="1134" w:type="dxa"/>
+            <w:vAlign w:val="center"/>
           </w:tcPr>
           <w:p>
             <w:pPr>
               <w:widowControl w:val="0"/>
-              <w:ind w:firstLine="0"/>
               <w:jc w:val="center"/>
               <w:rPr>
-                <w:rFonts w:ascii="Arial" w:eastAsia="Arial" w:hAnsi="Arial" w:cs="Arial"/>
+                <w:rFonts w:ascii="Arial" w:hAnsi="Arial" w:cs="Arial"/>
                 <w:b/>
                 <w:bCs/>
                 <w:sz w:val="12"/>
@@ -2992,7 +3165,7 @@
             </w:pPr>
             <w:r>
               <w:rPr>
-                <w:rFonts w:ascii="Arial" w:eastAsia="Arial" w:hAnsi="Arial" w:cs="Arial"/>
+                <w:rFonts w:ascii="Arial" w:hAnsi="Arial" w:cs="Arial"/>
                 <w:b/>
                 <w:bCs/>
                 <w:sz w:val="12"/>
@@ -3004,15 +3177,15 @@
         </w:tc>
         <w:tc>
           <w:tcPr>
-            <w:tcW w:w="351" w:type="pct"/>
+            <w:tcW w:w="1134" w:type="dxa"/>
+            <w:vAlign w:val="center"/>
           </w:tcPr>
           <w:p>
             <w:pPr>
               <w:widowControl w:val="0"/>
-              <w:ind w:firstLine="0"/>
               <w:jc w:val="center"/>
               <w:rPr>
-                <w:rFonts w:ascii="Arial" w:eastAsia="Arial" w:hAnsi="Arial" w:cs="Arial"/>
+                <w:rFonts w:ascii="Arial" w:hAnsi="Arial" w:cs="Arial"/>
                 <w:b/>
                 <w:bCs/>
                 <w:sz w:val="12"/>
@@ -3021,7 +3194,7 @@
             </w:pPr>
             <w:r>
               <w:rPr>
-                <w:rFonts w:ascii="Arial" w:eastAsia="Arial" w:hAnsi="Arial" w:cs="Arial"/>
+                <w:rFonts w:ascii="Arial" w:hAnsi="Arial" w:cs="Arial"/>
                 <w:b/>
                 <w:bCs/>
                 <w:sz w:val="12"/>
@@ -3033,15 +3206,15 @@
         </w:tc>
         <w:tc>
           <w:tcPr>
-            <w:tcW w:w="407" w:type="pct"/>
+            <w:tcW w:w="1134" w:type="dxa"/>
+            <w:vAlign w:val="center"/>
           </w:tcPr>
           <w:p>
             <w:pPr>
               <w:widowControl w:val="0"/>
-              <w:ind w:firstLine="0"/>
               <w:jc w:val="center"/>
               <w:rPr>
-                <w:rFonts w:ascii="Arial" w:eastAsia="Arial" w:hAnsi="Arial" w:cs="Arial"/>
+                <w:rFonts w:ascii="Arial" w:hAnsi="Arial" w:cs="Arial"/>
                 <w:b/>
                 <w:bCs/>
                 <w:sz w:val="12"/>
@@ -3050,7 +3223,7 @@
             </w:pPr>
             <w:r>
               <w:rPr>
-                <w:rFonts w:ascii="Arial" w:eastAsia="Arial" w:hAnsi="Arial" w:cs="Arial"/>
+                <w:rFonts w:ascii="Arial" w:hAnsi="Arial" w:cs="Arial"/>
                 <w:b/>
                 <w:bCs/>
                 <w:sz w:val="12"/>
@@ -3062,15 +3235,15 @@
         </w:tc>
         <w:tc>
           <w:tcPr>
-            <w:tcW w:w="397" w:type="pct"/>
+            <w:tcW w:w="1134" w:type="dxa"/>
+            <w:vAlign w:val="center"/>
           </w:tcPr>
           <w:p>
             <w:pPr>
               <w:widowControl w:val="0"/>
-              <w:ind w:firstLine="0"/>
               <w:jc w:val="center"/>
               <w:rPr>
-                <w:rFonts w:ascii="Arial" w:eastAsia="Arial" w:hAnsi="Arial" w:cs="Arial"/>
+                <w:rFonts w:ascii="Arial" w:hAnsi="Arial" w:cs="Arial"/>
                 <w:b/>
                 <w:bCs/>
                 <w:sz w:val="12"/>
@@ -3079,7 +3252,7 @@
             </w:pPr>
             <w:r>
               <w:rPr>
-                <w:rFonts w:ascii="Arial" w:eastAsia="Arial" w:hAnsi="Arial" w:cs="Arial"/>
+                <w:rFonts w:ascii="Arial" w:hAnsi="Arial" w:cs="Arial"/>
                 <w:b/>
                 <w:bCs/>
                 <w:sz w:val="12"/>
@@ -3096,13 +3269,994 @@
         </w:trPr>
         <w:tc>
           <w:tcPr>
-            <w:tcW w:w="133" w:type="pct"/>
-            <w:tcBorders>
-              <w:top w:val="single" w:sz="8" w:space="0" w:color="000000"/>
-              <w:left w:val="single" w:sz="8" w:space="0" w:color="000000"/>
-              <w:bottom w:val="single" w:sz="8" w:space="0" w:color="000000"/>
-              <w:right w:val="single" w:sz="8" w:space="0" w:color="000000"/>
-            </w:tcBorders>
+            <w:tcW w:w="283" w:type="dxa"/>
+            <w:tcMar>
+              <w:top w:w="40" w:type="dxa"/>
+              <w:left w:w="40" w:type="dxa"/>
+              <w:bottom w:w="40" w:type="dxa"/>
+              <w:right w:w="40" w:type="dxa"/>
+            </w:tcMar>
+          </w:tcPr>
+          <w:p>
+            <w:pPr>
+              <w:keepLines/>
+              <w:widowControl w:val="0"/>
+              <w:rPr>
+                <w:rFonts w:ascii="Arial" w:hAnsi="Arial" w:cs="Arial"/>
+                <w:sz w:val="12"/>
+                <w:szCs w:val="12"/>
+              </w:rPr>
+            </w:pPr>
+            <w:r>
+              <w:rPr>
+                <w:rStyle w:val="HTMLCode"/>
+                <w:rFonts w:ascii="Arial" w:eastAsia="Arial" w:hAnsi="Arial" w:cs="Arial"/>
+                <w:sz w:val="12"/>
+                <w:szCs w:val="12"/>
+              </w:rPr>
+              <w:t>{#</w:t>
+            </w:r>
+            <w:proofErr w:type="gramStart"/>
+            <w:r>
+              <w:rPr>
+                <w:rStyle w:val="HTMLCode"/>
+                <w:rFonts w:ascii="Arial" w:eastAsia="Arial" w:hAnsi="Arial" w:cs="Arial"/>
+                <w:sz w:val="12"/>
+                <w:szCs w:val="12"/>
+              </w:rPr>
+              <w:t>data}{</w:t>
+            </w:r>
+            <w:proofErr w:type="gramEnd"/>
+            <w:r>
+              <w:rPr>
+                <w:rStyle w:val="HTMLCode"/>
+                <w:rFonts w:ascii="Arial" w:eastAsia="Arial" w:hAnsi="Arial" w:cs="Arial"/>
+                <w:sz w:val="12"/>
+                <w:szCs w:val="12"/>
+              </w:rPr>
+              <w:t>no}</w:t>
+            </w:r>
+          </w:p>
+        </w:tc>
+        <w:tc>
+          <w:tcPr>
+            <w:tcW w:w="680" w:type="dxa"/>
+          </w:tcPr>
+          <w:p>
+            <w:pPr>
+              <w:keepLines/>
+              <w:widowControl w:val="0"/>
+              <w:rPr>
+                <w:rStyle w:val="HTMLCode"/>
+                <w:rFonts w:ascii="Arial" w:eastAsia="Arial" w:hAnsi="Arial" w:cs="Arial"/>
+                <w:sz w:val="12"/>
+                <w:szCs w:val="12"/>
+              </w:rPr>
+            </w:pPr>
+            <w:r>
+              <w:rPr>
+                <w:rStyle w:val="HTMLCode"/>
+                <w:rFonts w:ascii="Arial" w:eastAsia="Arial" w:hAnsi="Arial" w:cs="Arial"/>
+                <w:sz w:val="12"/>
+                <w:szCs w:val="12"/>
+              </w:rPr>
+              <w:t>{</w:t>
+            </w:r>
+            <w:proofErr w:type="spellStart"/>
+            <w:r>
+              <w:rPr>
+                <w:rStyle w:val="HTMLCode"/>
+                <w:rFonts w:ascii="Arial" w:eastAsia="Arial" w:hAnsi="Arial" w:cs="Arial"/>
+                <w:sz w:val="12"/>
+                <w:szCs w:val="12"/>
+              </w:rPr>
+              <w:t>assetType</w:t>
+            </w:r>
+            <w:proofErr w:type="spellEnd"/>
+            <w:r>
+              <w:rPr>
+                <w:rStyle w:val="HTMLCode"/>
+                <w:rFonts w:ascii="Arial" w:eastAsia="Arial" w:hAnsi="Arial" w:cs="Arial"/>
+                <w:sz w:val="12"/>
+                <w:szCs w:val="12"/>
+              </w:rPr>
+              <w:t>}</w:t>
+            </w:r>
+          </w:p>
+        </w:tc>
+        <w:tc>
+          <w:tcPr>
+            <w:tcW w:w="567" w:type="dxa"/>
+            <w:tcMar>
+              <w:top w:w="40" w:type="dxa"/>
+              <w:left w:w="40" w:type="dxa"/>
+              <w:bottom w:w="40" w:type="dxa"/>
+              <w:right w:w="40" w:type="dxa"/>
+            </w:tcMar>
+          </w:tcPr>
+          <w:p>
+            <w:pPr>
+              <w:keepLines/>
+              <w:widowControl w:val="0"/>
+              <w:rPr>
+                <w:rFonts w:ascii="Arial" w:hAnsi="Arial" w:cs="Arial"/>
+                <w:sz w:val="12"/>
+                <w:szCs w:val="12"/>
+              </w:rPr>
+            </w:pPr>
+            <w:r>
+              <w:rPr>
+                <w:rStyle w:val="HTMLCode"/>
+                <w:rFonts w:ascii="Arial" w:eastAsia="Arial" w:hAnsi="Arial" w:cs="Arial"/>
+                <w:sz w:val="12"/>
+                <w:szCs w:val="12"/>
+              </w:rPr>
+              <w:t>{</w:t>
+            </w:r>
+            <w:proofErr w:type="spellStart"/>
+            <w:r>
+              <w:rPr>
+                <w:rStyle w:val="HTMLCode"/>
+                <w:rFonts w:ascii="Arial" w:eastAsia="Arial" w:hAnsi="Arial" w:cs="Arial"/>
+                <w:sz w:val="12"/>
+                <w:szCs w:val="12"/>
+              </w:rPr>
+              <w:t>kodeBarang</w:t>
+            </w:r>
+            <w:proofErr w:type="spellEnd"/>
+            <w:r>
+              <w:rPr>
+                <w:rStyle w:val="HTMLCode"/>
+                <w:rFonts w:ascii="Arial" w:eastAsia="Arial" w:hAnsi="Arial" w:cs="Arial"/>
+                <w:sz w:val="12"/>
+                <w:szCs w:val="12"/>
+              </w:rPr>
+              <w:t>}</w:t>
+            </w:r>
+          </w:p>
+        </w:tc>
+        <w:tc>
+          <w:tcPr>
+            <w:tcW w:w="1134" w:type="dxa"/>
+            <w:tcMar>
+              <w:top w:w="40" w:type="dxa"/>
+              <w:left w:w="40" w:type="dxa"/>
+              <w:bottom w:w="40" w:type="dxa"/>
+              <w:right w:w="40" w:type="dxa"/>
+            </w:tcMar>
+          </w:tcPr>
+          <w:p>
+            <w:pPr>
+              <w:keepLines/>
+              <w:widowControl w:val="0"/>
+              <w:rPr>
+                <w:rFonts w:ascii="Arial" w:hAnsi="Arial" w:cs="Arial"/>
+                <w:sz w:val="12"/>
+                <w:szCs w:val="12"/>
+              </w:rPr>
+            </w:pPr>
+            <w:r>
+              <w:rPr>
+                <w:rStyle w:val="HTMLCode"/>
+                <w:rFonts w:ascii="Arial" w:eastAsia="Arial" w:hAnsi="Arial" w:cs="Arial"/>
+                <w:sz w:val="12"/>
+                <w:szCs w:val="12"/>
+              </w:rPr>
+              <w:t>{</w:t>
+            </w:r>
+            <w:proofErr w:type="spellStart"/>
+            <w:r>
+              <w:rPr>
+                <w:rStyle w:val="HTMLCode"/>
+                <w:rFonts w:ascii="Arial" w:eastAsia="Arial" w:hAnsi="Arial" w:cs="Arial"/>
+                <w:sz w:val="12"/>
+                <w:szCs w:val="12"/>
+              </w:rPr>
+              <w:t>nibar</w:t>
+            </w:r>
+            <w:proofErr w:type="spellEnd"/>
+            <w:r>
+              <w:rPr>
+                <w:rStyle w:val="HTMLCode"/>
+                <w:rFonts w:ascii="Arial" w:eastAsia="Arial" w:hAnsi="Arial" w:cs="Arial"/>
+                <w:sz w:val="12"/>
+                <w:szCs w:val="12"/>
+              </w:rPr>
+              <w:t>}</w:t>
+            </w:r>
+          </w:p>
+        </w:tc>
+        <w:tc>
+          <w:tcPr>
+            <w:tcW w:w="1134" w:type="dxa"/>
+            <w:tcMar>
+              <w:top w:w="40" w:type="dxa"/>
+              <w:left w:w="40" w:type="dxa"/>
+              <w:bottom w:w="40" w:type="dxa"/>
+              <w:right w:w="40" w:type="dxa"/>
+            </w:tcMar>
+          </w:tcPr>
+          <w:p>
+            <w:pPr>
+              <w:keepLines/>
+              <w:widowControl w:val="0"/>
+              <w:rPr>
+                <w:rFonts w:ascii="Arial" w:hAnsi="Arial" w:cs="Arial"/>
+                <w:sz w:val="12"/>
+                <w:szCs w:val="12"/>
+              </w:rPr>
+            </w:pPr>
+            <w:r>
+              <w:rPr>
+                <w:rStyle w:val="HTMLCode"/>
+                <w:rFonts w:ascii="Arial" w:eastAsia="Arial" w:hAnsi="Arial" w:cs="Arial"/>
+                <w:sz w:val="12"/>
+                <w:szCs w:val="12"/>
+              </w:rPr>
+              <w:t>{</w:t>
+            </w:r>
+            <w:proofErr w:type="spellStart"/>
+            <w:r>
+              <w:rPr>
+                <w:rStyle w:val="HTMLCode"/>
+                <w:rFonts w:ascii="Arial" w:eastAsia="Arial" w:hAnsi="Arial" w:cs="Arial"/>
+                <w:sz w:val="12"/>
+                <w:szCs w:val="12"/>
+              </w:rPr>
+              <w:t>kodeRegister</w:t>
+            </w:r>
+            <w:proofErr w:type="spellEnd"/>
+            <w:r>
+              <w:rPr>
+                <w:rStyle w:val="HTMLCode"/>
+                <w:rFonts w:ascii="Arial" w:eastAsia="Arial" w:hAnsi="Arial" w:cs="Arial"/>
+                <w:sz w:val="12"/>
+                <w:szCs w:val="12"/>
+              </w:rPr>
+              <w:t>}</w:t>
+            </w:r>
+          </w:p>
+        </w:tc>
+        <w:tc>
+          <w:tcPr>
+            <w:tcW w:w="737" w:type="dxa"/>
+            <w:tcMar>
+              <w:top w:w="40" w:type="dxa"/>
+              <w:left w:w="40" w:type="dxa"/>
+              <w:bottom w:w="40" w:type="dxa"/>
+              <w:right w:w="40" w:type="dxa"/>
+            </w:tcMar>
+          </w:tcPr>
+          <w:p>
+            <w:pPr>
+              <w:keepLines/>
+              <w:widowControl w:val="0"/>
+              <w:rPr>
+                <w:rFonts w:ascii="Arial" w:hAnsi="Arial" w:cs="Arial"/>
+                <w:sz w:val="12"/>
+                <w:szCs w:val="12"/>
+              </w:rPr>
+            </w:pPr>
+            <w:r>
+              <w:rPr>
+                <w:rStyle w:val="HTMLCode"/>
+                <w:rFonts w:ascii="Arial" w:eastAsia="Arial" w:hAnsi="Arial" w:cs="Arial"/>
+                <w:sz w:val="12"/>
+                <w:szCs w:val="12"/>
+              </w:rPr>
+              <w:t>{</w:t>
+            </w:r>
+            <w:proofErr w:type="spellStart"/>
+            <w:r>
+              <w:rPr>
+                <w:rStyle w:val="HTMLCode"/>
+                <w:rFonts w:ascii="Arial" w:eastAsia="Arial" w:hAnsi="Arial" w:cs="Arial"/>
+                <w:sz w:val="12"/>
+                <w:szCs w:val="12"/>
+              </w:rPr>
+              <w:t>namaBarangKategori</w:t>
+            </w:r>
+            <w:proofErr w:type="spellEnd"/>
+            <w:r>
+              <w:rPr>
+                <w:rStyle w:val="HTMLCode"/>
+                <w:rFonts w:ascii="Arial" w:eastAsia="Arial" w:hAnsi="Arial" w:cs="Arial"/>
+                <w:sz w:val="12"/>
+                <w:szCs w:val="12"/>
+              </w:rPr>
+              <w:t>}</w:t>
+            </w:r>
+          </w:p>
+        </w:tc>
+        <w:tc>
+          <w:tcPr>
+            <w:tcW w:w="737" w:type="dxa"/>
+            <w:tcMar>
+              <w:top w:w="40" w:type="dxa"/>
+              <w:left w:w="40" w:type="dxa"/>
+              <w:bottom w:w="40" w:type="dxa"/>
+              <w:right w:w="40" w:type="dxa"/>
+            </w:tcMar>
+          </w:tcPr>
+          <w:p>
+            <w:pPr>
+              <w:keepLines/>
+              <w:widowControl w:val="0"/>
+              <w:rPr>
+                <w:rFonts w:ascii="Arial" w:hAnsi="Arial" w:cs="Arial"/>
+                <w:sz w:val="12"/>
+                <w:szCs w:val="12"/>
+              </w:rPr>
+            </w:pPr>
+            <w:r>
+              <w:rPr>
+                <w:rStyle w:val="HTMLCode"/>
+                <w:rFonts w:ascii="Arial" w:eastAsia="Arial" w:hAnsi="Arial" w:cs="Arial"/>
+                <w:sz w:val="12"/>
+                <w:szCs w:val="12"/>
+              </w:rPr>
+              <w:t>{</w:t>
+            </w:r>
+            <w:proofErr w:type="spellStart"/>
+            <w:r>
+              <w:rPr>
+                <w:rStyle w:val="HTMLCode"/>
+                <w:rFonts w:ascii="Arial" w:eastAsia="Arial" w:hAnsi="Arial" w:cs="Arial"/>
+                <w:sz w:val="12"/>
+                <w:szCs w:val="12"/>
+              </w:rPr>
+              <w:t>merkTipe</w:t>
+            </w:r>
+            <w:proofErr w:type="spellEnd"/>
+            <w:r>
+              <w:rPr>
+                <w:rStyle w:val="HTMLCode"/>
+                <w:rFonts w:ascii="Arial" w:eastAsia="Arial" w:hAnsi="Arial" w:cs="Arial"/>
+                <w:sz w:val="12"/>
+                <w:szCs w:val="12"/>
+              </w:rPr>
+              <w:t>}</w:t>
+            </w:r>
+          </w:p>
+        </w:tc>
+        <w:tc>
+          <w:tcPr>
+            <w:tcW w:w="737" w:type="dxa"/>
+            <w:tcMar>
+              <w:top w:w="40" w:type="dxa"/>
+              <w:left w:w="40" w:type="dxa"/>
+              <w:bottom w:w="40" w:type="dxa"/>
+              <w:right w:w="40" w:type="dxa"/>
+            </w:tcMar>
+          </w:tcPr>
+          <w:p>
+            <w:pPr>
+              <w:keepLines/>
+              <w:widowControl w:val="0"/>
+              <w:rPr>
+                <w:rFonts w:ascii="Arial" w:hAnsi="Arial" w:cs="Arial"/>
+                <w:sz w:val="12"/>
+                <w:szCs w:val="12"/>
+              </w:rPr>
+            </w:pPr>
+            <w:r>
+              <w:rPr>
+                <w:rStyle w:val="HTMLCode"/>
+                <w:rFonts w:ascii="Arial" w:eastAsia="Arial" w:hAnsi="Arial" w:cs="Arial"/>
+                <w:sz w:val="12"/>
+                <w:szCs w:val="12"/>
+              </w:rPr>
+              <w:t>{</w:t>
+            </w:r>
+            <w:proofErr w:type="spellStart"/>
+            <w:r>
+              <w:rPr>
+                <w:rStyle w:val="HTMLCode"/>
+                <w:rFonts w:ascii="Arial" w:eastAsia="Arial" w:hAnsi="Arial" w:cs="Arial"/>
+                <w:sz w:val="12"/>
+                <w:szCs w:val="12"/>
+              </w:rPr>
+              <w:t>nomorPolisi</w:t>
+            </w:r>
+            <w:proofErr w:type="spellEnd"/>
+            <w:r>
+              <w:rPr>
+                <w:rStyle w:val="HTMLCode"/>
+                <w:rFonts w:ascii="Arial" w:eastAsia="Arial" w:hAnsi="Arial" w:cs="Arial"/>
+                <w:sz w:val="12"/>
+                <w:szCs w:val="12"/>
+              </w:rPr>
+              <w:t>}</w:t>
+            </w:r>
+          </w:p>
+        </w:tc>
+        <w:tc>
+          <w:tcPr>
+            <w:tcW w:w="737" w:type="dxa"/>
+            <w:tcMar>
+              <w:top w:w="40" w:type="dxa"/>
+              <w:left w:w="40" w:type="dxa"/>
+              <w:bottom w:w="40" w:type="dxa"/>
+              <w:right w:w="40" w:type="dxa"/>
+            </w:tcMar>
+          </w:tcPr>
+          <w:p>
+            <w:pPr>
+              <w:keepLines/>
+              <w:widowControl w:val="0"/>
+              <w:rPr>
+                <w:rFonts w:ascii="Arial" w:hAnsi="Arial" w:cs="Arial"/>
+                <w:sz w:val="12"/>
+                <w:szCs w:val="12"/>
+              </w:rPr>
+            </w:pPr>
+            <w:r>
+              <w:rPr>
+                <w:rStyle w:val="HTMLCode"/>
+                <w:rFonts w:ascii="Arial" w:eastAsia="Arial" w:hAnsi="Arial" w:cs="Arial"/>
+                <w:sz w:val="12"/>
+                <w:szCs w:val="12"/>
+              </w:rPr>
+              <w:t>{</w:t>
+            </w:r>
+            <w:proofErr w:type="spellStart"/>
+            <w:r>
+              <w:rPr>
+                <w:rStyle w:val="HTMLCode"/>
+                <w:rFonts w:ascii="Arial" w:eastAsia="Arial" w:hAnsi="Arial" w:cs="Arial"/>
+                <w:sz w:val="12"/>
+                <w:szCs w:val="12"/>
+              </w:rPr>
+              <w:t>nomorRangka</w:t>
+            </w:r>
+            <w:proofErr w:type="spellEnd"/>
+            <w:r>
+              <w:rPr>
+                <w:rStyle w:val="HTMLCode"/>
+                <w:rFonts w:ascii="Arial" w:eastAsia="Arial" w:hAnsi="Arial" w:cs="Arial"/>
+                <w:sz w:val="12"/>
+                <w:szCs w:val="12"/>
+              </w:rPr>
+              <w:t>}</w:t>
+            </w:r>
+          </w:p>
+        </w:tc>
+        <w:tc>
+          <w:tcPr>
+            <w:tcW w:w="737" w:type="dxa"/>
+            <w:tcMar>
+              <w:top w:w="40" w:type="dxa"/>
+              <w:left w:w="40" w:type="dxa"/>
+              <w:bottom w:w="40" w:type="dxa"/>
+              <w:right w:w="40" w:type="dxa"/>
+            </w:tcMar>
+          </w:tcPr>
+          <w:p>
+            <w:pPr>
+              <w:keepLines/>
+              <w:widowControl w:val="0"/>
+              <w:rPr>
+                <w:rFonts w:ascii="Arial" w:hAnsi="Arial" w:cs="Arial"/>
+                <w:sz w:val="12"/>
+                <w:szCs w:val="12"/>
+              </w:rPr>
+            </w:pPr>
+            <w:r>
+              <w:rPr>
+                <w:rStyle w:val="HTMLCode"/>
+                <w:rFonts w:ascii="Arial" w:eastAsia="Arial" w:hAnsi="Arial" w:cs="Arial"/>
+                <w:sz w:val="12"/>
+                <w:szCs w:val="12"/>
+              </w:rPr>
+              <w:t>{</w:t>
+            </w:r>
+            <w:proofErr w:type="spellStart"/>
+            <w:r>
+              <w:rPr>
+                <w:rStyle w:val="HTMLCode"/>
+                <w:rFonts w:ascii="Arial" w:eastAsia="Arial" w:hAnsi="Arial" w:cs="Arial"/>
+                <w:sz w:val="12"/>
+                <w:szCs w:val="12"/>
+              </w:rPr>
+              <w:t>nomorMesin</w:t>
+            </w:r>
+            <w:proofErr w:type="spellEnd"/>
+            <w:r>
+              <w:rPr>
+                <w:rStyle w:val="HTMLCode"/>
+                <w:rFonts w:ascii="Arial" w:eastAsia="Arial" w:hAnsi="Arial" w:cs="Arial"/>
+                <w:sz w:val="12"/>
+                <w:szCs w:val="12"/>
+              </w:rPr>
+              <w:t>}</w:t>
+            </w:r>
+          </w:p>
+        </w:tc>
+        <w:tc>
+          <w:tcPr>
+            <w:tcW w:w="567" w:type="dxa"/>
+            <w:tcMar>
+              <w:top w:w="40" w:type="dxa"/>
+              <w:left w:w="40" w:type="dxa"/>
+              <w:bottom w:w="40" w:type="dxa"/>
+              <w:right w:w="40" w:type="dxa"/>
+            </w:tcMar>
+          </w:tcPr>
+          <w:p>
+            <w:pPr>
+              <w:keepLines/>
+              <w:widowControl w:val="0"/>
+              <w:rPr>
+                <w:rFonts w:ascii="Arial" w:hAnsi="Arial" w:cs="Arial"/>
+                <w:sz w:val="12"/>
+                <w:szCs w:val="12"/>
+              </w:rPr>
+            </w:pPr>
+            <w:r>
+              <w:rPr>
+                <w:rStyle w:val="HTMLCode"/>
+                <w:rFonts w:ascii="Arial" w:eastAsia="Arial" w:hAnsi="Arial" w:cs="Arial"/>
+                <w:sz w:val="12"/>
+                <w:szCs w:val="12"/>
+              </w:rPr>
+              <w:t>{</w:t>
+            </w:r>
+            <w:proofErr w:type="spellStart"/>
+            <w:r>
+              <w:rPr>
+                <w:rStyle w:val="HTMLCode"/>
+                <w:rFonts w:ascii="Arial" w:eastAsia="Arial" w:hAnsi="Arial" w:cs="Arial"/>
+                <w:sz w:val="12"/>
+                <w:szCs w:val="12"/>
+              </w:rPr>
+              <w:t>kondisi</w:t>
+            </w:r>
+            <w:proofErr w:type="spellEnd"/>
+            <w:r>
+              <w:rPr>
+                <w:rStyle w:val="HTMLCode"/>
+                <w:rFonts w:ascii="Arial" w:eastAsia="Arial" w:hAnsi="Arial" w:cs="Arial"/>
+                <w:sz w:val="12"/>
+                <w:szCs w:val="12"/>
+              </w:rPr>
+              <w:t>}</w:t>
+            </w:r>
+          </w:p>
+        </w:tc>
+        <w:tc>
+          <w:tcPr>
+            <w:tcW w:w="850" w:type="dxa"/>
+            <w:tcMar>
+              <w:top w:w="40" w:type="dxa"/>
+              <w:left w:w="40" w:type="dxa"/>
+              <w:bottom w:w="40" w:type="dxa"/>
+              <w:right w:w="40" w:type="dxa"/>
+            </w:tcMar>
+          </w:tcPr>
+          <w:p>
+            <w:pPr>
+              <w:keepLines/>
+              <w:widowControl w:val="0"/>
+              <w:rPr>
+                <w:rFonts w:ascii="Arial" w:hAnsi="Arial" w:cs="Arial"/>
+                <w:sz w:val="12"/>
+                <w:szCs w:val="12"/>
+              </w:rPr>
+            </w:pPr>
+            <w:r>
+              <w:rPr>
+                <w:rStyle w:val="HTMLCode"/>
+                <w:rFonts w:ascii="Arial" w:eastAsia="Arial" w:hAnsi="Arial" w:cs="Arial"/>
+                <w:sz w:val="12"/>
+                <w:szCs w:val="12"/>
+              </w:rPr>
+              <w:t>{</w:t>
+            </w:r>
+            <w:proofErr w:type="spellStart"/>
+            <w:r>
+              <w:rPr>
+                <w:rStyle w:val="HTMLCode"/>
+                <w:rFonts w:ascii="Arial" w:eastAsia="Arial" w:hAnsi="Arial" w:cs="Arial"/>
+                <w:sz w:val="12"/>
+                <w:szCs w:val="12"/>
+              </w:rPr>
+              <w:t>lokasi</w:t>
+            </w:r>
+            <w:proofErr w:type="spellEnd"/>
+            <w:r>
+              <w:rPr>
+                <w:rStyle w:val="HTMLCode"/>
+                <w:rFonts w:ascii="Arial" w:eastAsia="Arial" w:hAnsi="Arial" w:cs="Arial"/>
+                <w:sz w:val="12"/>
+                <w:szCs w:val="12"/>
+              </w:rPr>
+              <w:t>}</w:t>
+            </w:r>
+          </w:p>
+        </w:tc>
+        <w:tc>
+          <w:tcPr>
+            <w:tcW w:w="737" w:type="dxa"/>
+            <w:tcMar>
+              <w:top w:w="40" w:type="dxa"/>
+              <w:left w:w="40" w:type="dxa"/>
+              <w:bottom w:w="40" w:type="dxa"/>
+              <w:right w:w="40" w:type="dxa"/>
+            </w:tcMar>
+          </w:tcPr>
+          <w:p>
+            <w:pPr>
+              <w:keepLines/>
+              <w:widowControl w:val="0"/>
+              <w:rPr>
+                <w:rFonts w:ascii="Arial" w:hAnsi="Arial" w:cs="Arial"/>
+                <w:sz w:val="12"/>
+                <w:szCs w:val="12"/>
+              </w:rPr>
+            </w:pPr>
+            <w:r>
+              <w:rPr>
+                <w:rStyle w:val="HTMLCode"/>
+                <w:rFonts w:ascii="Arial" w:eastAsia="Arial" w:hAnsi="Arial" w:cs="Arial"/>
+                <w:sz w:val="12"/>
+                <w:szCs w:val="12"/>
+              </w:rPr>
+              <w:t>{</w:t>
+            </w:r>
+            <w:proofErr w:type="spellStart"/>
+            <w:r>
+              <w:rPr>
+                <w:rStyle w:val="HTMLCode"/>
+                <w:rFonts w:ascii="Arial" w:eastAsia="Arial" w:hAnsi="Arial" w:cs="Arial"/>
+                <w:sz w:val="12"/>
+                <w:szCs w:val="12"/>
+              </w:rPr>
+              <w:t>asalUsul</w:t>
+            </w:r>
+            <w:proofErr w:type="spellEnd"/>
+            <w:r>
+              <w:rPr>
+                <w:rStyle w:val="HTMLCode"/>
+                <w:rFonts w:ascii="Arial" w:eastAsia="Arial" w:hAnsi="Arial" w:cs="Arial"/>
+                <w:sz w:val="12"/>
+                <w:szCs w:val="12"/>
+              </w:rPr>
+              <w:t>}</w:t>
+            </w:r>
+          </w:p>
+        </w:tc>
+        <w:tc>
+          <w:tcPr>
+            <w:tcW w:w="567" w:type="dxa"/>
+          </w:tcPr>
+          <w:p>
+            <w:pPr>
+              <w:keepLines/>
+              <w:widowControl w:val="0"/>
+              <w:rPr>
+                <w:rFonts w:ascii="Arial" w:hAnsi="Arial" w:cs="Arial"/>
+                <w:sz w:val="12"/>
+                <w:szCs w:val="12"/>
+              </w:rPr>
+            </w:pPr>
+            <w:r>
+              <w:rPr>
+                <w:rStyle w:val="HTMLCode"/>
+                <w:rFonts w:ascii="Arial" w:eastAsia="Arial" w:hAnsi="Arial" w:cs="Arial"/>
+                <w:sz w:val="12"/>
+                <w:szCs w:val="12"/>
+              </w:rPr>
+              <w:t>{</w:t>
+            </w:r>
+            <w:proofErr w:type="spellStart"/>
+            <w:r>
+              <w:rPr>
+                <w:rStyle w:val="HTMLCode"/>
+                <w:rFonts w:ascii="Arial" w:eastAsia="Arial" w:hAnsi="Arial" w:cs="Arial"/>
+                <w:sz w:val="12"/>
+                <w:szCs w:val="12"/>
+              </w:rPr>
+              <w:t>tahun</w:t>
+            </w:r>
+            <w:proofErr w:type="spellEnd"/>
+            <w:r>
+              <w:rPr>
+                <w:rStyle w:val="HTMLCode"/>
+                <w:rFonts w:ascii="Arial" w:eastAsia="Arial" w:hAnsi="Arial" w:cs="Arial"/>
+                <w:sz w:val="12"/>
+                <w:szCs w:val="12"/>
+              </w:rPr>
+              <w:t>}</w:t>
+            </w:r>
+          </w:p>
+        </w:tc>
+        <w:tc>
+          <w:tcPr>
+            <w:tcW w:w="567" w:type="dxa"/>
+          </w:tcPr>
+          <w:p>
+            <w:pPr>
+              <w:keepLines/>
+              <w:widowControl w:val="0"/>
+              <w:jc w:val="right"/>
+              <w:rPr>
+                <w:rStyle w:val="HTMLCode"/>
+                <w:rFonts w:ascii="Arial" w:eastAsia="Arial" w:hAnsi="Arial" w:cs="Arial"/>
+                <w:sz w:val="12"/>
+                <w:szCs w:val="12"/>
+              </w:rPr>
+            </w:pPr>
+            <w:r>
+              <w:rPr>
+                <w:rStyle w:val="HTMLCode"/>
+                <w:rFonts w:ascii="Arial" w:eastAsia="Arial" w:hAnsi="Arial" w:cs="Arial"/>
+                <w:sz w:val="12"/>
+                <w:szCs w:val="12"/>
+              </w:rPr>
+              <w:t>{</w:t>
+            </w:r>
+            <w:proofErr w:type="spellStart"/>
+            <w:r>
+              <w:rPr>
+                <w:rStyle w:val="HTMLCode"/>
+                <w:rFonts w:ascii="Arial" w:eastAsia="Arial" w:hAnsi="Arial" w:cs="Arial"/>
+                <w:sz w:val="12"/>
+                <w:szCs w:val="12"/>
+              </w:rPr>
+              <w:t>jumlah</w:t>
+            </w:r>
+            <w:proofErr w:type="spellEnd"/>
+            <w:r>
+              <w:rPr>
+                <w:rStyle w:val="HTMLCode"/>
+                <w:rFonts w:ascii="Arial" w:eastAsia="Arial" w:hAnsi="Arial" w:cs="Arial"/>
+                <w:sz w:val="12"/>
+                <w:szCs w:val="12"/>
+              </w:rPr>
+              <w:t>}</w:t>
+            </w:r>
+          </w:p>
+        </w:tc>
+        <w:tc>
+          <w:tcPr>
+            <w:tcW w:w="1134" w:type="dxa"/>
+          </w:tcPr>
+          <w:p>
+            <w:pPr>
+              <w:keepLines/>
+              <w:widowControl w:val="0"/>
+              <w:jc w:val="right"/>
+              <w:rPr>
+                <w:rStyle w:val="HTMLCode"/>
+                <w:rFonts w:ascii="Arial" w:eastAsia="Arial" w:hAnsi="Arial" w:cs="Arial"/>
+                <w:sz w:val="12"/>
+                <w:szCs w:val="12"/>
+              </w:rPr>
+            </w:pPr>
+            <w:r>
+              <w:rPr>
+                <w:rStyle w:val="HTMLCode"/>
+                <w:rFonts w:ascii="Arial" w:eastAsia="Arial" w:hAnsi="Arial" w:cs="Arial"/>
+                <w:sz w:val="12"/>
+                <w:szCs w:val="12"/>
+              </w:rPr>
+              <w:t>{</w:t>
+            </w:r>
+            <w:proofErr w:type="spellStart"/>
+            <w:r>
+              <w:rPr>
+                <w:rStyle w:val="HTMLCode"/>
+                <w:rFonts w:ascii="Arial" w:eastAsia="Arial" w:hAnsi="Arial" w:cs="Arial"/>
+                <w:sz w:val="12"/>
+                <w:szCs w:val="12"/>
+              </w:rPr>
+              <w:t>nilaiPerolehan</w:t>
+            </w:r>
+            <w:proofErr w:type="spellEnd"/>
+            <w:r>
+              <w:rPr>
+                <w:rStyle w:val="HTMLCode"/>
+                <w:rFonts w:ascii="Arial" w:eastAsia="Arial" w:hAnsi="Arial" w:cs="Arial"/>
+                <w:sz w:val="12"/>
+                <w:szCs w:val="12"/>
+              </w:rPr>
+              <w:t>}</w:t>
+            </w:r>
+          </w:p>
+        </w:tc>
+        <w:tc>
+          <w:tcPr>
+            <w:tcW w:w="1134" w:type="dxa"/>
+          </w:tcPr>
+          <w:p>
+            <w:pPr>
+              <w:keepLines/>
+              <w:widowControl w:val="0"/>
+              <w:jc w:val="right"/>
+              <w:rPr>
+                <w:rStyle w:val="HTMLCode"/>
+                <w:rFonts w:ascii="Arial" w:eastAsia="Arial" w:hAnsi="Arial" w:cs="Arial"/>
+                <w:sz w:val="12"/>
+                <w:szCs w:val="12"/>
+              </w:rPr>
+            </w:pPr>
+            <w:r>
+              <w:rPr>
+                <w:rStyle w:val="HTMLCode"/>
+                <w:rFonts w:ascii="Arial" w:eastAsia="Arial" w:hAnsi="Arial" w:cs="Arial"/>
+                <w:sz w:val="12"/>
+                <w:szCs w:val="12"/>
+              </w:rPr>
+              <w:t>{</w:t>
+            </w:r>
+            <w:proofErr w:type="spellStart"/>
+            <w:r>
+              <w:rPr>
+                <w:rStyle w:val="HTMLCode"/>
+                <w:rFonts w:ascii="Arial" w:eastAsia="Arial" w:hAnsi="Arial" w:cs="Arial"/>
+                <w:sz w:val="12"/>
+                <w:szCs w:val="12"/>
+              </w:rPr>
+              <w:t>akumulasiPenyusutan</w:t>
+            </w:r>
+            <w:proofErr w:type="spellEnd"/>
+            <w:r>
+              <w:rPr>
+                <w:rStyle w:val="HTMLCode"/>
+                <w:rFonts w:ascii="Arial" w:eastAsia="Arial" w:hAnsi="Arial" w:cs="Arial"/>
+                <w:sz w:val="12"/>
+                <w:szCs w:val="12"/>
+              </w:rPr>
+              <w:t>}</w:t>
+            </w:r>
+          </w:p>
+        </w:tc>
+        <w:tc>
+          <w:tcPr>
+            <w:tcW w:w="1134" w:type="dxa"/>
+          </w:tcPr>
+          <w:p>
+            <w:pPr>
+              <w:keepLines/>
+              <w:widowControl w:val="0"/>
+              <w:jc w:val="right"/>
+              <w:rPr>
+                <w:rStyle w:val="HTMLCode"/>
+                <w:rFonts w:ascii="Arial" w:eastAsia="Arial" w:hAnsi="Arial" w:cs="Arial"/>
+                <w:sz w:val="12"/>
+                <w:szCs w:val="12"/>
+              </w:rPr>
+            </w:pPr>
+            <w:r>
+              <w:rPr>
+                <w:rStyle w:val="HTMLCode"/>
+                <w:rFonts w:ascii="Arial" w:eastAsia="Arial" w:hAnsi="Arial" w:cs="Arial"/>
+                <w:sz w:val="12"/>
+                <w:szCs w:val="12"/>
+              </w:rPr>
+              <w:t>{</w:t>
+            </w:r>
+            <w:proofErr w:type="spellStart"/>
+            <w:r>
+              <w:rPr>
+                <w:rStyle w:val="HTMLCode"/>
+                <w:rFonts w:ascii="Arial" w:eastAsia="Arial" w:hAnsi="Arial" w:cs="Arial"/>
+                <w:sz w:val="12"/>
+                <w:szCs w:val="12"/>
+              </w:rPr>
+              <w:t>nilaiBuku</w:t>
+            </w:r>
+            <w:proofErr w:type="spellEnd"/>
+            <w:r>
+              <w:rPr>
+                <w:rStyle w:val="HTMLCode"/>
+                <w:rFonts w:ascii="Arial" w:eastAsia="Arial" w:hAnsi="Arial" w:cs="Arial"/>
+                <w:sz w:val="12"/>
+                <w:szCs w:val="12"/>
+              </w:rPr>
+              <w:t>}</w:t>
+            </w:r>
+          </w:p>
+        </w:tc>
+        <w:tc>
+          <w:tcPr>
+            <w:tcW w:w="1134" w:type="dxa"/>
+          </w:tcPr>
+          <w:p>
+            <w:pPr>
+              <w:keepLines/>
+              <w:widowControl w:val="0"/>
+              <w:rPr>
+                <w:rStyle w:val="HTMLCode"/>
+                <w:rFonts w:ascii="Arial" w:eastAsia="Arial" w:hAnsi="Arial" w:cs="Arial"/>
+                <w:sz w:val="12"/>
+                <w:szCs w:val="12"/>
+              </w:rPr>
+            </w:pPr>
+            <w:r>
+              <w:rPr>
+                <w:rStyle w:val="HTMLCode"/>
+                <w:rFonts w:ascii="Arial" w:eastAsia="Arial" w:hAnsi="Arial" w:cs="Arial"/>
+                <w:sz w:val="12"/>
+                <w:szCs w:val="12"/>
+              </w:rPr>
+              <w:t>{</w:t>
+            </w:r>
+            <w:proofErr w:type="spellStart"/>
+            <w:r>
+              <w:rPr>
+                <w:rFonts w:ascii="Arial" w:hAnsi="Arial" w:cs="Arial"/>
+                <w:sz w:val="12"/>
+                <w:szCs w:val="12"/>
+              </w:rPr>
+              <w:t>perangkatDaerahAsal</w:t>
+            </w:r>
+            <w:proofErr w:type="spellEnd"/>
+            <w:r>
+              <w:rPr>
+                <w:rStyle w:val="HTMLCode"/>
+                <w:rFonts w:ascii="Arial" w:eastAsia="Arial" w:hAnsi="Arial" w:cs="Arial"/>
+                <w:sz w:val="12"/>
+                <w:szCs w:val="12"/>
+              </w:rPr>
+              <w:t>}</w:t>
+            </w:r>
+          </w:p>
+        </w:tc>
+        <w:tc>
+          <w:tcPr>
+            <w:tcW w:w="1134" w:type="dxa"/>
+          </w:tcPr>
+          <w:p>
+            <w:pPr>
+              <w:keepLines/>
+              <w:widowControl w:val="0"/>
+              <w:rPr>
+                <w:rStyle w:val="HTMLCode"/>
+                <w:rFonts w:ascii="Arial" w:eastAsia="Arial" w:hAnsi="Arial" w:cs="Arial"/>
+                <w:sz w:val="12"/>
+                <w:szCs w:val="12"/>
+              </w:rPr>
+            </w:pPr>
+            <w:r>
+              <w:rPr>
+                <w:rStyle w:val="HTMLCode"/>
+                <w:rFonts w:ascii="Arial" w:eastAsia="Arial" w:hAnsi="Arial" w:cs="Arial"/>
+                <w:sz w:val="12"/>
+                <w:szCs w:val="12"/>
+              </w:rPr>
+              <w:t>{</w:t>
+            </w:r>
+            <w:proofErr w:type="spellStart"/>
+            <w:r>
+              <w:rPr>
+                <w:rFonts w:ascii="Arial" w:hAnsi="Arial" w:cs="Arial"/>
+                <w:sz w:val="12"/>
+                <w:szCs w:val="12"/>
+              </w:rPr>
+              <w:t>perangkatDaerahTujuan</w:t>
+            </w:r>
+            <w:proofErr w:type="spellEnd"/>
+            <w:r>
+              <w:rPr>
+                <w:rStyle w:val="HTMLCode"/>
+                <w:rFonts w:ascii="Arial" w:eastAsia="Arial" w:hAnsi="Arial" w:cs="Arial"/>
+                <w:sz w:val="12"/>
+                <w:szCs w:val="12"/>
+              </w:rPr>
+              <w:t>}{/data}</w:t>
+            </w:r>
+          </w:p>
+        </w:tc>
+      </w:tr>
+      <w:tr>
+        <w:trPr>
+          <w:jc w:val="center"/>
+        </w:trPr>
+        <w:tc>
+          <w:tcPr>
+            <w:tcW w:w="10203" w:type="dxa"/>
+            <w:gridSpan w:val="14"/>
             <w:tcMar>
               <w:top w:w="40" w:type="dxa"/>
               <w:left w:w="40" w:type="dxa"/>
@@ -3115,160 +4269,102 @@
             <w:pPr>
               <w:keepLines/>
               <w:widowControl w:val="0"/>
-              <w:spacing w:line="276" w:lineRule="auto"/>
-              <w:ind w:firstLine="0"/>
               <w:jc w:val="center"/>
               <w:rPr>
-                <w:rFonts w:ascii="Arial" w:eastAsia="Arial" w:hAnsi="Arial" w:cs="Arial"/>
-                <w:sz w:val="12"/>
-                <w:szCs w:val="12"/>
-              </w:rPr>
-            </w:pPr>
-            <w:r>
-              <w:rPr>
-                <w:rStyle w:val="HTMLCode"/>
-                <w:rFonts w:ascii="Arial" w:hAnsi="Arial" w:cs="Arial"/>
-                <w:sz w:val="12"/>
-                <w:szCs w:val="12"/>
-              </w:rPr>
-              <w:t>{#</w:t>
-            </w:r>
-            <w:proofErr w:type="gramStart"/>
-            <w:r>
-              <w:rPr>
-                <w:rStyle w:val="HTMLCode"/>
-                <w:rFonts w:ascii="Arial" w:hAnsi="Arial" w:cs="Arial"/>
-                <w:sz w:val="12"/>
-                <w:szCs w:val="12"/>
-              </w:rPr>
-              <w:t>data}{</w:t>
-            </w:r>
-            <w:proofErr w:type="gramEnd"/>
-            <w:r>
-              <w:rPr>
-                <w:rStyle w:val="HTMLCode"/>
-                <w:rFonts w:ascii="Arial" w:hAnsi="Arial" w:cs="Arial"/>
-                <w:sz w:val="12"/>
-                <w:szCs w:val="12"/>
-              </w:rPr>
-              <w:t>no}</w:t>
+                <w:rStyle w:val="HTMLCode"/>
+                <w:rFonts w:ascii="Arial" w:eastAsia="Arial" w:hAnsi="Arial" w:cs="Arial"/>
+                <w:b/>
+                <w:bCs/>
+                <w:sz w:val="12"/>
+                <w:szCs w:val="12"/>
+              </w:rPr>
+            </w:pPr>
+            <w:r>
+              <w:rPr>
+                <w:rStyle w:val="HTMLCode"/>
+                <w:rFonts w:ascii="Arial" w:eastAsia="Arial" w:hAnsi="Arial" w:cs="Arial"/>
+                <w:b/>
+                <w:bCs/>
+                <w:sz w:val="12"/>
+                <w:szCs w:val="12"/>
+              </w:rPr>
+              <w:t>JUMLAH</w:t>
             </w:r>
           </w:p>
         </w:tc>
         <w:tc>
           <w:tcPr>
-            <w:tcW w:w="236" w:type="pct"/>
-            <w:tcBorders>
-              <w:top w:val="single" w:sz="8" w:space="0" w:color="000000"/>
-              <w:left w:val="single" w:sz="8" w:space="0" w:color="CCCCCC"/>
-              <w:bottom w:val="single" w:sz="8" w:space="0" w:color="000000"/>
-              <w:right w:val="single" w:sz="8" w:space="0" w:color="000000"/>
-            </w:tcBorders>
-            <w:tcMar>
-              <w:top w:w="40" w:type="dxa"/>
-              <w:left w:w="40" w:type="dxa"/>
-              <w:bottom w:w="40" w:type="dxa"/>
-              <w:right w:w="40" w:type="dxa"/>
-            </w:tcMar>
+            <w:tcW w:w="568" w:type="dxa"/>
             <w:vAlign w:val="center"/>
           </w:tcPr>
           <w:p>
             <w:pPr>
               <w:keepLines/>
               <w:widowControl w:val="0"/>
-              <w:spacing w:line="276" w:lineRule="auto"/>
-              <w:ind w:firstLine="0"/>
-              <w:rPr>
-                <w:rFonts w:ascii="Arial" w:eastAsia="Arial" w:hAnsi="Arial" w:cs="Arial"/>
-                <w:sz w:val="12"/>
-                <w:szCs w:val="12"/>
-              </w:rPr>
-            </w:pPr>
-            <w:r>
-              <w:rPr>
-                <w:rStyle w:val="HTMLCode"/>
-                <w:rFonts w:ascii="Arial" w:hAnsi="Arial" w:cs="Arial"/>
-                <w:sz w:val="12"/>
-                <w:szCs w:val="12"/>
-              </w:rPr>
-              <w:t>{</w:t>
-            </w:r>
-            <w:proofErr w:type="spellStart"/>
-            <w:r>
-              <w:rPr>
-                <w:rStyle w:val="HTMLCode"/>
-                <w:rFonts w:ascii="Arial" w:hAnsi="Arial" w:cs="Arial"/>
-                <w:sz w:val="12"/>
-                <w:szCs w:val="12"/>
-              </w:rPr>
-              <w:t>kodeBarang</w:t>
-            </w:r>
-            <w:proofErr w:type="spellEnd"/>
-            <w:r>
-              <w:rPr>
-                <w:rStyle w:val="HTMLCode"/>
-                <w:rFonts w:ascii="Arial" w:hAnsi="Arial" w:cs="Arial"/>
-                <w:sz w:val="12"/>
-                <w:szCs w:val="12"/>
-              </w:rPr>
-              <w:t>}</w:t>
+              <w:jc w:val="right"/>
+              <w:rPr>
+                <w:rStyle w:val="HTMLCode"/>
+                <w:rFonts w:ascii="Arial" w:eastAsia="Arial" w:hAnsi="Arial" w:cs="Arial"/>
+                <w:sz w:val="12"/>
+                <w:szCs w:val="12"/>
+              </w:rPr>
+            </w:pPr>
+            <w:r>
+              <w:rPr>
+                <w:rFonts w:ascii="Arial" w:hAnsi="Arial" w:cs="Arial"/>
+                <w:b/>
+                <w:bCs/>
+                <w:sz w:val="12"/>
+                <w:szCs w:val="12"/>
+              </w:rPr>
+              <w:t>{total-data}</w:t>
             </w:r>
           </w:p>
         </w:tc>
         <w:tc>
           <w:tcPr>
-            <w:tcW w:w="236" w:type="pct"/>
-            <w:tcBorders>
-              <w:top w:val="single" w:sz="8" w:space="0" w:color="000000"/>
-              <w:left w:val="single" w:sz="8" w:space="0" w:color="CCCCCC"/>
-              <w:bottom w:val="single" w:sz="8" w:space="0" w:color="000000"/>
-              <w:right w:val="single" w:sz="8" w:space="0" w:color="000000"/>
-            </w:tcBorders>
-            <w:tcMar>
-              <w:top w:w="40" w:type="dxa"/>
-              <w:left w:w="40" w:type="dxa"/>
-              <w:bottom w:w="40" w:type="dxa"/>
-              <w:right w:w="40" w:type="dxa"/>
-            </w:tcMar>
+            <w:tcW w:w="1134" w:type="dxa"/>
             <w:vAlign w:val="center"/>
           </w:tcPr>
           <w:p>
             <w:pPr>
               <w:keepLines/>
               <w:widowControl w:val="0"/>
-              <w:spacing w:line="276" w:lineRule="auto"/>
-              <w:ind w:firstLine="0"/>
-              <w:jc w:val="center"/>
-              <w:rPr>
-                <w:rFonts w:ascii="Arial" w:eastAsia="Arial" w:hAnsi="Arial" w:cs="Arial"/>
-                <w:sz w:val="12"/>
-                <w:szCs w:val="12"/>
-              </w:rPr>
-            </w:pPr>
-            <w:r>
-              <w:rPr>
-                <w:rStyle w:val="HTMLCode"/>
-                <w:rFonts w:ascii="Arial" w:hAnsi="Arial" w:cs="Arial"/>
-                <w:sz w:val="12"/>
-                <w:szCs w:val="12"/>
-              </w:rPr>
-              <w:t>{</w:t>
+              <w:jc w:val="right"/>
+              <w:rPr>
+                <w:rStyle w:val="HTMLCode"/>
+                <w:rFonts w:ascii="Arial" w:eastAsia="Arial" w:hAnsi="Arial" w:cs="Arial"/>
+                <w:sz w:val="12"/>
+                <w:szCs w:val="12"/>
+              </w:rPr>
+            </w:pPr>
+            <w:r>
+              <w:rPr>
+                <w:rFonts w:ascii="Arial" w:hAnsi="Arial" w:cs="Arial"/>
+                <w:b/>
+                <w:bCs/>
+                <w:sz w:val="12"/>
+                <w:szCs w:val="12"/>
+              </w:rPr>
+              <w:t>{total-</w:t>
             </w:r>
             <w:proofErr w:type="spellStart"/>
             <w:r>
               <w:rPr>
-                <w:rStyle w:val="HTMLCode"/>
-                <w:rFonts w:ascii="Arial" w:hAnsi="Arial" w:cs="Arial"/>
-                <w:sz w:val="12"/>
-                <w:szCs w:val="12"/>
-              </w:rPr>
-              <w:t>nibar</w:t>
+                <w:rFonts w:ascii="Arial" w:hAnsi="Arial" w:cs="Arial"/>
+                <w:b/>
+                <w:bCs/>
+                <w:sz w:val="12"/>
+                <w:szCs w:val="12"/>
+              </w:rPr>
+              <w:t>perolehan</w:t>
             </w:r>
             <w:proofErr w:type="spellEnd"/>
             <w:r>
               <w:rPr>
-                <w:rStyle w:val="HTMLCode"/>
-                <w:rFonts w:ascii="Arial" w:hAnsi="Arial" w:cs="Arial"/>
+                <w:rFonts w:ascii="Arial" w:hAnsi="Arial" w:cs="Arial"/>
+                <w:b/>
+                <w:bCs/>
                 <w:sz w:val="12"/>
                 <w:szCs w:val="12"/>
               </w:rPr>
@@ -3278,57 +4374,48 @@
         </w:tc>
         <w:tc>
           <w:tcPr>
-            <w:tcW w:w="236" w:type="pct"/>
-            <w:tcBorders>
-              <w:top w:val="single" w:sz="8" w:space="0" w:color="000000"/>
-              <w:left w:val="single" w:sz="8" w:space="0" w:color="CCCCCC"/>
-              <w:bottom w:val="single" w:sz="8" w:space="0" w:color="000000"/>
-              <w:right w:val="single" w:sz="8" w:space="0" w:color="000000"/>
-            </w:tcBorders>
-            <w:tcMar>
-              <w:top w:w="40" w:type="dxa"/>
-              <w:left w:w="40" w:type="dxa"/>
-              <w:bottom w:w="40" w:type="dxa"/>
-              <w:right w:w="40" w:type="dxa"/>
-            </w:tcMar>
+            <w:tcW w:w="1134" w:type="dxa"/>
             <w:vAlign w:val="center"/>
           </w:tcPr>
           <w:p>
             <w:pPr>
               <w:keepLines/>
               <w:widowControl w:val="0"/>
-              <w:spacing w:line="276" w:lineRule="auto"/>
-              <w:ind w:firstLine="0"/>
-              <w:rPr>
-                <w:rFonts w:ascii="Arial" w:eastAsia="Arial" w:hAnsi="Arial" w:cs="Arial"/>
-                <w:sz w:val="12"/>
-                <w:szCs w:val="12"/>
-              </w:rPr>
-            </w:pPr>
-            <w:r>
-              <w:rPr>
-                <w:rStyle w:val="HTMLCode"/>
-                <w:rFonts w:ascii="Arial" w:hAnsi="Arial" w:cs="Arial"/>
-                <w:sz w:val="12"/>
-                <w:szCs w:val="12"/>
-              </w:rPr>
-              <w:t>{</w:t>
+              <w:jc w:val="right"/>
+              <w:rPr>
+                <w:rStyle w:val="HTMLCode"/>
+                <w:rFonts w:ascii="Arial" w:eastAsia="Arial" w:hAnsi="Arial" w:cs="Arial"/>
+                <w:sz w:val="12"/>
+                <w:szCs w:val="12"/>
+              </w:rPr>
+            </w:pPr>
+            <w:r>
+              <w:rPr>
+                <w:rFonts w:ascii="Arial" w:hAnsi="Arial" w:cs="Arial"/>
+                <w:b/>
+                <w:bCs/>
+                <w:sz w:val="12"/>
+                <w:szCs w:val="12"/>
+              </w:rPr>
+              <w:t>{total-</w:t>
             </w:r>
             <w:proofErr w:type="spellStart"/>
             <w:r>
               <w:rPr>
-                <w:rStyle w:val="HTMLCode"/>
-                <w:rFonts w:ascii="Arial" w:hAnsi="Arial" w:cs="Arial"/>
-                <w:sz w:val="12"/>
-                <w:szCs w:val="12"/>
-              </w:rPr>
-              <w:t>kodeRegister</w:t>
+                <w:rFonts w:ascii="Arial" w:hAnsi="Arial" w:cs="Arial"/>
+                <w:b/>
+                <w:bCs/>
+                <w:sz w:val="12"/>
+                <w:szCs w:val="12"/>
+              </w:rPr>
+              <w:t>penyusutan</w:t>
             </w:r>
             <w:proofErr w:type="spellEnd"/>
             <w:r>
               <w:rPr>
-                <w:rStyle w:val="HTMLCode"/>
-                <w:rFonts w:ascii="Arial" w:hAnsi="Arial" w:cs="Arial"/>
+                <w:rFonts w:ascii="Arial" w:hAnsi="Arial" w:cs="Arial"/>
+                <w:b/>
+                <w:bCs/>
                 <w:sz w:val="12"/>
                 <w:szCs w:val="12"/>
               </w:rPr>
@@ -3338,58 +4425,48 @@
         </w:tc>
         <w:tc>
           <w:tcPr>
-            <w:tcW w:w="236" w:type="pct"/>
-            <w:tcBorders>
-              <w:top w:val="single" w:sz="8" w:space="0" w:color="000000"/>
-              <w:left w:val="single" w:sz="8" w:space="0" w:color="CCCCCC"/>
-              <w:bottom w:val="single" w:sz="8" w:space="0" w:color="000000"/>
-              <w:right w:val="single" w:sz="8" w:space="0" w:color="000000"/>
-            </w:tcBorders>
-            <w:tcMar>
-              <w:top w:w="40" w:type="dxa"/>
-              <w:left w:w="40" w:type="dxa"/>
-              <w:bottom w:w="40" w:type="dxa"/>
-              <w:right w:w="40" w:type="dxa"/>
-            </w:tcMar>
+            <w:tcW w:w="1134" w:type="dxa"/>
             <w:vAlign w:val="center"/>
           </w:tcPr>
           <w:p>
             <w:pPr>
               <w:keepLines/>
               <w:widowControl w:val="0"/>
-              <w:spacing w:line="276" w:lineRule="auto"/>
-              <w:ind w:firstLine="0"/>
-              <w:jc w:val="center"/>
-              <w:rPr>
-                <w:rFonts w:ascii="Arial" w:eastAsia="Arial" w:hAnsi="Arial" w:cs="Arial"/>
-                <w:sz w:val="12"/>
-                <w:szCs w:val="12"/>
-              </w:rPr>
-            </w:pPr>
-            <w:r>
-              <w:rPr>
-                <w:rStyle w:val="HTMLCode"/>
-                <w:rFonts w:ascii="Arial" w:hAnsi="Arial" w:cs="Arial"/>
-                <w:sz w:val="12"/>
-                <w:szCs w:val="12"/>
-              </w:rPr>
-              <w:t>{</w:t>
+              <w:jc w:val="right"/>
+              <w:rPr>
+                <w:rStyle w:val="HTMLCode"/>
+                <w:rFonts w:ascii="Arial" w:eastAsia="Arial" w:hAnsi="Arial" w:cs="Arial"/>
+                <w:sz w:val="12"/>
+                <w:szCs w:val="12"/>
+              </w:rPr>
+            </w:pPr>
+            <w:r>
+              <w:rPr>
+                <w:rFonts w:ascii="Arial" w:hAnsi="Arial" w:cs="Arial"/>
+                <w:b/>
+                <w:bCs/>
+                <w:sz w:val="12"/>
+                <w:szCs w:val="12"/>
+              </w:rPr>
+              <w:t>{total-</w:t>
             </w:r>
             <w:proofErr w:type="spellStart"/>
             <w:r>
               <w:rPr>
-                <w:rStyle w:val="HTMLCode"/>
-                <w:rFonts w:ascii="Arial" w:hAnsi="Arial" w:cs="Arial"/>
-                <w:sz w:val="12"/>
-                <w:szCs w:val="12"/>
-              </w:rPr>
-              <w:t>namaBarangKategori</w:t>
+                <w:rFonts w:ascii="Arial" w:hAnsi="Arial" w:cs="Arial"/>
+                <w:b/>
+                <w:bCs/>
+                <w:sz w:val="12"/>
+                <w:szCs w:val="12"/>
+              </w:rPr>
+              <w:t>buku</w:t>
             </w:r>
             <w:proofErr w:type="spellEnd"/>
             <w:r>
               <w:rPr>
-                <w:rStyle w:val="HTMLCode"/>
-                <w:rFonts w:ascii="Arial" w:hAnsi="Arial" w:cs="Arial"/>
+                <w:rFonts w:ascii="Arial" w:hAnsi="Arial" w:cs="Arial"/>
+                <w:b/>
+                <w:bCs/>
                 <w:sz w:val="12"/>
                 <w:szCs w:val="12"/>
               </w:rPr>
@@ -3399,1128 +4476,34 @@
         </w:tc>
         <w:tc>
           <w:tcPr>
-            <w:tcW w:w="236" w:type="pct"/>
-            <w:tcBorders>
-              <w:top w:val="single" w:sz="8" w:space="0" w:color="000000"/>
-              <w:left w:val="single" w:sz="8" w:space="0" w:color="CCCCCC"/>
-              <w:bottom w:val="single" w:sz="8" w:space="0" w:color="000000"/>
-              <w:right w:val="single" w:sz="8" w:space="0" w:color="000000"/>
-            </w:tcBorders>
-            <w:tcMar>
-              <w:top w:w="40" w:type="dxa"/>
-              <w:left w:w="40" w:type="dxa"/>
-              <w:bottom w:w="40" w:type="dxa"/>
-              <w:right w:w="40" w:type="dxa"/>
-            </w:tcMar>
-            <w:vAlign w:val="center"/>
+            <w:tcW w:w="1134" w:type="dxa"/>
           </w:tcPr>
           <w:p>
             <w:pPr>
               <w:keepLines/>
               <w:widowControl w:val="0"/>
-              <w:spacing w:line="276" w:lineRule="auto"/>
-              <w:ind w:firstLine="0"/>
               <w:jc w:val="center"/>
               <w:rPr>
-                <w:rFonts w:ascii="Arial" w:eastAsia="Arial" w:hAnsi="Arial" w:cs="Arial"/>
-                <w:sz w:val="12"/>
-                <w:szCs w:val="12"/>
-              </w:rPr>
-            </w:pPr>
-            <w:r>
-              <w:rPr>
-                <w:rStyle w:val="HTMLCode"/>
-                <w:rFonts w:ascii="Arial" w:hAnsi="Arial" w:cs="Arial"/>
-                <w:sz w:val="12"/>
-                <w:szCs w:val="12"/>
-              </w:rPr>
-              <w:t>{</w:t>
-            </w:r>
-            <w:proofErr w:type="spellStart"/>
-            <w:r>
-              <w:rPr>
-                <w:rStyle w:val="HTMLCode"/>
-                <w:rFonts w:ascii="Arial" w:hAnsi="Arial" w:cs="Arial"/>
-                <w:sz w:val="12"/>
-                <w:szCs w:val="12"/>
-              </w:rPr>
-              <w:t>merkTipe</w:t>
-            </w:r>
-            <w:proofErr w:type="spellEnd"/>
-            <w:r>
-              <w:rPr>
-                <w:rStyle w:val="HTMLCode"/>
-                <w:rFonts w:ascii="Arial" w:hAnsi="Arial" w:cs="Arial"/>
-                <w:sz w:val="12"/>
-                <w:szCs w:val="12"/>
-              </w:rPr>
-              <w:t>}</w:t>
-            </w:r>
+                <w:rStyle w:val="HTMLCode"/>
+                <w:rFonts w:ascii="Arial" w:eastAsia="Arial" w:hAnsi="Arial" w:cs="Arial"/>
+                <w:sz w:val="12"/>
+                <w:szCs w:val="12"/>
+              </w:rPr>
+            </w:pPr>
           </w:p>
         </w:tc>
         <w:tc>
           <w:tcPr>
-            <w:tcW w:w="236" w:type="pct"/>
-            <w:tcBorders>
-              <w:top w:val="single" w:sz="8" w:space="0" w:color="000000"/>
-              <w:left w:val="single" w:sz="8" w:space="0" w:color="CCCCCC"/>
-              <w:bottom w:val="single" w:sz="8" w:space="0" w:color="000000"/>
-              <w:right w:val="single" w:sz="8" w:space="0" w:color="000000"/>
-            </w:tcBorders>
-            <w:tcMar>
-              <w:top w:w="40" w:type="dxa"/>
-              <w:left w:w="40" w:type="dxa"/>
-              <w:bottom w:w="40" w:type="dxa"/>
-              <w:right w:w="40" w:type="dxa"/>
-            </w:tcMar>
-            <w:vAlign w:val="center"/>
+            <w:tcW w:w="1134" w:type="dxa"/>
           </w:tcPr>
           <w:p>
             <w:pPr>
               <w:keepLines/>
               <w:widowControl w:val="0"/>
-              <w:spacing w:line="276" w:lineRule="auto"/>
-              <w:ind w:firstLine="0"/>
               <w:jc w:val="center"/>
               <w:rPr>
-                <w:rFonts w:ascii="Arial" w:eastAsia="Arial" w:hAnsi="Arial" w:cs="Arial"/>
-                <w:sz w:val="12"/>
-                <w:szCs w:val="12"/>
-              </w:rPr>
-            </w:pPr>
-            <w:r>
-              <w:rPr>
-                <w:rStyle w:val="HTMLCode"/>
-                <w:rFonts w:ascii="Arial" w:hAnsi="Arial" w:cs="Arial"/>
-                <w:sz w:val="12"/>
-                <w:szCs w:val="12"/>
-              </w:rPr>
-              <w:t>{</w:t>
-            </w:r>
-            <w:proofErr w:type="spellStart"/>
-            <w:r>
-              <w:rPr>
-                <w:rStyle w:val="HTMLCode"/>
-                <w:rFonts w:ascii="Arial" w:hAnsi="Arial" w:cs="Arial"/>
-                <w:sz w:val="12"/>
-                <w:szCs w:val="12"/>
-              </w:rPr>
-              <w:t>nomorPolisi</w:t>
-            </w:r>
-            <w:proofErr w:type="spellEnd"/>
-            <w:r>
-              <w:rPr>
-                <w:rStyle w:val="HTMLCode"/>
-                <w:rFonts w:ascii="Arial" w:hAnsi="Arial" w:cs="Arial"/>
-                <w:sz w:val="12"/>
-                <w:szCs w:val="12"/>
-              </w:rPr>
-              <w:t>}</w:t>
-            </w:r>
-          </w:p>
-        </w:tc>
-        <w:tc>
-          <w:tcPr>
-            <w:tcW w:w="236" w:type="pct"/>
-            <w:tcBorders>
-              <w:top w:val="single" w:sz="8" w:space="0" w:color="000000"/>
-              <w:left w:val="single" w:sz="8" w:space="0" w:color="CCCCCC"/>
-              <w:bottom w:val="single" w:sz="8" w:space="0" w:color="000000"/>
-              <w:right w:val="single" w:sz="8" w:space="0" w:color="000000"/>
-            </w:tcBorders>
-            <w:tcMar>
-              <w:top w:w="40" w:type="dxa"/>
-              <w:left w:w="40" w:type="dxa"/>
-              <w:bottom w:w="40" w:type="dxa"/>
-              <w:right w:w="40" w:type="dxa"/>
-            </w:tcMar>
-            <w:vAlign w:val="center"/>
-          </w:tcPr>
-          <w:p>
-            <w:pPr>
-              <w:keepLines/>
-              <w:widowControl w:val="0"/>
-              <w:spacing w:line="276" w:lineRule="auto"/>
-              <w:ind w:firstLine="0"/>
-              <w:jc w:val="center"/>
-              <w:rPr>
-                <w:rFonts w:ascii="Arial" w:eastAsia="Arial" w:hAnsi="Arial" w:cs="Arial"/>
-                <w:sz w:val="12"/>
-                <w:szCs w:val="12"/>
-              </w:rPr>
-            </w:pPr>
-            <w:r>
-              <w:rPr>
-                <w:rStyle w:val="HTMLCode"/>
-                <w:rFonts w:ascii="Arial" w:hAnsi="Arial" w:cs="Arial"/>
-                <w:sz w:val="12"/>
-                <w:szCs w:val="12"/>
-              </w:rPr>
-              <w:t>{</w:t>
-            </w:r>
-            <w:proofErr w:type="spellStart"/>
-            <w:r>
-              <w:rPr>
-                <w:rStyle w:val="HTMLCode"/>
-                <w:rFonts w:ascii="Arial" w:hAnsi="Arial" w:cs="Arial"/>
-                <w:sz w:val="12"/>
-                <w:szCs w:val="12"/>
-              </w:rPr>
-              <w:t>nomorRangka</w:t>
-            </w:r>
-            <w:proofErr w:type="spellEnd"/>
-            <w:r>
-              <w:rPr>
-                <w:rStyle w:val="HTMLCode"/>
-                <w:rFonts w:ascii="Arial" w:hAnsi="Arial" w:cs="Arial"/>
-                <w:sz w:val="12"/>
-                <w:szCs w:val="12"/>
-              </w:rPr>
-              <w:t>}</w:t>
-            </w:r>
-          </w:p>
-        </w:tc>
-        <w:tc>
-          <w:tcPr>
-            <w:tcW w:w="236" w:type="pct"/>
-            <w:tcBorders>
-              <w:top w:val="single" w:sz="8" w:space="0" w:color="000000"/>
-              <w:left w:val="single" w:sz="8" w:space="0" w:color="CCCCCC"/>
-              <w:bottom w:val="single" w:sz="8" w:space="0" w:color="000000"/>
-              <w:right w:val="single" w:sz="8" w:space="0" w:color="000000"/>
-            </w:tcBorders>
-            <w:tcMar>
-              <w:top w:w="40" w:type="dxa"/>
-              <w:left w:w="40" w:type="dxa"/>
-              <w:bottom w:w="40" w:type="dxa"/>
-              <w:right w:w="40" w:type="dxa"/>
-            </w:tcMar>
-            <w:vAlign w:val="center"/>
-          </w:tcPr>
-          <w:p>
-            <w:pPr>
-              <w:keepLines/>
-              <w:widowControl w:val="0"/>
-              <w:spacing w:line="276" w:lineRule="auto"/>
-              <w:ind w:firstLine="0"/>
-              <w:jc w:val="right"/>
-              <w:rPr>
-                <w:rFonts w:ascii="Arial" w:eastAsia="Arial" w:hAnsi="Arial" w:cs="Arial"/>
-                <w:sz w:val="12"/>
-                <w:szCs w:val="12"/>
-              </w:rPr>
-            </w:pPr>
-            <w:r>
-              <w:rPr>
-                <w:rStyle w:val="HTMLCode"/>
-                <w:rFonts w:ascii="Arial" w:hAnsi="Arial" w:cs="Arial"/>
-                <w:sz w:val="12"/>
-                <w:szCs w:val="12"/>
-              </w:rPr>
-              <w:t>{</w:t>
-            </w:r>
-            <w:proofErr w:type="spellStart"/>
-            <w:r>
-              <w:rPr>
-                <w:rStyle w:val="HTMLCode"/>
-                <w:rFonts w:ascii="Arial" w:hAnsi="Arial" w:cs="Arial"/>
-                <w:sz w:val="12"/>
-                <w:szCs w:val="12"/>
-              </w:rPr>
-              <w:t>nomorMesin</w:t>
-            </w:r>
-            <w:proofErr w:type="spellEnd"/>
-            <w:r>
-              <w:rPr>
-                <w:rStyle w:val="HTMLCode"/>
-                <w:rFonts w:ascii="Arial" w:hAnsi="Arial" w:cs="Arial"/>
-                <w:sz w:val="12"/>
-                <w:szCs w:val="12"/>
-              </w:rPr>
-              <w:t>}</w:t>
-            </w:r>
-          </w:p>
-        </w:tc>
-        <w:tc>
-          <w:tcPr>
-            <w:tcW w:w="236" w:type="pct"/>
-            <w:tcBorders>
-              <w:top w:val="single" w:sz="8" w:space="0" w:color="000000"/>
-              <w:left w:val="single" w:sz="8" w:space="0" w:color="CCCCCC"/>
-              <w:bottom w:val="single" w:sz="8" w:space="0" w:color="000000"/>
-              <w:right w:val="single" w:sz="8" w:space="0" w:color="000000"/>
-            </w:tcBorders>
-            <w:tcMar>
-              <w:top w:w="40" w:type="dxa"/>
-              <w:left w:w="40" w:type="dxa"/>
-              <w:bottom w:w="40" w:type="dxa"/>
-              <w:right w:w="40" w:type="dxa"/>
-            </w:tcMar>
-            <w:vAlign w:val="center"/>
-          </w:tcPr>
-          <w:p>
-            <w:pPr>
-              <w:keepLines/>
-              <w:widowControl w:val="0"/>
-              <w:spacing w:line="276" w:lineRule="auto"/>
-              <w:ind w:firstLine="0"/>
-              <w:jc w:val="right"/>
-              <w:rPr>
-                <w:rFonts w:ascii="Arial" w:eastAsia="Arial" w:hAnsi="Arial" w:cs="Arial"/>
-                <w:sz w:val="12"/>
-                <w:szCs w:val="12"/>
-              </w:rPr>
-            </w:pPr>
-            <w:r>
-              <w:rPr>
-                <w:rStyle w:val="HTMLCode"/>
-                <w:rFonts w:ascii="Arial" w:hAnsi="Arial" w:cs="Arial"/>
-                <w:sz w:val="12"/>
-                <w:szCs w:val="12"/>
-              </w:rPr>
-              <w:t>{</w:t>
-            </w:r>
-            <w:proofErr w:type="spellStart"/>
-            <w:r>
-              <w:rPr>
-                <w:rStyle w:val="HTMLCode"/>
-                <w:rFonts w:ascii="Arial" w:hAnsi="Arial" w:cs="Arial"/>
-                <w:sz w:val="12"/>
-                <w:szCs w:val="12"/>
-              </w:rPr>
-              <w:t>kondisi</w:t>
-            </w:r>
-            <w:proofErr w:type="spellEnd"/>
-            <w:r>
-              <w:rPr>
-                <w:rStyle w:val="HTMLCode"/>
-                <w:rFonts w:ascii="Arial" w:hAnsi="Arial" w:cs="Arial"/>
-                <w:sz w:val="12"/>
-                <w:szCs w:val="12"/>
-              </w:rPr>
-              <w:t>}</w:t>
-            </w:r>
-          </w:p>
-        </w:tc>
-        <w:tc>
-          <w:tcPr>
-            <w:tcW w:w="350" w:type="pct"/>
-            <w:tcBorders>
-              <w:top w:val="single" w:sz="8" w:space="0" w:color="000000"/>
-              <w:left w:val="single" w:sz="8" w:space="0" w:color="CCCCCC"/>
-              <w:bottom w:val="single" w:sz="8" w:space="0" w:color="000000"/>
-              <w:right w:val="single" w:sz="8" w:space="0" w:color="000000"/>
-            </w:tcBorders>
-            <w:tcMar>
-              <w:top w:w="40" w:type="dxa"/>
-              <w:left w:w="40" w:type="dxa"/>
-              <w:bottom w:w="40" w:type="dxa"/>
-              <w:right w:w="40" w:type="dxa"/>
-            </w:tcMar>
-            <w:vAlign w:val="center"/>
-          </w:tcPr>
-          <w:p>
-            <w:pPr>
-              <w:keepLines/>
-              <w:widowControl w:val="0"/>
-              <w:spacing w:line="276" w:lineRule="auto"/>
-              <w:ind w:firstLine="0"/>
-              <w:jc w:val="right"/>
-              <w:rPr>
-                <w:rFonts w:ascii="Arial" w:eastAsia="Arial" w:hAnsi="Arial" w:cs="Arial"/>
-                <w:sz w:val="12"/>
-                <w:szCs w:val="12"/>
-              </w:rPr>
-            </w:pPr>
-            <w:r>
-              <w:rPr>
-                <w:rStyle w:val="HTMLCode"/>
-                <w:rFonts w:ascii="Arial" w:hAnsi="Arial" w:cs="Arial"/>
-                <w:sz w:val="12"/>
-                <w:szCs w:val="12"/>
-              </w:rPr>
-              <w:t>{</w:t>
-            </w:r>
-            <w:proofErr w:type="spellStart"/>
-            <w:r>
-              <w:rPr>
-                <w:rStyle w:val="HTMLCode"/>
-                <w:rFonts w:ascii="Arial" w:hAnsi="Arial" w:cs="Arial"/>
-                <w:sz w:val="12"/>
-                <w:szCs w:val="12"/>
-              </w:rPr>
-              <w:t>lokasi</w:t>
-            </w:r>
-            <w:proofErr w:type="spellEnd"/>
-            <w:r>
-              <w:rPr>
-                <w:rStyle w:val="HTMLCode"/>
-                <w:rFonts w:ascii="Arial" w:hAnsi="Arial" w:cs="Arial"/>
-                <w:sz w:val="12"/>
-                <w:szCs w:val="12"/>
-              </w:rPr>
-              <w:t>}</w:t>
-            </w:r>
-          </w:p>
-        </w:tc>
-        <w:tc>
-          <w:tcPr>
-            <w:tcW w:w="187" w:type="pct"/>
-            <w:tcBorders>
-              <w:top w:val="single" w:sz="8" w:space="0" w:color="000000"/>
-              <w:left w:val="single" w:sz="8" w:space="0" w:color="CCCCCC"/>
-              <w:bottom w:val="single" w:sz="8" w:space="0" w:color="000000"/>
-              <w:right w:val="single" w:sz="8" w:space="0" w:color="000000"/>
-            </w:tcBorders>
-            <w:tcMar>
-              <w:top w:w="40" w:type="dxa"/>
-              <w:left w:w="40" w:type="dxa"/>
-              <w:bottom w:w="40" w:type="dxa"/>
-              <w:right w:w="40" w:type="dxa"/>
-            </w:tcMar>
-            <w:vAlign w:val="center"/>
-          </w:tcPr>
-          <w:p>
-            <w:pPr>
-              <w:keepLines/>
-              <w:widowControl w:val="0"/>
-              <w:spacing w:line="276" w:lineRule="auto"/>
-              <w:ind w:firstLine="0"/>
-              <w:jc w:val="center"/>
-              <w:rPr>
-                <w:rFonts w:ascii="Arial" w:eastAsia="Arial" w:hAnsi="Arial" w:cs="Arial"/>
-                <w:sz w:val="12"/>
-                <w:szCs w:val="12"/>
-              </w:rPr>
-            </w:pPr>
-            <w:r>
-              <w:rPr>
-                <w:rStyle w:val="HTMLCode"/>
-                <w:rFonts w:ascii="Arial" w:hAnsi="Arial" w:cs="Arial"/>
-                <w:sz w:val="12"/>
-                <w:szCs w:val="12"/>
-              </w:rPr>
-              <w:t>{</w:t>
-            </w:r>
-            <w:proofErr w:type="spellStart"/>
-            <w:r>
-              <w:rPr>
-                <w:rStyle w:val="HTMLCode"/>
-                <w:rFonts w:ascii="Arial" w:hAnsi="Arial" w:cs="Arial"/>
-                <w:sz w:val="12"/>
-                <w:szCs w:val="12"/>
-              </w:rPr>
-              <w:t>asalUsul</w:t>
-            </w:r>
-            <w:proofErr w:type="spellEnd"/>
-            <w:r>
-              <w:rPr>
-                <w:rStyle w:val="HTMLCode"/>
-                <w:rFonts w:ascii="Arial" w:hAnsi="Arial" w:cs="Arial"/>
-                <w:sz w:val="12"/>
-                <w:szCs w:val="12"/>
-              </w:rPr>
-              <w:t>}</w:t>
-            </w:r>
-          </w:p>
-        </w:tc>
-        <w:tc>
-          <w:tcPr>
-            <w:tcW w:w="172" w:type="pct"/>
-            <w:tcBorders>
-              <w:top w:val="single" w:sz="8" w:space="0" w:color="000000"/>
-              <w:left w:val="single" w:sz="8" w:space="0" w:color="CCCCCC"/>
-              <w:bottom w:val="single" w:sz="8" w:space="0" w:color="000000"/>
-              <w:right w:val="single" w:sz="8" w:space="0" w:color="000000"/>
-            </w:tcBorders>
-            <w:vAlign w:val="center"/>
-          </w:tcPr>
-          <w:p>
-            <w:pPr>
-              <w:keepLines/>
-              <w:widowControl w:val="0"/>
-              <w:spacing w:line="276" w:lineRule="auto"/>
-              <w:ind w:firstLine="0"/>
-              <w:jc w:val="center"/>
-              <w:rPr>
-                <w:rFonts w:ascii="Arial" w:eastAsia="Arial" w:hAnsi="Arial" w:cs="Arial"/>
-                <w:sz w:val="12"/>
-                <w:szCs w:val="12"/>
-              </w:rPr>
-            </w:pPr>
-            <w:r>
-              <w:rPr>
-                <w:rStyle w:val="HTMLCode"/>
-                <w:rFonts w:ascii="Arial" w:hAnsi="Arial" w:cs="Arial"/>
-                <w:sz w:val="12"/>
-                <w:szCs w:val="12"/>
-              </w:rPr>
-              <w:t>{</w:t>
-            </w:r>
-            <w:proofErr w:type="spellStart"/>
-            <w:r>
-              <w:rPr>
-                <w:rStyle w:val="HTMLCode"/>
-                <w:rFonts w:ascii="Arial" w:hAnsi="Arial" w:cs="Arial"/>
-                <w:sz w:val="12"/>
-                <w:szCs w:val="12"/>
-              </w:rPr>
-              <w:t>tahun</w:t>
-            </w:r>
-            <w:proofErr w:type="spellEnd"/>
-            <w:r>
-              <w:rPr>
-                <w:rStyle w:val="HTMLCode"/>
-                <w:rFonts w:ascii="Arial" w:hAnsi="Arial" w:cs="Arial"/>
-                <w:sz w:val="12"/>
-                <w:szCs w:val="12"/>
-              </w:rPr>
-              <w:t>}</w:t>
-            </w:r>
-          </w:p>
-        </w:tc>
-        <w:tc>
-          <w:tcPr>
-            <w:tcW w:w="182" w:type="pct"/>
-            <w:tcBorders>
-              <w:top w:val="single" w:sz="8" w:space="0" w:color="000000"/>
-              <w:left w:val="single" w:sz="8" w:space="0" w:color="CCCCCC"/>
-              <w:bottom w:val="single" w:sz="8" w:space="0" w:color="000000"/>
-              <w:right w:val="single" w:sz="8" w:space="0" w:color="000000"/>
-            </w:tcBorders>
-            <w:vAlign w:val="center"/>
-          </w:tcPr>
-          <w:p>
-            <w:pPr>
-              <w:keepLines/>
-              <w:widowControl w:val="0"/>
-              <w:spacing w:line="276" w:lineRule="auto"/>
-              <w:ind w:firstLine="0"/>
-              <w:jc w:val="center"/>
-              <w:rPr>
-                <w:rStyle w:val="HTMLCode"/>
-                <w:rFonts w:ascii="Arial" w:hAnsi="Arial" w:cs="Arial"/>
-                <w:sz w:val="12"/>
-                <w:szCs w:val="12"/>
-              </w:rPr>
-            </w:pPr>
-            <w:r>
-              <w:rPr>
-                <w:rStyle w:val="HTMLCode"/>
-                <w:rFonts w:ascii="Arial" w:hAnsi="Arial" w:cs="Arial"/>
-                <w:sz w:val="12"/>
-                <w:szCs w:val="12"/>
-              </w:rPr>
-              <w:t>{</w:t>
-            </w:r>
-            <w:proofErr w:type="spellStart"/>
-            <w:r>
-              <w:rPr>
-                <w:rStyle w:val="HTMLCode"/>
-                <w:rFonts w:ascii="Arial" w:hAnsi="Arial" w:cs="Arial"/>
-                <w:sz w:val="12"/>
-                <w:szCs w:val="12"/>
-              </w:rPr>
-              <w:t>jumlah</w:t>
-            </w:r>
-            <w:proofErr w:type="spellEnd"/>
-            <w:r>
-              <w:rPr>
-                <w:rStyle w:val="HTMLCode"/>
-                <w:rFonts w:ascii="Arial" w:hAnsi="Arial" w:cs="Arial"/>
-                <w:sz w:val="12"/>
-                <w:szCs w:val="12"/>
-              </w:rPr>
-              <w:t>}</w:t>
-            </w:r>
-          </w:p>
-        </w:tc>
-        <w:tc>
-          <w:tcPr>
-            <w:tcW w:w="328" w:type="pct"/>
-            <w:tcBorders>
-              <w:top w:val="single" w:sz="8" w:space="0" w:color="000000"/>
-              <w:left w:val="single" w:sz="8" w:space="0" w:color="CCCCCC"/>
-              <w:bottom w:val="single" w:sz="8" w:space="0" w:color="000000"/>
-              <w:right w:val="single" w:sz="8" w:space="0" w:color="000000"/>
-            </w:tcBorders>
-            <w:vAlign w:val="center"/>
-          </w:tcPr>
-          <w:p>
-            <w:pPr>
-              <w:keepLines/>
-              <w:widowControl w:val="0"/>
-              <w:spacing w:line="276" w:lineRule="auto"/>
-              <w:ind w:firstLine="0"/>
-              <w:jc w:val="center"/>
-              <w:rPr>
-                <w:rStyle w:val="HTMLCode"/>
-                <w:rFonts w:ascii="Arial" w:hAnsi="Arial" w:cs="Arial"/>
-                <w:sz w:val="12"/>
-                <w:szCs w:val="12"/>
-              </w:rPr>
-            </w:pPr>
-            <w:r>
-              <w:rPr>
-                <w:rStyle w:val="HTMLCode"/>
-                <w:rFonts w:ascii="Arial" w:hAnsi="Arial" w:cs="Arial"/>
-                <w:sz w:val="12"/>
-                <w:szCs w:val="12"/>
-              </w:rPr>
-              <w:t>{</w:t>
-            </w:r>
-            <w:proofErr w:type="spellStart"/>
-            <w:r>
-              <w:rPr>
-                <w:rStyle w:val="HTMLCode"/>
-                <w:rFonts w:ascii="Arial" w:hAnsi="Arial" w:cs="Arial"/>
-                <w:sz w:val="12"/>
-                <w:szCs w:val="12"/>
-              </w:rPr>
-              <w:t>nilaiPerolehan</w:t>
-            </w:r>
-            <w:proofErr w:type="spellEnd"/>
-            <w:r>
-              <w:rPr>
-                <w:rStyle w:val="HTMLCode"/>
-                <w:rFonts w:ascii="Arial" w:hAnsi="Arial" w:cs="Arial"/>
-                <w:sz w:val="12"/>
-                <w:szCs w:val="12"/>
-              </w:rPr>
-              <w:t>}</w:t>
-            </w:r>
-          </w:p>
-        </w:tc>
-        <w:tc>
-          <w:tcPr>
-            <w:tcW w:w="371" w:type="pct"/>
-            <w:tcBorders>
-              <w:top w:val="single" w:sz="8" w:space="0" w:color="000000"/>
-              <w:left w:val="single" w:sz="8" w:space="0" w:color="CCCCCC"/>
-              <w:bottom w:val="single" w:sz="8" w:space="0" w:color="000000"/>
-              <w:right w:val="single" w:sz="8" w:space="0" w:color="000000"/>
-            </w:tcBorders>
-            <w:vAlign w:val="center"/>
-          </w:tcPr>
-          <w:p>
-            <w:pPr>
-              <w:keepLines/>
-              <w:widowControl w:val="0"/>
-              <w:spacing w:line="276" w:lineRule="auto"/>
-              <w:ind w:firstLine="0"/>
-              <w:jc w:val="center"/>
-              <w:rPr>
-                <w:rStyle w:val="HTMLCode"/>
-                <w:rFonts w:ascii="Arial" w:hAnsi="Arial" w:cs="Arial"/>
-                <w:sz w:val="12"/>
-                <w:szCs w:val="12"/>
-              </w:rPr>
-            </w:pPr>
-            <w:r>
-              <w:rPr>
-                <w:rStyle w:val="HTMLCode"/>
-                <w:rFonts w:ascii="Arial" w:hAnsi="Arial" w:cs="Arial"/>
-                <w:sz w:val="12"/>
-                <w:szCs w:val="12"/>
-              </w:rPr>
-              <w:t>{</w:t>
-            </w:r>
-            <w:proofErr w:type="spellStart"/>
-            <w:r>
-              <w:rPr>
-                <w:rStyle w:val="HTMLCode"/>
-                <w:rFonts w:ascii="Arial" w:hAnsi="Arial" w:cs="Arial"/>
-                <w:sz w:val="12"/>
-                <w:szCs w:val="12"/>
-              </w:rPr>
-              <w:t>akumulasiPenyusutan</w:t>
-            </w:r>
-            <w:proofErr w:type="spellEnd"/>
-            <w:r>
-              <w:rPr>
-                <w:rStyle w:val="HTMLCode"/>
-                <w:rFonts w:ascii="Arial" w:hAnsi="Arial" w:cs="Arial"/>
-                <w:sz w:val="12"/>
-                <w:szCs w:val="12"/>
-              </w:rPr>
-              <w:t>}</w:t>
-            </w:r>
-          </w:p>
-        </w:tc>
-        <w:tc>
-          <w:tcPr>
-            <w:tcW w:w="351" w:type="pct"/>
-            <w:tcBorders>
-              <w:top w:val="single" w:sz="8" w:space="0" w:color="000000"/>
-              <w:left w:val="single" w:sz="8" w:space="0" w:color="CCCCCC"/>
-              <w:bottom w:val="single" w:sz="8" w:space="0" w:color="000000"/>
-              <w:right w:val="single" w:sz="8" w:space="0" w:color="000000"/>
-            </w:tcBorders>
-            <w:vAlign w:val="center"/>
-          </w:tcPr>
-          <w:p>
-            <w:pPr>
-              <w:keepLines/>
-              <w:widowControl w:val="0"/>
-              <w:spacing w:line="276" w:lineRule="auto"/>
-              <w:ind w:firstLine="0"/>
-              <w:jc w:val="center"/>
-              <w:rPr>
-                <w:rStyle w:val="HTMLCode"/>
-                <w:rFonts w:ascii="Arial" w:hAnsi="Arial" w:cs="Arial"/>
-                <w:sz w:val="12"/>
-                <w:szCs w:val="12"/>
-              </w:rPr>
-            </w:pPr>
-            <w:r>
-              <w:rPr>
-                <w:rStyle w:val="HTMLCode"/>
-                <w:rFonts w:ascii="Arial" w:hAnsi="Arial" w:cs="Arial"/>
-                <w:sz w:val="12"/>
-                <w:szCs w:val="12"/>
-              </w:rPr>
-              <w:t>{</w:t>
-            </w:r>
-            <w:proofErr w:type="spellStart"/>
-            <w:r>
-              <w:rPr>
-                <w:rStyle w:val="HTMLCode"/>
-                <w:rFonts w:ascii="Arial" w:hAnsi="Arial" w:cs="Arial"/>
-                <w:sz w:val="12"/>
-                <w:szCs w:val="12"/>
-              </w:rPr>
-              <w:t>nilaiBuku</w:t>
-            </w:r>
-            <w:proofErr w:type="spellEnd"/>
-            <w:r>
-              <w:rPr>
-                <w:rStyle w:val="HTMLCode"/>
-                <w:rFonts w:ascii="Arial" w:hAnsi="Arial" w:cs="Arial"/>
-                <w:sz w:val="12"/>
-                <w:szCs w:val="12"/>
-              </w:rPr>
-              <w:t>}</w:t>
-            </w:r>
-          </w:p>
-        </w:tc>
-        <w:tc>
-          <w:tcPr>
-            <w:tcW w:w="407" w:type="pct"/>
-            <w:tcBorders>
-              <w:top w:val="single" w:sz="8" w:space="0" w:color="000000"/>
-              <w:left w:val="single" w:sz="8" w:space="0" w:color="CCCCCC"/>
-              <w:bottom w:val="single" w:sz="8" w:space="0" w:color="000000"/>
-              <w:right w:val="single" w:sz="8" w:space="0" w:color="000000"/>
-            </w:tcBorders>
-          </w:tcPr>
-          <w:p>
-            <w:pPr>
-              <w:keepLines/>
-              <w:widowControl w:val="0"/>
-              <w:spacing w:line="276" w:lineRule="auto"/>
-              <w:ind w:firstLine="0"/>
-              <w:jc w:val="center"/>
-              <w:rPr>
-                <w:rStyle w:val="HTMLCode"/>
-                <w:rFonts w:ascii="Arial" w:hAnsi="Arial" w:cs="Arial"/>
-                <w:sz w:val="12"/>
-                <w:szCs w:val="12"/>
-              </w:rPr>
-            </w:pPr>
-            <w:r>
-              <w:rPr>
-                <w:rStyle w:val="HTMLCode"/>
-                <w:rFonts w:ascii="Arial" w:hAnsi="Arial" w:cs="Arial"/>
-                <w:sz w:val="12"/>
-                <w:szCs w:val="12"/>
-              </w:rPr>
-              <w:t>{</w:t>
-            </w:r>
-            <w:proofErr w:type="spellStart"/>
-            <w:r>
-              <w:rPr>
-                <w:rFonts w:ascii="Arial" w:hAnsi="Arial" w:cs="Arial"/>
-                <w:sz w:val="12"/>
-                <w:szCs w:val="12"/>
-              </w:rPr>
-              <w:t>perangkatDaerah</w:t>
-            </w:r>
-            <w:r>
-              <w:rPr>
-                <w:rFonts w:ascii="Arial" w:hAnsi="Arial" w:cs="Arial"/>
-                <w:sz w:val="12"/>
-                <w:szCs w:val="12"/>
-              </w:rPr>
-              <w:t>Asal</w:t>
-            </w:r>
-            <w:proofErr w:type="spellEnd"/>
-            <w:r>
-              <w:rPr>
-                <w:rStyle w:val="HTMLCode"/>
-                <w:rFonts w:ascii="Arial" w:hAnsi="Arial" w:cs="Arial"/>
-                <w:sz w:val="12"/>
-                <w:szCs w:val="12"/>
-              </w:rPr>
-              <w:t>}</w:t>
-            </w:r>
-          </w:p>
-        </w:tc>
-        <w:tc>
-          <w:tcPr>
-            <w:tcW w:w="397" w:type="pct"/>
-            <w:tcBorders>
-              <w:top w:val="single" w:sz="8" w:space="0" w:color="000000"/>
-              <w:left w:val="single" w:sz="8" w:space="0" w:color="CCCCCC"/>
-              <w:bottom w:val="single" w:sz="8" w:space="0" w:color="000000"/>
-              <w:right w:val="single" w:sz="8" w:space="0" w:color="000000"/>
-            </w:tcBorders>
-          </w:tcPr>
-          <w:p>
-            <w:pPr>
-              <w:keepLines/>
-              <w:widowControl w:val="0"/>
-              <w:spacing w:line="276" w:lineRule="auto"/>
-              <w:ind w:firstLine="0"/>
-              <w:jc w:val="center"/>
-              <w:rPr>
-                <w:rStyle w:val="HTMLCode"/>
-                <w:rFonts w:ascii="Arial" w:hAnsi="Arial" w:cs="Arial"/>
-                <w:sz w:val="12"/>
-                <w:szCs w:val="12"/>
-              </w:rPr>
-            </w:pPr>
-            <w:r>
-              <w:rPr>
-                <w:rStyle w:val="HTMLCode"/>
-                <w:rFonts w:ascii="Arial" w:hAnsi="Arial" w:cs="Arial"/>
-                <w:sz w:val="12"/>
-                <w:szCs w:val="12"/>
-              </w:rPr>
-              <w:t>{</w:t>
-            </w:r>
-            <w:proofErr w:type="spellStart"/>
-            <w:r>
-              <w:rPr>
-                <w:rFonts w:ascii="Arial" w:hAnsi="Arial" w:cs="Arial"/>
-                <w:sz w:val="12"/>
-                <w:szCs w:val="12"/>
-              </w:rPr>
-              <w:t>perangkatDaerahTujuan</w:t>
-            </w:r>
-            <w:proofErr w:type="spellEnd"/>
-            <w:r>
-              <w:rPr>
-                <w:rStyle w:val="HTMLCode"/>
-                <w:rFonts w:ascii="Arial" w:hAnsi="Arial" w:cs="Arial"/>
-                <w:sz w:val="12"/>
-                <w:szCs w:val="12"/>
-              </w:rPr>
-              <w:t>}{/data}</w:t>
-            </w:r>
-          </w:p>
-        </w:tc>
-      </w:tr>
-      <w:tr>
-        <w:trPr>
-          <w:trHeight w:val="240"/>
-          <w:jc w:val="center"/>
-        </w:trPr>
-        <w:tc>
-          <w:tcPr>
-            <w:tcW w:w="2964" w:type="pct"/>
-            <w:gridSpan w:val="13"/>
-            <w:tcBorders>
-              <w:top w:val="single" w:sz="8" w:space="0" w:color="CCCCCC"/>
-              <w:left w:val="single" w:sz="8" w:space="0" w:color="000000"/>
-              <w:bottom w:val="single" w:sz="8" w:space="0" w:color="000000"/>
-              <w:right w:val="single" w:sz="8" w:space="0" w:color="000000"/>
-            </w:tcBorders>
-            <w:tcMar>
-              <w:top w:w="40" w:type="dxa"/>
-              <w:left w:w="40" w:type="dxa"/>
-              <w:bottom w:w="40" w:type="dxa"/>
-              <w:right w:w="40" w:type="dxa"/>
-            </w:tcMar>
-            <w:vAlign w:val="bottom"/>
-          </w:tcPr>
-          <w:p>
-            <w:pPr>
-              <w:widowControl w:val="0"/>
-              <w:spacing w:line="276" w:lineRule="auto"/>
-              <w:ind w:firstLine="0"/>
-              <w:jc w:val="center"/>
-              <w:rPr>
-                <w:rFonts w:ascii="Arial" w:eastAsia="Arial" w:hAnsi="Arial" w:cs="Arial"/>
-                <w:b/>
-                <w:bCs/>
-                <w:sz w:val="12"/>
-                <w:szCs w:val="12"/>
-              </w:rPr>
-            </w:pPr>
-            <w:r>
-              <w:rPr>
-                <w:rFonts w:ascii="Arial" w:eastAsia="Arial" w:hAnsi="Arial" w:cs="Arial"/>
-                <w:b/>
-                <w:bCs/>
-                <w:i/>
-                <w:iCs/>
-                <w:sz w:val="12"/>
-                <w:szCs w:val="12"/>
-              </w:rPr>
-              <w:t>JUMLAH</w:t>
-            </w:r>
-          </w:p>
-        </w:tc>
-        <w:tc>
-          <w:tcPr>
-            <w:tcW w:w="182" w:type="pct"/>
-            <w:tcBorders>
-              <w:top w:val="single" w:sz="8" w:space="0" w:color="CCCCCC"/>
-              <w:left w:val="single" w:sz="8" w:space="0" w:color="CCCCCC"/>
-              <w:bottom w:val="single" w:sz="8" w:space="0" w:color="000000"/>
-              <w:right w:val="single" w:sz="8" w:space="0" w:color="000000"/>
-            </w:tcBorders>
-          </w:tcPr>
-          <w:p>
-            <w:pPr>
-              <w:widowControl w:val="0"/>
-              <w:spacing w:line="276" w:lineRule="auto"/>
-              <w:ind w:firstLine="0"/>
-              <w:rPr>
-                <w:rFonts w:ascii="Arial" w:eastAsia="Arial" w:hAnsi="Arial" w:cs="Arial"/>
-                <w:b/>
-                <w:bCs/>
-                <w:sz w:val="12"/>
-                <w:szCs w:val="12"/>
-              </w:rPr>
-            </w:pPr>
-            <w:r>
-              <w:rPr>
-                <w:rFonts w:ascii="Arial" w:eastAsia="Arial" w:hAnsi="Arial" w:cs="Arial"/>
-                <w:b/>
-                <w:bCs/>
-                <w:sz w:val="12"/>
-                <w:szCs w:val="12"/>
-              </w:rPr>
-              <w:t>{total-data}</w:t>
-            </w:r>
-          </w:p>
-        </w:tc>
-        <w:tc>
-          <w:tcPr>
-            <w:tcW w:w="328" w:type="pct"/>
-            <w:tcBorders>
-              <w:top w:val="single" w:sz="8" w:space="0" w:color="CCCCCC"/>
-              <w:left w:val="single" w:sz="8" w:space="0" w:color="CCCCCC"/>
-              <w:bottom w:val="single" w:sz="8" w:space="0" w:color="000000"/>
-              <w:right w:val="single" w:sz="8" w:space="0" w:color="000000"/>
-            </w:tcBorders>
-          </w:tcPr>
-          <w:p>
-            <w:pPr>
-              <w:widowControl w:val="0"/>
-              <w:spacing w:line="276" w:lineRule="auto"/>
-              <w:ind w:firstLine="0"/>
-              <w:rPr>
-                <w:rFonts w:ascii="Arial" w:eastAsia="Arial" w:hAnsi="Arial" w:cs="Arial"/>
-                <w:b/>
-                <w:bCs/>
-                <w:sz w:val="12"/>
-                <w:szCs w:val="12"/>
-              </w:rPr>
-            </w:pPr>
-            <w:r>
-              <w:rPr>
-                <w:rFonts w:ascii="Arial" w:eastAsia="Arial" w:hAnsi="Arial" w:cs="Arial"/>
-                <w:b/>
-                <w:bCs/>
-                <w:sz w:val="12"/>
-                <w:szCs w:val="12"/>
-              </w:rPr>
-              <w:t>{total-</w:t>
-            </w:r>
-            <w:proofErr w:type="spellStart"/>
-            <w:r>
-              <w:rPr>
-                <w:rFonts w:ascii="Arial" w:eastAsia="Arial" w:hAnsi="Arial" w:cs="Arial"/>
-                <w:b/>
-                <w:bCs/>
-                <w:sz w:val="12"/>
-                <w:szCs w:val="12"/>
-              </w:rPr>
-              <w:t>perolehan</w:t>
-            </w:r>
-            <w:proofErr w:type="spellEnd"/>
-            <w:r>
-              <w:rPr>
-                <w:rFonts w:ascii="Arial" w:eastAsia="Arial" w:hAnsi="Arial" w:cs="Arial"/>
-                <w:b/>
-                <w:bCs/>
-                <w:sz w:val="12"/>
-                <w:szCs w:val="12"/>
-              </w:rPr>
-              <w:t>}</w:t>
-            </w:r>
-          </w:p>
-        </w:tc>
-        <w:tc>
-          <w:tcPr>
-            <w:tcW w:w="371" w:type="pct"/>
-            <w:tcBorders>
-              <w:top w:val="single" w:sz="8" w:space="0" w:color="CCCCCC"/>
-              <w:left w:val="single" w:sz="8" w:space="0" w:color="CCCCCC"/>
-              <w:bottom w:val="single" w:sz="8" w:space="0" w:color="000000"/>
-              <w:right w:val="single" w:sz="8" w:space="0" w:color="000000"/>
-            </w:tcBorders>
-          </w:tcPr>
-          <w:p>
-            <w:pPr>
-              <w:widowControl w:val="0"/>
-              <w:spacing w:line="276" w:lineRule="auto"/>
-              <w:ind w:firstLine="0"/>
-              <w:rPr>
-                <w:rFonts w:ascii="Arial" w:eastAsia="Arial" w:hAnsi="Arial" w:cs="Arial"/>
-                <w:b/>
-                <w:bCs/>
-                <w:sz w:val="12"/>
-                <w:szCs w:val="12"/>
-              </w:rPr>
-            </w:pPr>
-            <w:r>
-              <w:rPr>
-                <w:rFonts w:ascii="Arial" w:eastAsia="Arial" w:hAnsi="Arial" w:cs="Arial"/>
-                <w:b/>
-                <w:bCs/>
-                <w:sz w:val="12"/>
-                <w:szCs w:val="12"/>
-              </w:rPr>
-              <w:t>{total-</w:t>
-            </w:r>
-            <w:proofErr w:type="spellStart"/>
-            <w:r>
-              <w:rPr>
-                <w:rFonts w:ascii="Arial" w:eastAsia="Arial" w:hAnsi="Arial" w:cs="Arial"/>
-                <w:b/>
-                <w:bCs/>
-                <w:sz w:val="12"/>
-                <w:szCs w:val="12"/>
-              </w:rPr>
-              <w:t>penyusutan</w:t>
-            </w:r>
-            <w:proofErr w:type="spellEnd"/>
-            <w:r>
-              <w:rPr>
-                <w:rFonts w:ascii="Arial" w:eastAsia="Arial" w:hAnsi="Arial" w:cs="Arial"/>
-                <w:b/>
-                <w:bCs/>
-                <w:sz w:val="12"/>
-                <w:szCs w:val="12"/>
-              </w:rPr>
-              <w:t>}</w:t>
-            </w:r>
-          </w:p>
-        </w:tc>
-        <w:tc>
-          <w:tcPr>
-            <w:tcW w:w="351" w:type="pct"/>
-            <w:tcBorders>
-              <w:top w:val="single" w:sz="8" w:space="0" w:color="CCCCCC"/>
-              <w:left w:val="single" w:sz="8" w:space="0" w:color="CCCCCC"/>
-              <w:bottom w:val="single" w:sz="8" w:space="0" w:color="000000"/>
-              <w:right w:val="single" w:sz="8" w:space="0" w:color="000000"/>
-            </w:tcBorders>
-          </w:tcPr>
-          <w:p>
-            <w:pPr>
-              <w:widowControl w:val="0"/>
-              <w:spacing w:line="276" w:lineRule="auto"/>
-              <w:ind w:firstLine="0"/>
-              <w:rPr>
-                <w:rFonts w:ascii="Arial" w:eastAsia="Arial" w:hAnsi="Arial" w:cs="Arial"/>
-                <w:b/>
-                <w:bCs/>
-                <w:sz w:val="12"/>
-                <w:szCs w:val="12"/>
-              </w:rPr>
-            </w:pPr>
-            <w:r>
-              <w:rPr>
-                <w:rFonts w:ascii="Arial" w:eastAsia="Arial" w:hAnsi="Arial" w:cs="Arial"/>
-                <w:b/>
-                <w:bCs/>
-                <w:sz w:val="12"/>
-                <w:szCs w:val="12"/>
-              </w:rPr>
-              <w:t>{total-</w:t>
-            </w:r>
-            <w:proofErr w:type="spellStart"/>
-            <w:r>
-              <w:rPr>
-                <w:rFonts w:ascii="Arial" w:eastAsia="Arial" w:hAnsi="Arial" w:cs="Arial"/>
-                <w:b/>
-                <w:bCs/>
-                <w:sz w:val="12"/>
-                <w:szCs w:val="12"/>
-              </w:rPr>
-              <w:t>buku</w:t>
-            </w:r>
-            <w:proofErr w:type="spellEnd"/>
-            <w:r>
-              <w:rPr>
-                <w:rFonts w:ascii="Arial" w:eastAsia="Arial" w:hAnsi="Arial" w:cs="Arial"/>
-                <w:b/>
-                <w:bCs/>
-                <w:sz w:val="12"/>
-                <w:szCs w:val="12"/>
-              </w:rPr>
-              <w:t>}</w:t>
-            </w:r>
-          </w:p>
-        </w:tc>
-        <w:tc>
-          <w:tcPr>
-            <w:tcW w:w="407" w:type="pct"/>
-            <w:tcBorders>
-              <w:top w:val="single" w:sz="8" w:space="0" w:color="CCCCCC"/>
-              <w:left w:val="single" w:sz="8" w:space="0" w:color="CCCCCC"/>
-              <w:bottom w:val="single" w:sz="8" w:space="0" w:color="000000"/>
-              <w:right w:val="single" w:sz="8" w:space="0" w:color="000000"/>
-            </w:tcBorders>
-          </w:tcPr>
-          <w:p>
-            <w:pPr>
-              <w:widowControl w:val="0"/>
-              <w:spacing w:line="276" w:lineRule="auto"/>
-              <w:ind w:firstLine="0"/>
-              <w:rPr>
-                <w:rFonts w:ascii="Arial" w:eastAsia="Arial" w:hAnsi="Arial" w:cs="Arial"/>
-                <w:b/>
-                <w:bCs/>
-                <w:sz w:val="12"/>
-                <w:szCs w:val="12"/>
-              </w:rPr>
-            </w:pPr>
-          </w:p>
-        </w:tc>
-        <w:tc>
-          <w:tcPr>
-            <w:tcW w:w="397" w:type="pct"/>
-            <w:tcBorders>
-              <w:top w:val="single" w:sz="8" w:space="0" w:color="CCCCCC"/>
-              <w:left w:val="single" w:sz="8" w:space="0" w:color="CCCCCC"/>
-              <w:bottom w:val="single" w:sz="8" w:space="0" w:color="000000"/>
-              <w:right w:val="single" w:sz="8" w:space="0" w:color="000000"/>
-            </w:tcBorders>
-          </w:tcPr>
-          <w:p>
-            <w:pPr>
-              <w:widowControl w:val="0"/>
-              <w:spacing w:line="276" w:lineRule="auto"/>
-              <w:ind w:firstLine="0"/>
-              <w:rPr>
-                <w:rFonts w:ascii="Arial" w:eastAsia="Arial" w:hAnsi="Arial" w:cs="Arial"/>
-                <w:b/>
-                <w:bCs/>
+                <w:rStyle w:val="HTMLCode"/>
+                <w:rFonts w:ascii="Arial" w:eastAsia="Arial" w:hAnsi="Arial" w:cs="Arial"/>
                 <w:sz w:val="12"/>
                 <w:szCs w:val="12"/>
               </w:rPr>

--- a/public/template/alih-status/persetujuan-bupati.docx
+++ b/public/template/alih-status/persetujuan-bupati.docx
@@ -705,19 +705,330 @@
     </w:p>
     <w:p>
       <w:pPr>
-        <w:spacing w:line="360" w:lineRule="auto"/>
+        <w:pBdr>
+          <w:top w:val="nil"/>
+          <w:left w:val="nil"/>
+          <w:bottom w:val="nil"/>
+          <w:right w:val="nil"/>
+          <w:between w:val="nil"/>
+        </w:pBdr>
+        <w:spacing w:before="200" w:line="360" w:lineRule="auto"/>
         <w:ind w:left="1560" w:firstLine="720"/>
         <w:jc w:val="both"/>
         <w:rPr>
           <w:rFonts w:ascii="Arial" w:eastAsia="Arial" w:hAnsi="Arial" w:cs="Arial"/>
         </w:rPr>
       </w:pPr>
-      <w:proofErr w:type="spellStart"/>
-      <w:r>
-        <w:rPr>
-          <w:rFonts w:ascii="Arial" w:eastAsia="Arial" w:hAnsi="Arial" w:cs="Arial"/>
-        </w:rPr>
-        <w:t>Sehubungan</w:t>
+      <w:r>
+        <w:rPr>
+          <w:rFonts w:ascii="Arial" w:eastAsia="Arial" w:hAnsi="Arial" w:cs="Arial"/>
+          <w:highlight w:val="green"/>
+        </w:rPr>
+        <w:t>{#nodin-tunggal}</w:t>
+      </w:r>
+    </w:p>
+    <w:p>
+      <w:pPr>
+        <w:pBdr>
+          <w:top w:val="nil"/>
+          <w:left w:val="nil"/>
+          <w:bottom w:val="nil"/>
+          <w:right w:val="nil"/>
+          <w:between w:val="nil"/>
+        </w:pBdr>
+        <w:spacing w:before="200" w:line="360" w:lineRule="auto"/>
+        <w:ind w:left="1560" w:firstLine="720"/>
+        <w:jc w:val="both"/>
+        <w:rPr>
+          <w:rFonts w:ascii="Arial" w:eastAsia="Arial" w:hAnsi="Arial" w:cs="Arial"/>
+        </w:rPr>
+      </w:pPr>
+      <w:proofErr w:type="spellStart"/>
+      <w:r>
+        <w:rPr>
+          <w:rFonts w:ascii="Arial" w:eastAsia="Arial" w:hAnsi="Arial" w:cs="Arial"/>
+        </w:rPr>
+        <w:t>Berdasarkan</w:t>
+      </w:r>
+      <w:proofErr w:type="spellEnd"/>
+      <w:r>
+        <w:rPr>
+          <w:rFonts w:ascii="Arial" w:eastAsia="Arial" w:hAnsi="Arial" w:cs="Arial"/>
+        </w:rPr>
+        <w:t xml:space="preserve"> Nota Dinas </w:t>
+      </w:r>
+      <w:proofErr w:type="spellStart"/>
+      <w:r>
+        <w:rPr>
+          <w:rFonts w:ascii="Arial" w:eastAsia="Arial" w:hAnsi="Arial" w:cs="Arial"/>
+        </w:rPr>
+        <w:t>Saudara</w:t>
+      </w:r>
+      <w:proofErr w:type="spellEnd"/>
+      <w:r>
+        <w:rPr>
+          <w:rFonts w:ascii="Arial" w:eastAsia="Arial" w:hAnsi="Arial" w:cs="Arial"/>
+        </w:rPr>
+        <w:t xml:space="preserve"> </w:t>
+      </w:r>
+      <w:proofErr w:type="spellStart"/>
+      <w:r>
+        <w:rPr>
+          <w:rFonts w:ascii="Arial" w:eastAsia="Arial" w:hAnsi="Arial" w:cs="Arial"/>
+        </w:rPr>
+        <w:t>tanggal</w:t>
+      </w:r>
+      <w:proofErr w:type="spellEnd"/>
+      <w:r>
+        <w:rPr>
+          <w:rFonts w:ascii="Arial" w:eastAsia="Arial" w:hAnsi="Arial" w:cs="Arial"/>
+        </w:rPr>
+        <w:t xml:space="preserve"> {</w:t>
+      </w:r>
+      <w:proofErr w:type="spellStart"/>
+      <w:r>
+        <w:rPr>
+          <w:rFonts w:ascii="Arial" w:eastAsia="Arial" w:hAnsi="Arial" w:cs="Arial"/>
+        </w:rPr>
+        <w:t>nodin-tanggal</w:t>
+      </w:r>
+      <w:proofErr w:type="spellEnd"/>
+      <w:r>
+        <w:rPr>
+          <w:rFonts w:ascii="Arial" w:eastAsia="Arial" w:hAnsi="Arial" w:cs="Arial"/>
+        </w:rPr>
+        <w:t xml:space="preserve">} </w:t>
+      </w:r>
+      <w:proofErr w:type="spellStart"/>
+      <w:r>
+        <w:rPr>
+          <w:rFonts w:ascii="Arial" w:eastAsia="Arial" w:hAnsi="Arial" w:cs="Arial"/>
+        </w:rPr>
+        <w:t>Nomor</w:t>
+      </w:r>
+      <w:proofErr w:type="spellEnd"/>
+      <w:r>
+        <w:rPr>
+          <w:rFonts w:ascii="Arial" w:eastAsia="Arial" w:hAnsi="Arial" w:cs="Arial"/>
+        </w:rPr>
+        <w:t xml:space="preserve"> {</w:t>
+      </w:r>
+      <w:proofErr w:type="spellStart"/>
+      <w:r>
+        <w:rPr>
+          <w:rFonts w:ascii="Arial" w:eastAsia="Arial" w:hAnsi="Arial" w:cs="Arial"/>
+        </w:rPr>
+        <w:t>nodin-nomor</w:t>
+      </w:r>
+      <w:proofErr w:type="spellEnd"/>
+      <w:r>
+        <w:rPr>
+          <w:rFonts w:ascii="Arial" w:eastAsia="Arial" w:hAnsi="Arial" w:cs="Arial"/>
+        </w:rPr>
+        <w:t xml:space="preserve">} </w:t>
+      </w:r>
+      <w:proofErr w:type="spellStart"/>
+      <w:r>
+        <w:rPr>
+          <w:rFonts w:ascii="Arial" w:eastAsia="Arial" w:hAnsi="Arial" w:cs="Arial"/>
+        </w:rPr>
+        <w:t>perihal</w:t>
+      </w:r>
+      <w:proofErr w:type="spellEnd"/>
+      <w:r>
+        <w:rPr>
+          <w:rFonts w:ascii="Arial" w:eastAsia="Arial" w:hAnsi="Arial" w:cs="Arial"/>
+        </w:rPr>
+        <w:t xml:space="preserve"> {</w:t>
+      </w:r>
+      <w:proofErr w:type="spellStart"/>
+      <w:r>
+        <w:rPr>
+          <w:rFonts w:ascii="Arial" w:eastAsia="Arial" w:hAnsi="Arial" w:cs="Arial"/>
+        </w:rPr>
+        <w:t>nodin-hal</w:t>
+      </w:r>
+      <w:proofErr w:type="spellEnd"/>
+      <w:r>
+        <w:rPr>
+          <w:rFonts w:ascii="Arial" w:eastAsia="Arial" w:hAnsi="Arial" w:cs="Arial"/>
+        </w:rPr>
+        <w:t xml:space="preserve">}, </w:t>
+      </w:r>
+      <w:proofErr w:type="spellStart"/>
+      <w:r>
+        <w:rPr>
+          <w:rFonts w:ascii="Arial" w:eastAsia="Arial" w:hAnsi="Arial" w:cs="Arial"/>
+        </w:rPr>
+        <w:t>sebagaimana</w:t>
+      </w:r>
+      <w:proofErr w:type="spellEnd"/>
+      <w:r>
+        <w:rPr>
+          <w:rFonts w:ascii="Arial" w:eastAsia="Arial" w:hAnsi="Arial" w:cs="Arial"/>
+        </w:rPr>
+        <w:t xml:space="preserve"> </w:t>
+      </w:r>
+      <w:proofErr w:type="spellStart"/>
+      <w:r>
+        <w:rPr>
+          <w:rFonts w:ascii="Arial" w:eastAsia="Arial" w:hAnsi="Arial" w:cs="Arial"/>
+        </w:rPr>
+        <w:t>tercantum</w:t>
+      </w:r>
+      <w:proofErr w:type="spellEnd"/>
+      <w:r>
+        <w:rPr>
+          <w:rFonts w:ascii="Arial" w:eastAsia="Arial" w:hAnsi="Arial" w:cs="Arial"/>
+        </w:rPr>
+        <w:t xml:space="preserve"> </w:t>
+      </w:r>
+      <w:proofErr w:type="spellStart"/>
+      <w:r>
+        <w:rPr>
+          <w:rFonts w:ascii="Arial" w:eastAsia="Arial" w:hAnsi="Arial" w:cs="Arial"/>
+        </w:rPr>
+        <w:t>dalam</w:t>
+      </w:r>
+      <w:proofErr w:type="spellEnd"/>
+      <w:r>
+        <w:rPr>
+          <w:rFonts w:ascii="Arial" w:eastAsia="Arial" w:hAnsi="Arial" w:cs="Arial"/>
+        </w:rPr>
+        <w:t xml:space="preserve"> </w:t>
+      </w:r>
+      <w:proofErr w:type="spellStart"/>
+      <w:r>
+        <w:rPr>
+          <w:rFonts w:ascii="Arial" w:eastAsia="Arial" w:hAnsi="Arial" w:cs="Arial"/>
+        </w:rPr>
+        <w:t>lampiran</w:t>
+      </w:r>
+      <w:proofErr w:type="spellEnd"/>
+      <w:r>
+        <w:rPr>
+          <w:rFonts w:ascii="Arial" w:eastAsia="Arial" w:hAnsi="Arial" w:cs="Arial"/>
+        </w:rPr>
+        <w:t xml:space="preserve"> </w:t>
+      </w:r>
+      <w:proofErr w:type="spellStart"/>
+      <w:r>
+        <w:rPr>
+          <w:rFonts w:ascii="Arial" w:eastAsia="Arial" w:hAnsi="Arial" w:cs="Arial"/>
+        </w:rPr>
+        <w:t>surat</w:t>
+      </w:r>
+      <w:proofErr w:type="spellEnd"/>
+      <w:r>
+        <w:rPr>
+          <w:rFonts w:ascii="Arial" w:eastAsia="Arial" w:hAnsi="Arial" w:cs="Arial"/>
+        </w:rPr>
+        <w:t xml:space="preserve"> </w:t>
+      </w:r>
+      <w:proofErr w:type="spellStart"/>
+      <w:r>
+        <w:rPr>
+          <w:rFonts w:ascii="Arial" w:eastAsia="Arial" w:hAnsi="Arial" w:cs="Arial"/>
+        </w:rPr>
+        <w:t>ini</w:t>
+      </w:r>
+      <w:proofErr w:type="spellEnd"/>
+      <w:r>
+        <w:rPr>
+          <w:rFonts w:ascii="Arial" w:eastAsia="Arial" w:hAnsi="Arial" w:cs="Arial"/>
+        </w:rPr>
+        <w:t xml:space="preserve">, pada </w:t>
+      </w:r>
+      <w:proofErr w:type="spellStart"/>
+      <w:r>
+        <w:rPr>
+          <w:rFonts w:ascii="Arial" w:eastAsia="Arial" w:hAnsi="Arial" w:cs="Arial"/>
+        </w:rPr>
+        <w:t>prinsipnya</w:t>
+      </w:r>
+      <w:proofErr w:type="spellEnd"/>
+      <w:r>
+        <w:rPr>
+          <w:rFonts w:ascii="Arial" w:eastAsia="Arial" w:hAnsi="Arial" w:cs="Arial"/>
+        </w:rPr>
+        <w:t xml:space="preserve"> </w:t>
+      </w:r>
+      <w:proofErr w:type="spellStart"/>
+      <w:r>
+        <w:rPr>
+          <w:rFonts w:ascii="Arial" w:eastAsia="Arial" w:hAnsi="Arial" w:cs="Arial"/>
+        </w:rPr>
+        <w:t>permohonan</w:t>
+      </w:r>
+      <w:proofErr w:type="spellEnd"/>
+      <w:r>
+        <w:rPr>
+          <w:rFonts w:ascii="Arial" w:eastAsia="Arial" w:hAnsi="Arial" w:cs="Arial"/>
+        </w:rPr>
+        <w:t xml:space="preserve"> </w:t>
+      </w:r>
+      <w:proofErr w:type="spellStart"/>
+      <w:r>
+        <w:rPr>
+          <w:rFonts w:ascii="Arial" w:eastAsia="Arial" w:hAnsi="Arial" w:cs="Arial"/>
+        </w:rPr>
+        <w:t>dimaksud</w:t>
+      </w:r>
+      <w:proofErr w:type="spellEnd"/>
+      <w:r>
+        <w:rPr>
+          <w:rFonts w:ascii="Arial" w:eastAsia="Arial" w:hAnsi="Arial" w:cs="Arial"/>
+        </w:rPr>
+        <w:t xml:space="preserve"> </w:t>
+      </w:r>
+      <w:proofErr w:type="spellStart"/>
+      <w:r>
+        <w:rPr>
+          <w:rFonts w:ascii="Arial" w:eastAsia="Arial" w:hAnsi="Arial" w:cs="Arial"/>
+        </w:rPr>
+        <w:t>dapat</w:t>
+      </w:r>
+      <w:proofErr w:type="spellEnd"/>
+      <w:r>
+        <w:rPr>
+          <w:rFonts w:ascii="Arial" w:eastAsia="Arial" w:hAnsi="Arial" w:cs="Arial"/>
+        </w:rPr>
+        <w:t xml:space="preserve"> </w:t>
+      </w:r>
+      <w:proofErr w:type="spellStart"/>
+      <w:r>
+        <w:rPr>
+          <w:rFonts w:ascii="Arial" w:eastAsia="Arial" w:hAnsi="Arial" w:cs="Arial"/>
+        </w:rPr>
+        <w:t>disetujui</w:t>
+      </w:r>
+      <w:proofErr w:type="spellEnd"/>
+      <w:r>
+        <w:rPr>
+          <w:rFonts w:ascii="Arial" w:eastAsia="Arial" w:hAnsi="Arial" w:cs="Arial"/>
+        </w:rPr>
+        <w:t xml:space="preserve"> dan </w:t>
+      </w:r>
+      <w:proofErr w:type="spellStart"/>
+      <w:r>
+        <w:rPr>
+          <w:rFonts w:ascii="Arial" w:eastAsia="Arial" w:hAnsi="Arial" w:cs="Arial"/>
+        </w:rPr>
+        <w:t>dilaksanakan</w:t>
+      </w:r>
+      <w:proofErr w:type="spellEnd"/>
+      <w:r>
+        <w:rPr>
+          <w:rFonts w:ascii="Arial" w:eastAsia="Arial" w:hAnsi="Arial" w:cs="Arial"/>
+        </w:rPr>
+        <w:t xml:space="preserve"> </w:t>
+      </w:r>
+      <w:proofErr w:type="spellStart"/>
+      <w:r>
+        <w:rPr>
+          <w:rFonts w:ascii="Arial" w:eastAsia="Arial" w:hAnsi="Arial" w:cs="Arial"/>
+        </w:rPr>
+        <w:t>sesuai</w:t>
       </w:r>
       <w:proofErr w:type="spellEnd"/>
       <w:r>
@@ -745,353 +1056,744 @@
         <w:rPr>
           <w:rFonts w:ascii="Arial" w:eastAsia="Arial" w:hAnsi="Arial" w:cs="Arial"/>
         </w:rPr>
+        <w:t>ketentuan</w:t>
+      </w:r>
+      <w:proofErr w:type="spellEnd"/>
+      <w:r>
+        <w:rPr>
+          <w:rFonts w:ascii="Arial" w:eastAsia="Arial" w:hAnsi="Arial" w:cs="Arial"/>
+        </w:rPr>
+        <w:t xml:space="preserve"> </w:t>
+      </w:r>
+      <w:proofErr w:type="spellStart"/>
+      <w:r>
+        <w:rPr>
+          <w:rFonts w:ascii="Arial" w:eastAsia="Arial" w:hAnsi="Arial" w:cs="Arial"/>
+        </w:rPr>
+        <w:t>peraturan</w:t>
+      </w:r>
+      <w:proofErr w:type="spellEnd"/>
+      <w:r>
+        <w:rPr>
+          <w:rFonts w:ascii="Arial" w:eastAsia="Arial" w:hAnsi="Arial" w:cs="Arial"/>
+        </w:rPr>
+        <w:t xml:space="preserve"> </w:t>
+      </w:r>
+      <w:proofErr w:type="spellStart"/>
+      <w:r>
+        <w:rPr>
+          <w:rFonts w:ascii="Arial" w:eastAsia="Arial" w:hAnsi="Arial" w:cs="Arial"/>
+        </w:rPr>
+        <w:t>perundang-undangan</w:t>
+      </w:r>
+      <w:proofErr w:type="spellEnd"/>
+      <w:r>
+        <w:rPr>
+          <w:rFonts w:ascii="Arial" w:eastAsia="Arial" w:hAnsi="Arial" w:cs="Arial"/>
+        </w:rPr>
+        <w:t>.</w:t>
+      </w:r>
+    </w:p>
+    <w:p>
+      <w:pPr>
+        <w:pBdr>
+          <w:top w:val="nil"/>
+          <w:left w:val="nil"/>
+          <w:bottom w:val="nil"/>
+          <w:right w:val="nil"/>
+          <w:between w:val="nil"/>
+        </w:pBdr>
+        <w:spacing w:before="200" w:line="360" w:lineRule="auto"/>
+        <w:ind w:left="1560" w:firstLine="720"/>
+        <w:jc w:val="both"/>
+        <w:rPr>
+          <w:rFonts w:ascii="Arial" w:eastAsia="Arial" w:hAnsi="Arial" w:cs="Arial"/>
+          <w:lang w:val="en-ID"/>
+        </w:rPr>
+      </w:pPr>
+      <w:r>
+        <w:rPr>
+          <w:rFonts w:ascii="Arial" w:eastAsia="Arial" w:hAnsi="Arial" w:cs="Arial"/>
+          <w:highlight w:val="green"/>
+        </w:rPr>
+        <w:t>{/</w:t>
+      </w:r>
+      <w:proofErr w:type="spellStart"/>
+      <w:r>
+        <w:rPr>
+          <w:rFonts w:ascii="Arial" w:eastAsia="Arial" w:hAnsi="Arial" w:cs="Arial"/>
+          <w:highlight w:val="green"/>
+        </w:rPr>
+        <w:t>nodin-</w:t>
+      </w:r>
+      <w:proofErr w:type="gramStart"/>
+      <w:r>
+        <w:rPr>
+          <w:rFonts w:ascii="Arial" w:eastAsia="Arial" w:hAnsi="Arial" w:cs="Arial"/>
+          <w:highlight w:val="green"/>
+        </w:rPr>
+        <w:t>tunggal</w:t>
+      </w:r>
+      <w:proofErr w:type="spellEnd"/>
+      <w:r>
+        <w:rPr>
+          <w:rFonts w:ascii="Arial" w:eastAsia="Arial" w:hAnsi="Arial" w:cs="Arial"/>
+          <w:highlight w:val="green"/>
+        </w:rPr>
+        <w:t>}</w:t>
+      </w:r>
+      <w:r>
+        <w:rPr>
+          <w:rFonts w:ascii="Arial" w:eastAsia="Arial" w:hAnsi="Arial" w:cs="Arial"/>
+          <w:highlight w:val="green"/>
+          <w:lang w:val="en-ID"/>
+        </w:rPr>
+        <w:t>{</w:t>
+      </w:r>
+      <w:proofErr w:type="gramEnd"/>
+      <w:r>
+        <w:rPr>
+          <w:rFonts w:ascii="Arial" w:eastAsia="Arial" w:hAnsi="Arial" w:cs="Arial"/>
+          <w:highlight w:val="green"/>
+          <w:lang w:val="en-ID"/>
+        </w:rPr>
+        <w:t>#nodin-jamak}</w:t>
+      </w:r>
+    </w:p>
+    <w:p>
+      <w:pPr>
+        <w:pBdr>
+          <w:top w:val="nil"/>
+          <w:left w:val="nil"/>
+          <w:bottom w:val="nil"/>
+          <w:right w:val="nil"/>
+          <w:between w:val="nil"/>
+        </w:pBdr>
+        <w:spacing w:before="200" w:line="360" w:lineRule="auto"/>
+        <w:ind w:left="1560" w:firstLine="720"/>
+        <w:jc w:val="both"/>
+        <w:rPr>
+          <w:rFonts w:ascii="Arial" w:eastAsia="Arial" w:hAnsi="Arial" w:cs="Arial"/>
+          <w:lang w:val="en-ID"/>
+        </w:rPr>
+      </w:pPr>
+      <w:proofErr w:type="spellStart"/>
+      <w:r>
+        <w:rPr>
+          <w:rFonts w:ascii="Arial" w:eastAsia="Arial" w:hAnsi="Arial" w:cs="Arial"/>
+          <w:lang w:val="en-ID"/>
+        </w:rPr>
+        <w:t>Berdasarkan</w:t>
+      </w:r>
+      <w:proofErr w:type="spellEnd"/>
+      <w:r>
+        <w:rPr>
+          <w:rFonts w:ascii="Arial" w:eastAsia="Arial" w:hAnsi="Arial" w:cs="Arial"/>
+          <w:lang w:val="en-ID"/>
+        </w:rPr>
+        <w:t xml:space="preserve"> Nota Dinas </w:t>
+      </w:r>
+      <w:proofErr w:type="spellStart"/>
+      <w:r>
+        <w:rPr>
+          <w:rFonts w:ascii="Arial" w:eastAsia="Arial" w:hAnsi="Arial" w:cs="Arial"/>
+          <w:lang w:val="en-ID"/>
+        </w:rPr>
+        <w:t>Saudara</w:t>
+      </w:r>
+      <w:proofErr w:type="spellEnd"/>
+      <w:r>
+        <w:rPr>
+          <w:rFonts w:ascii="Arial" w:eastAsia="Arial" w:hAnsi="Arial" w:cs="Arial"/>
+          <w:lang w:val="en-ID"/>
+        </w:rPr>
+        <w:t xml:space="preserve"> </w:t>
+      </w:r>
+      <w:proofErr w:type="spellStart"/>
+      <w:r>
+        <w:rPr>
+          <w:rFonts w:ascii="Arial" w:eastAsia="Arial" w:hAnsi="Arial" w:cs="Arial"/>
+          <w:lang w:val="en-ID"/>
+        </w:rPr>
+        <w:t>dengan</w:t>
+      </w:r>
+      <w:proofErr w:type="spellEnd"/>
+      <w:r>
+        <w:rPr>
+          <w:rFonts w:ascii="Arial" w:eastAsia="Arial" w:hAnsi="Arial" w:cs="Arial"/>
+          <w:lang w:val="en-ID"/>
+        </w:rPr>
+        <w:t xml:space="preserve"> </w:t>
+      </w:r>
+      <w:proofErr w:type="spellStart"/>
+      <w:r>
+        <w:rPr>
+          <w:rFonts w:ascii="Arial" w:eastAsia="Arial" w:hAnsi="Arial" w:cs="Arial"/>
+          <w:lang w:val="en-ID"/>
+        </w:rPr>
+        <w:t>rincian</w:t>
+      </w:r>
+      <w:proofErr w:type="spellEnd"/>
+      <w:r>
+        <w:rPr>
+          <w:rFonts w:ascii="Arial" w:eastAsia="Arial" w:hAnsi="Arial" w:cs="Arial"/>
+          <w:lang w:val="en-ID"/>
+        </w:rPr>
+        <w:t xml:space="preserve"> </w:t>
+      </w:r>
+      <w:proofErr w:type="spellStart"/>
+      <w:r>
+        <w:rPr>
+          <w:rFonts w:ascii="Arial" w:eastAsia="Arial" w:hAnsi="Arial" w:cs="Arial"/>
+          <w:lang w:val="en-ID"/>
+        </w:rPr>
+        <w:t>sebagai</w:t>
+      </w:r>
+      <w:proofErr w:type="spellEnd"/>
+      <w:r>
+        <w:rPr>
+          <w:rFonts w:ascii="Arial" w:eastAsia="Arial" w:hAnsi="Arial" w:cs="Arial"/>
+          <w:lang w:val="en-ID"/>
+        </w:rPr>
+        <w:t xml:space="preserve"> </w:t>
+      </w:r>
+      <w:proofErr w:type="spellStart"/>
+      <w:r>
+        <w:rPr>
+          <w:rFonts w:ascii="Arial" w:eastAsia="Arial" w:hAnsi="Arial" w:cs="Arial"/>
+          <w:lang w:val="en-ID"/>
+        </w:rPr>
+        <w:t>berikut</w:t>
+      </w:r>
+      <w:proofErr w:type="spellEnd"/>
+      <w:r>
+        <w:rPr>
+          <w:rFonts w:ascii="Arial" w:eastAsia="Arial" w:hAnsi="Arial" w:cs="Arial"/>
+          <w:lang w:val="en-ID"/>
+        </w:rPr>
+        <w:t>:</w:t>
+      </w:r>
+    </w:p>
+    <w:p>
+      <w:pPr>
+        <w:pBdr>
+          <w:top w:val="nil"/>
+          <w:left w:val="nil"/>
+          <w:bottom w:val="nil"/>
+          <w:right w:val="nil"/>
+          <w:between w:val="nil"/>
+        </w:pBdr>
+        <w:spacing w:before="200" w:line="360" w:lineRule="auto"/>
+        <w:ind w:left="1560" w:firstLine="720"/>
+        <w:jc w:val="both"/>
+        <w:rPr>
+          <w:rFonts w:ascii="Arial" w:eastAsia="Arial" w:hAnsi="Arial" w:cs="Arial"/>
+          <w:lang w:val="en-ID"/>
+        </w:rPr>
+      </w:pPr>
+      <w:r>
+        <w:rPr>
+          <w:rFonts w:ascii="Arial" w:eastAsia="Arial" w:hAnsi="Arial" w:cs="Arial"/>
+          <w:lang w:val="en-ID"/>
+        </w:rPr>
+        <w:t>{#nodin}</w:t>
+      </w:r>
+    </w:p>
+    <w:p>
+      <w:pPr>
+        <w:pBdr>
+          <w:top w:val="nil"/>
+          <w:left w:val="nil"/>
+          <w:bottom w:val="nil"/>
+          <w:right w:val="nil"/>
+          <w:between w:val="nil"/>
+        </w:pBdr>
+        <w:spacing w:before="200" w:line="360" w:lineRule="auto"/>
+        <w:ind w:left="1560" w:firstLine="720"/>
+        <w:jc w:val="both"/>
+        <w:rPr>
+          <w:rFonts w:ascii="Arial" w:eastAsia="Arial" w:hAnsi="Arial" w:cs="Arial"/>
+          <w:lang w:val="en-ID"/>
+        </w:rPr>
+      </w:pPr>
+      <w:r>
+        <w:rPr>
+          <w:rFonts w:ascii="Arial" w:eastAsia="Arial" w:hAnsi="Arial" w:cs="Arial"/>
+          <w:lang w:val="en-ID"/>
+        </w:rPr>
+        <w:t xml:space="preserve">a. </w:t>
+      </w:r>
+      <w:proofErr w:type="spellStart"/>
+      <w:r>
+        <w:rPr>
+          <w:rFonts w:ascii="Arial" w:eastAsia="Arial" w:hAnsi="Arial" w:cs="Arial"/>
+          <w:lang w:val="en-ID"/>
+        </w:rPr>
+        <w:t>Nomor</w:t>
+      </w:r>
+      <w:proofErr w:type="spellEnd"/>
+      <w:r>
+        <w:rPr>
+          <w:rFonts w:ascii="Arial" w:eastAsia="Arial" w:hAnsi="Arial" w:cs="Arial"/>
+          <w:lang w:val="en-ID"/>
+        </w:rPr>
+        <w:t xml:space="preserve"> {</w:t>
+      </w:r>
+      <w:proofErr w:type="spellStart"/>
+      <w:r>
+        <w:rPr>
+          <w:rFonts w:ascii="Arial" w:eastAsia="Arial" w:hAnsi="Arial" w:cs="Arial"/>
+          <w:lang w:val="en-ID"/>
+        </w:rPr>
+        <w:t>nodin-nomor</w:t>
+      </w:r>
+      <w:proofErr w:type="spellEnd"/>
+      <w:r>
+        <w:rPr>
+          <w:rFonts w:ascii="Arial" w:eastAsia="Arial" w:hAnsi="Arial" w:cs="Arial"/>
+          <w:lang w:val="en-ID"/>
+        </w:rPr>
+        <w:t xml:space="preserve">} </w:t>
+      </w:r>
+      <w:proofErr w:type="spellStart"/>
+      <w:r>
+        <w:rPr>
+          <w:rFonts w:ascii="Arial" w:eastAsia="Arial" w:hAnsi="Arial" w:cs="Arial"/>
+          <w:lang w:val="en-ID"/>
+        </w:rPr>
+        <w:t>tanggal</w:t>
+      </w:r>
+      <w:proofErr w:type="spellEnd"/>
+      <w:r>
+        <w:rPr>
+          <w:rFonts w:ascii="Arial" w:eastAsia="Arial" w:hAnsi="Arial" w:cs="Arial"/>
+          <w:lang w:val="en-ID"/>
+        </w:rPr>
+        <w:t xml:space="preserve"> {</w:t>
+      </w:r>
+      <w:proofErr w:type="spellStart"/>
+      <w:r>
+        <w:rPr>
+          <w:rFonts w:ascii="Arial" w:eastAsia="Arial" w:hAnsi="Arial" w:cs="Arial"/>
+          <w:lang w:val="en-ID"/>
+        </w:rPr>
+        <w:t>nodin-tanggal</w:t>
+      </w:r>
+      <w:proofErr w:type="spellEnd"/>
+      <w:r>
+        <w:rPr>
+          <w:rFonts w:ascii="Arial" w:eastAsia="Arial" w:hAnsi="Arial" w:cs="Arial"/>
+          <w:lang w:val="en-ID"/>
+        </w:rPr>
+        <w:t xml:space="preserve">} </w:t>
+      </w:r>
+      <w:proofErr w:type="spellStart"/>
+      <w:r>
+        <w:rPr>
+          <w:rFonts w:ascii="Arial" w:eastAsia="Arial" w:hAnsi="Arial" w:cs="Arial"/>
+          <w:lang w:val="en-ID"/>
+        </w:rPr>
+        <w:t>perihal</w:t>
+      </w:r>
+      <w:proofErr w:type="spellEnd"/>
+      <w:r>
+        <w:rPr>
+          <w:rFonts w:ascii="Arial" w:eastAsia="Arial" w:hAnsi="Arial" w:cs="Arial"/>
+          <w:lang w:val="en-ID"/>
+        </w:rPr>
+        <w:t xml:space="preserve"> {</w:t>
+      </w:r>
+      <w:proofErr w:type="spellStart"/>
+      <w:r>
+        <w:rPr>
+          <w:rFonts w:ascii="Arial" w:eastAsia="Arial" w:hAnsi="Arial" w:cs="Arial"/>
+          <w:lang w:val="en-ID"/>
+        </w:rPr>
+        <w:t>nodin-hal</w:t>
+      </w:r>
+      <w:proofErr w:type="spellEnd"/>
+      <w:r>
+        <w:rPr>
+          <w:rFonts w:ascii="Arial" w:eastAsia="Arial" w:hAnsi="Arial" w:cs="Arial"/>
+          <w:lang w:val="en-ID"/>
+        </w:rPr>
+        <w:t>};</w:t>
+      </w:r>
+    </w:p>
+    <w:p>
+      <w:pPr>
+        <w:pBdr>
+          <w:top w:val="nil"/>
+          <w:left w:val="nil"/>
+          <w:bottom w:val="nil"/>
+          <w:right w:val="nil"/>
+          <w:between w:val="nil"/>
+        </w:pBdr>
+        <w:spacing w:before="200" w:line="360" w:lineRule="auto"/>
+        <w:ind w:left="1560" w:firstLine="720"/>
+        <w:jc w:val="both"/>
+        <w:rPr>
+          <w:rFonts w:ascii="Arial" w:eastAsia="Arial" w:hAnsi="Arial" w:cs="Arial"/>
+          <w:lang w:val="en-ID"/>
+        </w:rPr>
+      </w:pPr>
+      <w:r>
+        <w:rPr>
+          <w:rFonts w:ascii="Arial" w:eastAsia="Arial" w:hAnsi="Arial" w:cs="Arial"/>
+          <w:lang w:val="en-ID"/>
+        </w:rPr>
+        <w:t>{/</w:t>
+      </w:r>
+      <w:proofErr w:type="spellStart"/>
+      <w:r>
+        <w:rPr>
+          <w:rFonts w:ascii="Arial" w:eastAsia="Arial" w:hAnsi="Arial" w:cs="Arial"/>
+          <w:lang w:val="en-ID"/>
+        </w:rPr>
+        <w:t>nodin</w:t>
+      </w:r>
+      <w:proofErr w:type="spellEnd"/>
+      <w:r>
+        <w:rPr>
+          <w:rFonts w:ascii="Arial" w:eastAsia="Arial" w:hAnsi="Arial" w:cs="Arial"/>
+          <w:lang w:val="en-ID"/>
+        </w:rPr>
+        <w:t>}</w:t>
+      </w:r>
+    </w:p>
+    <w:p>
+      <w:pPr>
+        <w:pBdr>
+          <w:top w:val="nil"/>
+          <w:left w:val="nil"/>
+          <w:bottom w:val="nil"/>
+          <w:right w:val="nil"/>
+          <w:between w:val="nil"/>
+        </w:pBdr>
+        <w:spacing w:before="200" w:line="360" w:lineRule="auto"/>
+        <w:ind w:left="1560" w:firstLine="720"/>
+        <w:jc w:val="both"/>
+        <w:rPr>
+          <w:rFonts w:ascii="Arial" w:eastAsia="Arial" w:hAnsi="Arial" w:cs="Arial"/>
+          <w:lang w:val="en-ID"/>
+        </w:rPr>
+      </w:pPr>
+      <w:proofErr w:type="spellStart"/>
+      <w:r>
+        <w:rPr>
+          <w:rFonts w:ascii="Arial" w:eastAsia="Arial" w:hAnsi="Arial" w:cs="Arial"/>
+          <w:lang w:val="en-ID"/>
+        </w:rPr>
+        <w:lastRenderedPageBreak/>
+        <w:t>sebagaimana</w:t>
+      </w:r>
+      <w:proofErr w:type="spellEnd"/>
+      <w:r>
+        <w:rPr>
+          <w:rFonts w:ascii="Arial" w:eastAsia="Arial" w:hAnsi="Arial" w:cs="Arial"/>
+          <w:lang w:val="en-ID"/>
+        </w:rPr>
+        <w:t xml:space="preserve"> </w:t>
+      </w:r>
+      <w:proofErr w:type="spellStart"/>
+      <w:r>
+        <w:rPr>
+          <w:rFonts w:ascii="Arial" w:eastAsia="Arial" w:hAnsi="Arial" w:cs="Arial"/>
+          <w:lang w:val="en-ID"/>
+        </w:rPr>
+        <w:t>tercantum</w:t>
+      </w:r>
+      <w:proofErr w:type="spellEnd"/>
+      <w:r>
+        <w:rPr>
+          <w:rFonts w:ascii="Arial" w:eastAsia="Arial" w:hAnsi="Arial" w:cs="Arial"/>
+          <w:lang w:val="en-ID"/>
+        </w:rPr>
+        <w:t xml:space="preserve"> </w:t>
+      </w:r>
+      <w:proofErr w:type="spellStart"/>
+      <w:r>
+        <w:rPr>
+          <w:rFonts w:ascii="Arial" w:eastAsia="Arial" w:hAnsi="Arial" w:cs="Arial"/>
+          <w:lang w:val="en-ID"/>
+        </w:rPr>
+        <w:t>dalam</w:t>
+      </w:r>
+      <w:proofErr w:type="spellEnd"/>
+      <w:r>
+        <w:rPr>
+          <w:rFonts w:ascii="Arial" w:eastAsia="Arial" w:hAnsi="Arial" w:cs="Arial"/>
+          <w:lang w:val="en-ID"/>
+        </w:rPr>
+        <w:t xml:space="preserve"> </w:t>
+      </w:r>
+      <w:proofErr w:type="spellStart"/>
+      <w:r>
+        <w:rPr>
+          <w:rFonts w:ascii="Arial" w:eastAsia="Arial" w:hAnsi="Arial" w:cs="Arial"/>
+          <w:lang w:val="en-ID"/>
+        </w:rPr>
+        <w:t>lampiran</w:t>
+      </w:r>
+      <w:proofErr w:type="spellEnd"/>
+      <w:r>
+        <w:rPr>
+          <w:rFonts w:ascii="Arial" w:eastAsia="Arial" w:hAnsi="Arial" w:cs="Arial"/>
+          <w:lang w:val="en-ID"/>
+        </w:rPr>
+        <w:t xml:space="preserve"> </w:t>
+      </w:r>
+      <w:proofErr w:type="spellStart"/>
+      <w:r>
+        <w:rPr>
+          <w:rFonts w:ascii="Arial" w:eastAsia="Arial" w:hAnsi="Arial" w:cs="Arial"/>
+          <w:lang w:val="en-ID"/>
+        </w:rPr>
         <w:t>surat</w:t>
       </w:r>
       <w:proofErr w:type="spellEnd"/>
       <w:r>
         <w:rPr>
           <w:rFonts w:ascii="Arial" w:eastAsia="Arial" w:hAnsi="Arial" w:cs="Arial"/>
-        </w:rPr>
-        <w:t xml:space="preserve"> </w:t>
-      </w:r>
-      <w:proofErr w:type="spellStart"/>
-      <w:r>
-        <w:rPr>
-          <w:rFonts w:ascii="Arial" w:eastAsia="Arial" w:hAnsi="Arial" w:cs="Arial"/>
-        </w:rPr>
-        <w:t>Saudara</w:t>
-      </w:r>
-      <w:proofErr w:type="spellEnd"/>
-      <w:r>
-        <w:rPr>
-          <w:rFonts w:ascii="Arial" w:eastAsia="Arial" w:hAnsi="Arial" w:cs="Arial"/>
-        </w:rPr>
-        <w:t xml:space="preserve"> </w:t>
-      </w:r>
-      <w:proofErr w:type="spellStart"/>
-      <w:r>
-        <w:rPr>
-          <w:rFonts w:ascii="Arial" w:eastAsia="Arial" w:hAnsi="Arial" w:cs="Arial"/>
-        </w:rPr>
-        <w:t>tanggal</w:t>
-      </w:r>
-      <w:proofErr w:type="spellEnd"/>
-      <w:r>
-        <w:rPr>
-          <w:rFonts w:ascii="Arial" w:eastAsia="Arial" w:hAnsi="Arial" w:cs="Arial"/>
-          <w:b/>
-          <w:bCs/>
-        </w:rPr>
-        <w:t xml:space="preserve"> </w:t>
-      </w:r>
-      <w:r>
-        <w:rPr>
-          <w:rFonts w:ascii="Arial" w:eastAsia="Arial" w:hAnsi="Arial" w:cs="Arial"/>
-          <w:highlight w:val="yellow"/>
-        </w:rPr>
-        <w:t>{</w:t>
-      </w:r>
-      <w:proofErr w:type="spellStart"/>
-      <w:r>
-        <w:rPr>
-          <w:rFonts w:ascii="Arial" w:eastAsia="Arial" w:hAnsi="Arial" w:cs="Arial"/>
-          <w:highlight w:val="yellow"/>
-        </w:rPr>
-        <w:t>nodin</w:t>
-      </w:r>
-      <w:r>
-        <w:rPr>
-          <w:rFonts w:ascii="Arial" w:eastAsia="Arial" w:hAnsi="Arial" w:cs="Arial"/>
-          <w:highlight w:val="yellow"/>
-        </w:rPr>
-        <w:t>-</w:t>
-      </w:r>
-      <w:r>
-        <w:rPr>
-          <w:rFonts w:ascii="Arial" w:eastAsia="Arial" w:hAnsi="Arial" w:cs="Arial"/>
-          <w:highlight w:val="yellow"/>
-        </w:rPr>
-        <w:t>tanggal</w:t>
-      </w:r>
-      <w:proofErr w:type="spellEnd"/>
-      <w:r>
-        <w:rPr>
-          <w:rFonts w:ascii="Arial" w:eastAsia="Arial" w:hAnsi="Arial" w:cs="Arial"/>
+          <w:lang w:val="en-ID"/>
+        </w:rPr>
+        <w:t xml:space="preserve"> </w:t>
+      </w:r>
+      <w:proofErr w:type="spellStart"/>
+      <w:r>
+        <w:rPr>
+          <w:rFonts w:ascii="Arial" w:eastAsia="Arial" w:hAnsi="Arial" w:cs="Arial"/>
+          <w:lang w:val="en-ID"/>
+        </w:rPr>
+        <w:t>ini</w:t>
+      </w:r>
+      <w:proofErr w:type="spellEnd"/>
+      <w:r>
+        <w:rPr>
+          <w:rFonts w:ascii="Arial" w:eastAsia="Arial" w:hAnsi="Arial" w:cs="Arial"/>
+          <w:lang w:val="en-ID"/>
+        </w:rPr>
+        <w:t xml:space="preserve">, pada </w:t>
+      </w:r>
+      <w:proofErr w:type="spellStart"/>
+      <w:r>
+        <w:rPr>
+          <w:rFonts w:ascii="Arial" w:eastAsia="Arial" w:hAnsi="Arial" w:cs="Arial"/>
+          <w:lang w:val="en-ID"/>
+        </w:rPr>
+        <w:t>prinsipnya</w:t>
+      </w:r>
+      <w:proofErr w:type="spellEnd"/>
+      <w:r>
+        <w:rPr>
+          <w:rFonts w:ascii="Arial" w:eastAsia="Arial" w:hAnsi="Arial" w:cs="Arial"/>
+          <w:lang w:val="en-ID"/>
+        </w:rPr>
+        <w:t xml:space="preserve"> </w:t>
+      </w:r>
+      <w:proofErr w:type="spellStart"/>
+      <w:r>
+        <w:rPr>
+          <w:rFonts w:ascii="Arial" w:eastAsia="Arial" w:hAnsi="Arial" w:cs="Arial"/>
+          <w:lang w:val="en-ID"/>
+        </w:rPr>
+        <w:t>permohonan</w:t>
+      </w:r>
+      <w:proofErr w:type="spellEnd"/>
+      <w:r>
+        <w:rPr>
+          <w:rFonts w:ascii="Arial" w:eastAsia="Arial" w:hAnsi="Arial" w:cs="Arial"/>
+          <w:lang w:val="en-ID"/>
+        </w:rPr>
+        <w:t xml:space="preserve"> </w:t>
+      </w:r>
+      <w:proofErr w:type="spellStart"/>
+      <w:r>
+        <w:rPr>
+          <w:rFonts w:ascii="Arial" w:eastAsia="Arial" w:hAnsi="Arial" w:cs="Arial"/>
+          <w:lang w:val="en-ID"/>
+        </w:rPr>
+        <w:t>dimaksud</w:t>
+      </w:r>
+      <w:proofErr w:type="spellEnd"/>
+      <w:r>
+        <w:rPr>
+          <w:rFonts w:ascii="Arial" w:eastAsia="Arial" w:hAnsi="Arial" w:cs="Arial"/>
+          <w:lang w:val="en-ID"/>
+        </w:rPr>
+        <w:t xml:space="preserve"> </w:t>
+      </w:r>
+      <w:proofErr w:type="spellStart"/>
+      <w:r>
+        <w:rPr>
+          <w:rFonts w:ascii="Arial" w:eastAsia="Arial" w:hAnsi="Arial" w:cs="Arial"/>
+          <w:lang w:val="en-ID"/>
+        </w:rPr>
+        <w:t>dapat</w:t>
+      </w:r>
+      <w:proofErr w:type="spellEnd"/>
+      <w:r>
+        <w:rPr>
+          <w:rFonts w:ascii="Arial" w:eastAsia="Arial" w:hAnsi="Arial" w:cs="Arial"/>
+          <w:lang w:val="en-ID"/>
+        </w:rPr>
+        <w:t xml:space="preserve"> </w:t>
+      </w:r>
+      <w:proofErr w:type="spellStart"/>
+      <w:r>
+        <w:rPr>
+          <w:rFonts w:ascii="Arial" w:eastAsia="Arial" w:hAnsi="Arial" w:cs="Arial"/>
+          <w:lang w:val="en-ID"/>
+        </w:rPr>
+        <w:t>disetujui</w:t>
+      </w:r>
+      <w:proofErr w:type="spellEnd"/>
+      <w:r>
+        <w:rPr>
+          <w:rFonts w:ascii="Arial" w:eastAsia="Arial" w:hAnsi="Arial" w:cs="Arial"/>
+          <w:lang w:val="en-ID"/>
+        </w:rPr>
+        <w:t xml:space="preserve"> dan </w:t>
+      </w:r>
+      <w:proofErr w:type="spellStart"/>
+      <w:r>
+        <w:rPr>
+          <w:rFonts w:ascii="Arial" w:eastAsia="Arial" w:hAnsi="Arial" w:cs="Arial"/>
+          <w:lang w:val="en-ID"/>
+        </w:rPr>
+        <w:t>dilaksanakan</w:t>
+      </w:r>
+      <w:proofErr w:type="spellEnd"/>
+      <w:r>
+        <w:rPr>
+          <w:rFonts w:ascii="Arial" w:eastAsia="Arial" w:hAnsi="Arial" w:cs="Arial"/>
+          <w:lang w:val="en-ID"/>
+        </w:rPr>
+        <w:t xml:space="preserve"> </w:t>
+      </w:r>
+      <w:proofErr w:type="spellStart"/>
+      <w:r>
+        <w:rPr>
+          <w:rFonts w:ascii="Arial" w:eastAsia="Arial" w:hAnsi="Arial" w:cs="Arial"/>
+          <w:lang w:val="en-ID"/>
+        </w:rPr>
+        <w:t>sesuai</w:t>
+      </w:r>
+      <w:proofErr w:type="spellEnd"/>
+      <w:r>
+        <w:rPr>
+          <w:rFonts w:ascii="Arial" w:eastAsia="Arial" w:hAnsi="Arial" w:cs="Arial"/>
+          <w:lang w:val="en-ID"/>
+        </w:rPr>
+        <w:t xml:space="preserve"> </w:t>
+      </w:r>
+      <w:proofErr w:type="spellStart"/>
+      <w:r>
+        <w:rPr>
+          <w:rFonts w:ascii="Arial" w:eastAsia="Arial" w:hAnsi="Arial" w:cs="Arial"/>
+          <w:lang w:val="en-ID"/>
+        </w:rPr>
+        <w:t>dengan</w:t>
+      </w:r>
+      <w:proofErr w:type="spellEnd"/>
+      <w:r>
+        <w:rPr>
+          <w:rFonts w:ascii="Arial" w:eastAsia="Arial" w:hAnsi="Arial" w:cs="Arial"/>
+          <w:lang w:val="en-ID"/>
+        </w:rPr>
+        <w:t xml:space="preserve"> </w:t>
+      </w:r>
+      <w:proofErr w:type="spellStart"/>
+      <w:r>
+        <w:rPr>
+          <w:rFonts w:ascii="Arial" w:eastAsia="Arial" w:hAnsi="Arial" w:cs="Arial"/>
+          <w:lang w:val="en-ID"/>
+        </w:rPr>
+        <w:t>ketentuan</w:t>
+      </w:r>
+      <w:proofErr w:type="spellEnd"/>
+      <w:r>
+        <w:rPr>
+          <w:rFonts w:ascii="Arial" w:eastAsia="Arial" w:hAnsi="Arial" w:cs="Arial"/>
+          <w:lang w:val="en-ID"/>
+        </w:rPr>
+        <w:t xml:space="preserve"> </w:t>
+      </w:r>
+      <w:proofErr w:type="spellStart"/>
+      <w:r>
+        <w:rPr>
+          <w:rFonts w:ascii="Arial" w:eastAsia="Arial" w:hAnsi="Arial" w:cs="Arial"/>
+          <w:lang w:val="en-ID"/>
+        </w:rPr>
+        <w:t>peraturan</w:t>
+      </w:r>
+      <w:proofErr w:type="spellEnd"/>
+      <w:r>
+        <w:rPr>
+          <w:rFonts w:ascii="Arial" w:eastAsia="Arial" w:hAnsi="Arial" w:cs="Arial"/>
+          <w:lang w:val="en-ID"/>
+        </w:rPr>
+        <w:t xml:space="preserve"> </w:t>
+      </w:r>
+      <w:proofErr w:type="spellStart"/>
+      <w:r>
+        <w:rPr>
+          <w:rFonts w:ascii="Arial" w:eastAsia="Arial" w:hAnsi="Arial" w:cs="Arial"/>
+          <w:lang w:val="en-ID"/>
+        </w:rPr>
+        <w:t>perundang-undangan</w:t>
+      </w:r>
+      <w:proofErr w:type="spellEnd"/>
+      <w:r>
+        <w:rPr>
+          <w:rFonts w:ascii="Arial" w:eastAsia="Arial" w:hAnsi="Arial" w:cs="Arial"/>
+          <w:lang w:val="en-ID"/>
+        </w:rPr>
+        <w:t>.</w:t>
+      </w:r>
+    </w:p>
+    <w:p>
+      <w:pPr>
+        <w:pBdr>
+          <w:top w:val="nil"/>
+          <w:left w:val="nil"/>
+          <w:bottom w:val="nil"/>
+          <w:right w:val="nil"/>
+          <w:between w:val="nil"/>
+        </w:pBdr>
+        <w:spacing w:before="200" w:line="360" w:lineRule="auto"/>
+        <w:ind w:left="1560" w:firstLine="720"/>
+        <w:jc w:val="both"/>
+        <w:rPr>
+          <w:rFonts w:ascii="Arial" w:eastAsia="Arial" w:hAnsi="Arial" w:cs="Arial"/>
+          <w:lang w:val="en-ID"/>
+        </w:rPr>
+      </w:pPr>
+      <w:r>
+        <w:rPr>
+          <w:rFonts w:ascii="Arial" w:eastAsia="Arial" w:hAnsi="Arial" w:cs="Arial"/>
+          <w:highlight w:val="green"/>
+          <w:lang w:val="en-ID"/>
+        </w:rPr>
+        <w:t>{/</w:t>
+      </w:r>
+      <w:proofErr w:type="spellStart"/>
+      <w:r>
+        <w:rPr>
+          <w:rFonts w:ascii="Arial" w:eastAsia="Arial" w:hAnsi="Arial" w:cs="Arial"/>
+          <w:highlight w:val="green"/>
+          <w:lang w:val="en-ID"/>
+        </w:rPr>
+        <w:t>nodin-jamak</w:t>
+      </w:r>
+      <w:proofErr w:type="spellEnd"/>
+      <w:r>
+        <w:rPr>
+          <w:rFonts w:ascii="Arial" w:eastAsia="Arial" w:hAnsi="Arial" w:cs="Arial"/>
+          <w:highlight w:val="green"/>
+          <w:lang w:val="en-ID"/>
         </w:rPr>
         <w:t>}</w:t>
-      </w:r>
-      <w:r>
-        <w:rPr>
-          <w:rFonts w:ascii="Arial" w:eastAsia="Arial" w:hAnsi="Arial" w:cs="Arial"/>
-        </w:rPr>
-        <w:t xml:space="preserve"> </w:t>
-      </w:r>
-      <w:proofErr w:type="spellStart"/>
-      <w:r>
-        <w:rPr>
-          <w:rFonts w:ascii="Arial" w:eastAsia="Arial" w:hAnsi="Arial" w:cs="Arial"/>
-        </w:rPr>
-        <w:t>Nomor</w:t>
-      </w:r>
-      <w:proofErr w:type="spellEnd"/>
-      <w:r>
-        <w:rPr>
-          <w:rFonts w:ascii="Arial" w:eastAsia="Arial" w:hAnsi="Arial" w:cs="Arial"/>
-        </w:rPr>
-        <w:t xml:space="preserve"> </w:t>
-      </w:r>
-      <w:r>
-        <w:rPr>
-          <w:rFonts w:ascii="Arial" w:eastAsia="Arial" w:hAnsi="Arial" w:cs="Arial"/>
-          <w:highlight w:val="yellow"/>
-        </w:rPr>
-        <w:t>{</w:t>
-      </w:r>
-      <w:proofErr w:type="spellStart"/>
-      <w:r>
-        <w:rPr>
-          <w:rFonts w:ascii="Arial" w:eastAsia="Arial" w:hAnsi="Arial" w:cs="Arial"/>
-          <w:highlight w:val="yellow"/>
-        </w:rPr>
-        <w:t>nodin</w:t>
-      </w:r>
-      <w:r>
-        <w:rPr>
-          <w:rFonts w:ascii="Arial" w:eastAsia="Arial" w:hAnsi="Arial" w:cs="Arial"/>
-          <w:highlight w:val="yellow"/>
-        </w:rPr>
-        <w:t>-</w:t>
-      </w:r>
-      <w:r>
-        <w:rPr>
-          <w:rFonts w:ascii="Arial" w:eastAsia="Arial" w:hAnsi="Arial" w:cs="Arial"/>
-          <w:highlight w:val="yellow"/>
-        </w:rPr>
-        <w:t>nomor</w:t>
-      </w:r>
-      <w:proofErr w:type="spellEnd"/>
-      <w:r>
-        <w:rPr>
-          <w:rFonts w:ascii="Arial" w:eastAsia="Arial" w:hAnsi="Arial" w:cs="Arial"/>
-        </w:rPr>
-        <w:t>}</w:t>
-      </w:r>
-      <w:r>
-        <w:rPr>
-          <w:rFonts w:ascii="Arial" w:eastAsia="Arial" w:hAnsi="Arial" w:cs="Arial"/>
-        </w:rPr>
-        <w:t xml:space="preserve"> </w:t>
-      </w:r>
-      <w:proofErr w:type="spellStart"/>
-      <w:r>
-        <w:rPr>
-          <w:rFonts w:ascii="Arial" w:eastAsia="Arial" w:hAnsi="Arial" w:cs="Arial"/>
-        </w:rPr>
-        <w:t>perihal</w:t>
-      </w:r>
-      <w:proofErr w:type="spellEnd"/>
-      <w:r>
-        <w:rPr>
-          <w:rFonts w:ascii="Arial" w:eastAsia="Arial" w:hAnsi="Arial" w:cs="Arial"/>
-        </w:rPr>
-        <w:t xml:space="preserve"> </w:t>
-      </w:r>
-      <w:r>
-        <w:rPr>
-          <w:rFonts w:ascii="Arial" w:eastAsia="Arial" w:hAnsi="Arial" w:cs="Arial"/>
-          <w:highlight w:val="yellow"/>
-        </w:rPr>
-        <w:t>{</w:t>
-      </w:r>
-      <w:proofErr w:type="spellStart"/>
-      <w:r>
-        <w:rPr>
-          <w:rFonts w:ascii="Arial" w:eastAsia="Arial" w:hAnsi="Arial" w:cs="Arial"/>
-          <w:highlight w:val="yellow"/>
-        </w:rPr>
-        <w:t>nodin-hal</w:t>
-      </w:r>
-      <w:proofErr w:type="spellEnd"/>
-      <w:r>
-        <w:rPr>
-          <w:rFonts w:ascii="Arial" w:eastAsia="Arial" w:hAnsi="Arial" w:cs="Arial"/>
-          <w:highlight w:val="yellow"/>
-        </w:rPr>
-        <w:t>}</w:t>
-      </w:r>
-      <w:r>
-        <w:rPr>
-          <w:rFonts w:ascii="Arial" w:eastAsia="Arial" w:hAnsi="Arial" w:cs="Arial"/>
-        </w:rPr>
-        <w:t xml:space="preserve"> </w:t>
-      </w:r>
-      <w:proofErr w:type="spellStart"/>
-      <w:r>
-        <w:rPr>
-          <w:rFonts w:ascii="Arial" w:eastAsia="Arial" w:hAnsi="Arial" w:cs="Arial"/>
-        </w:rPr>
-        <w:t>sebagaimana</w:t>
-      </w:r>
-      <w:proofErr w:type="spellEnd"/>
-      <w:r>
-        <w:rPr>
-          <w:rFonts w:ascii="Arial" w:eastAsia="Arial" w:hAnsi="Arial" w:cs="Arial"/>
-        </w:rPr>
-        <w:t xml:space="preserve"> </w:t>
-      </w:r>
-      <w:proofErr w:type="spellStart"/>
-      <w:r>
-        <w:rPr>
-          <w:rFonts w:ascii="Arial" w:eastAsia="Arial" w:hAnsi="Arial" w:cs="Arial"/>
-        </w:rPr>
-        <w:t>tercantum</w:t>
-      </w:r>
-      <w:proofErr w:type="spellEnd"/>
-      <w:r>
-        <w:rPr>
-          <w:rFonts w:ascii="Arial" w:eastAsia="Arial" w:hAnsi="Arial" w:cs="Arial"/>
-        </w:rPr>
-        <w:t xml:space="preserve"> </w:t>
-      </w:r>
-      <w:proofErr w:type="spellStart"/>
-      <w:r>
-        <w:rPr>
-          <w:rFonts w:ascii="Arial" w:eastAsia="Arial" w:hAnsi="Arial" w:cs="Arial"/>
-        </w:rPr>
-        <w:t>dalam</w:t>
-      </w:r>
-      <w:proofErr w:type="spellEnd"/>
-      <w:r>
-        <w:rPr>
-          <w:rFonts w:ascii="Arial" w:eastAsia="Arial" w:hAnsi="Arial" w:cs="Arial"/>
-        </w:rPr>
-        <w:t xml:space="preserve"> </w:t>
-      </w:r>
-      <w:proofErr w:type="spellStart"/>
-      <w:r>
-        <w:rPr>
-          <w:rFonts w:ascii="Arial" w:eastAsia="Arial" w:hAnsi="Arial" w:cs="Arial"/>
-        </w:rPr>
-        <w:t>lampiran</w:t>
-      </w:r>
-      <w:proofErr w:type="spellEnd"/>
-      <w:r>
-        <w:rPr>
-          <w:rFonts w:ascii="Arial" w:eastAsia="Arial" w:hAnsi="Arial" w:cs="Arial"/>
-        </w:rPr>
-        <w:t xml:space="preserve"> </w:t>
-      </w:r>
-      <w:proofErr w:type="spellStart"/>
-      <w:r>
-        <w:rPr>
-          <w:rFonts w:ascii="Arial" w:eastAsia="Arial" w:hAnsi="Arial" w:cs="Arial"/>
-        </w:rPr>
-        <w:t>surat</w:t>
-      </w:r>
-      <w:proofErr w:type="spellEnd"/>
-      <w:r>
-        <w:rPr>
-          <w:rFonts w:ascii="Arial" w:eastAsia="Arial" w:hAnsi="Arial" w:cs="Arial"/>
-        </w:rPr>
-        <w:t xml:space="preserve"> </w:t>
-      </w:r>
-      <w:proofErr w:type="spellStart"/>
-      <w:r>
-        <w:rPr>
-          <w:rFonts w:ascii="Arial" w:eastAsia="Arial" w:hAnsi="Arial" w:cs="Arial"/>
-        </w:rPr>
-        <w:t>ini</w:t>
-      </w:r>
-      <w:proofErr w:type="spellEnd"/>
-      <w:r>
-        <w:rPr>
-          <w:rFonts w:ascii="Arial" w:eastAsia="Arial" w:hAnsi="Arial" w:cs="Arial"/>
-        </w:rPr>
-        <w:t xml:space="preserve">, pada </w:t>
-      </w:r>
-      <w:proofErr w:type="spellStart"/>
-      <w:r>
-        <w:rPr>
-          <w:rFonts w:ascii="Arial" w:eastAsia="Arial" w:hAnsi="Arial" w:cs="Arial"/>
-        </w:rPr>
-        <w:t>prinsipnya</w:t>
-      </w:r>
-      <w:proofErr w:type="spellEnd"/>
-      <w:r>
-        <w:rPr>
-          <w:rFonts w:ascii="Arial" w:eastAsia="Arial" w:hAnsi="Arial" w:cs="Arial"/>
-        </w:rPr>
-        <w:t xml:space="preserve"> </w:t>
-      </w:r>
-      <w:proofErr w:type="spellStart"/>
-      <w:r>
-        <w:rPr>
-          <w:rFonts w:ascii="Arial" w:eastAsia="Arial" w:hAnsi="Arial" w:cs="Arial"/>
-        </w:rPr>
-        <w:t>dapat</w:t>
-      </w:r>
-      <w:proofErr w:type="spellEnd"/>
-      <w:r>
-        <w:rPr>
-          <w:rFonts w:ascii="Arial" w:eastAsia="Arial" w:hAnsi="Arial" w:cs="Arial"/>
-        </w:rPr>
-        <w:t xml:space="preserve"> </w:t>
-      </w:r>
-      <w:proofErr w:type="spellStart"/>
-      <w:r>
-        <w:rPr>
-          <w:rFonts w:ascii="Arial" w:eastAsia="Arial" w:hAnsi="Arial" w:cs="Arial"/>
-        </w:rPr>
-        <w:t>disetujui</w:t>
-      </w:r>
-      <w:proofErr w:type="spellEnd"/>
-      <w:r>
-        <w:rPr>
-          <w:rFonts w:ascii="Arial" w:eastAsia="Arial" w:hAnsi="Arial" w:cs="Arial"/>
-        </w:rPr>
-        <w:t xml:space="preserve"> dan </w:t>
-      </w:r>
-      <w:proofErr w:type="spellStart"/>
-      <w:r>
-        <w:rPr>
-          <w:rFonts w:ascii="Arial" w:eastAsia="Arial" w:hAnsi="Arial" w:cs="Arial"/>
-        </w:rPr>
-        <w:t>dilaksanakan</w:t>
-      </w:r>
-      <w:proofErr w:type="spellEnd"/>
-      <w:r>
-        <w:rPr>
-          <w:rFonts w:ascii="Arial" w:eastAsia="Arial" w:hAnsi="Arial" w:cs="Arial"/>
-        </w:rPr>
-        <w:t xml:space="preserve"> </w:t>
-      </w:r>
-      <w:proofErr w:type="spellStart"/>
-      <w:r>
-        <w:rPr>
-          <w:rFonts w:ascii="Arial" w:eastAsia="Arial" w:hAnsi="Arial" w:cs="Arial"/>
-        </w:rPr>
-        <w:t>sesuai</w:t>
-      </w:r>
-      <w:proofErr w:type="spellEnd"/>
-      <w:r>
-        <w:rPr>
-          <w:rFonts w:ascii="Arial" w:eastAsia="Arial" w:hAnsi="Arial" w:cs="Arial"/>
-        </w:rPr>
-        <w:t xml:space="preserve"> </w:t>
-      </w:r>
-      <w:proofErr w:type="spellStart"/>
-      <w:r>
-        <w:rPr>
-          <w:rFonts w:ascii="Arial" w:eastAsia="Arial" w:hAnsi="Arial" w:cs="Arial"/>
-        </w:rPr>
-        <w:t>ketentuan</w:t>
-      </w:r>
-      <w:proofErr w:type="spellEnd"/>
-      <w:r>
-        <w:rPr>
-          <w:rFonts w:ascii="Arial" w:eastAsia="Arial" w:hAnsi="Arial" w:cs="Arial"/>
-        </w:rPr>
-        <w:t>.</w:t>
       </w:r>
     </w:p>
     <w:p>
@@ -1989,7 +2691,6 @@
         <w:rPr>
           <w:rFonts w:ascii="Arial" w:eastAsia="Arial" w:hAnsi="Arial" w:cs="Arial"/>
         </w:rPr>
-        <w:lastRenderedPageBreak/>
         <w:t>Pengelola</w:t>
       </w:r>
       <w:proofErr w:type="spellEnd"/>
@@ -2363,19 +3064,7 @@
           <w:rFonts w:ascii="Arial" w:eastAsia="Arial" w:hAnsi="Arial" w:cs="Arial"/>
         </w:rPr>
         <w:lastRenderedPageBreak/>
-        <w:t xml:space="preserve">LAMPIRAN </w:t>
-      </w:r>
-      <w:r>
-        <w:rPr>
-          <w:rFonts w:ascii="Arial" w:eastAsia="Arial" w:hAnsi="Arial" w:cs="Arial"/>
-        </w:rPr>
-        <w:t>PERSETUJUAN BUPATI</w:t>
-      </w:r>
-      <w:r>
-        <w:rPr>
-          <w:rFonts w:ascii="Arial" w:eastAsia="Arial" w:hAnsi="Arial" w:cs="Arial"/>
-        </w:rPr>
-        <w:t xml:space="preserve"> NOMOR </w:t>
+        <w:t xml:space="preserve">LAMPIRAN PERSETUJUAN BUPATI NOMOR </w:t>
       </w:r>
       <w:r>
         <w:rPr>
@@ -2390,7 +3079,7 @@
           <w:rFonts w:ascii="Arial" w:eastAsia="Arial" w:hAnsi="Arial" w:cs="Arial"/>
           <w:highlight w:val="yellow"/>
         </w:rPr>
-        <w:t>nodin</w:t>
+        <w:t>persetujuan</w:t>
       </w:r>
       <w:r>
         <w:rPr>
@@ -5585,7 +6274,6 @@
   <w:style w:type="character" w:default="1" w:styleId="DefaultParagraphFont">
     <w:name w:val="Default Paragraph Font"/>
     <w:uiPriority w:val="1"/>
-    <w:semiHidden/>
     <w:unhideWhenUsed/>
   </w:style>
   <w:style w:type="table" w:default="1" w:styleId="TableNormal">
